--- a/output/outcomes.docx
+++ b/output/outcomes.docx
@@ -17,7 +17,7 @@
         <w:tblLook w:firstRow="1" w:lastRow="0" w:firstColumn="0" w:lastColumn="0" w:noHBand="0" w:noVBand="1"/>
       </w:tblPr>
       <w:tblGrid>
-        <w:gridCol w:w="2257"/>
+        <w:gridCol w:w="2074"/>
         <w:gridCol w:w="1609"/>
         <w:gridCol w:w="1609"/>
         <w:gridCol w:w="1609"/>
@@ -13018,5046 +13018,6 @@
                 <w:color w:val="000000"/>
               </w:rPr>
               <w:t xml:space="preserve">6 (2.8%)</w:t>
-            </w:r>
-          </w:p>
-        </w:tc>
-        <w:tc>
-          <w:tcPr>
-            <w:tcBorders>
-              <w:bottom w:val="none" w:sz="0" w:space="0" w:color="000000"/>
-              <w:top w:val="none" w:sz="0" w:space="0" w:color="000000"/>
-              <w:left w:val="none" w:sz="0" w:space="0" w:color="000000"/>
-              <w:right w:val="none" w:sz="0" w:space="0" w:color="000000"/>
-            </w:tcBorders>
-            <w:shd w:val="clear" w:color="auto" w:fill="FFFFFF"/>
-            <w:tcMar>
-              <w:top w:w="0" w:type="dxa"/>
-              <w:bottom w:w="0" w:type="dxa"/>
-              <w:left w:w="0" w:type="dxa"/>
-              <w:right w:w="0" w:type="dxa"/>
-            </w:tcMar>
-            <w:vAlign w:val="top"/>
-          </w:tcPr>
-          <w:p>
-            <w:pPr>
-              <w:pStyle w:val="Normal"/>
-              <w:jc w:val="center"/>
-              <w:pBdr>
-                <w:bottom w:val="none" w:sz="0" w:space="0" w:color="000000"/>
-                <w:top w:val="none" w:sz="0" w:space="0" w:color="000000"/>
-                <w:left w:val="none" w:sz="0" w:space="0" w:color="000000"/>
-                <w:right w:val="none" w:sz="0" w:space="0" w:color="000000"/>
-              </w:pBdr>
-              <w:spacing w:after="100" w:before="100" w:line="240"/>
-              <w:ind w:left="100" w:right="100" w:firstLine="0" w:firstLineChars="0"/>
-              <w:rPr>
-                <w:rFonts w:ascii="Arial" w:hAnsi="Arial" w:eastAsia="Arial" w:cs="Arial"/>
-                <w:i w:val="false"/>
-                <w:b w:val="false"/>
-                <w:u w:val="none"/>
-                <w:strike w:val="false"/>
-                <w:sz w:val="22"/>
-                <w:szCs w:val="22"/>
-                <w:color w:val="000000"/>
-              </w:rPr>
-            </w:pPr>
-            <w:r>
-              <w:rPr>
-                <w:rFonts w:ascii="Arial" w:hAnsi="Arial" w:eastAsia="Arial" w:cs="Arial"/>
-                <w:i w:val="false"/>
-                <w:b w:val="false"/>
-                <w:u w:val="none"/>
-                <w:strike w:val="false"/>
-                <w:sz w:val="22"/>
-                <w:szCs w:val="22"/>
-                <w:color w:val="000000"/>
-              </w:rPr>
-              <w:t xml:space="preserve"/>
-            </w:r>
-          </w:p>
-        </w:tc>
-      </w:tr>
-      <w:tr>
-        <w:trPr>
-          <w:trHeight w:val="574" w:hRule="auto"/>
-        </w:trPr>
-        <w:tc>
-          <w:tcPr>
-            <w:tcBorders>
-              <w:bottom w:val="none" w:sz="0" w:space="0" w:color="000000"/>
-              <w:top w:val="none" w:sz="0" w:space="0" w:color="000000"/>
-              <w:left w:val="none" w:sz="0" w:space="0" w:color="000000"/>
-              <w:right w:val="none" w:sz="0" w:space="0" w:color="000000"/>
-            </w:tcBorders>
-            <w:shd w:val="clear" w:color="auto" w:fill="FFFFFF"/>
-            <w:tcMar>
-              <w:top w:w="0" w:type="dxa"/>
-              <w:bottom w:w="0" w:type="dxa"/>
-              <w:left w:w="0" w:type="dxa"/>
-              <w:right w:w="0" w:type="dxa"/>
-            </w:tcMar>
-            <w:vAlign w:val="top"/>
-          </w:tcPr>
-          <w:p>
-            <w:pPr>
-              <w:pStyle w:val="Normal"/>
-              <w:jc w:val="left"/>
-              <w:pBdr>
-                <w:bottom w:val="none" w:sz="0" w:space="0" w:color="000000"/>
-                <w:top w:val="none" w:sz="0" w:space="0" w:color="000000"/>
-                <w:left w:val="none" w:sz="0" w:space="0" w:color="000000"/>
-                <w:right w:val="none" w:sz="0" w:space="0" w:color="000000"/>
-              </w:pBdr>
-              <w:spacing w:after="100" w:before="100" w:line="240"/>
-              <w:ind w:left="100" w:right="100" w:firstLine="0" w:firstLineChars="0"/>
-              <w:rPr>
-                <w:rFonts w:ascii="Arial" w:hAnsi="Arial" w:eastAsia="Arial" w:cs="Arial"/>
-                <w:i w:val="false"/>
-                <w:b w:val="true"/>
-                <w:u w:val="none"/>
-                <w:strike w:val="false"/>
-                <w:sz w:val="22"/>
-                <w:szCs w:val="22"/>
-                <w:color w:val="000000"/>
-              </w:rPr>
-            </w:pPr>
-            <w:r>
-              <w:rPr>
-                <w:rFonts w:ascii="Arial" w:hAnsi="Arial" w:eastAsia="Arial" w:cs="Arial"/>
-                <w:i w:val="false"/>
-                <w:b w:val="true"/>
-                <w:u w:val="none"/>
-                <w:strike w:val="false"/>
-                <w:sz w:val="22"/>
-                <w:szCs w:val="22"/>
-                <w:color w:val="000000"/>
-              </w:rPr>
-              <w:t xml:space="preserve">REC011</w:t>
-            </w:r>
-          </w:p>
-        </w:tc>
-        <w:tc>
-          <w:tcPr>
-            <w:tcBorders>
-              <w:bottom w:val="none" w:sz="0" w:space="0" w:color="000000"/>
-              <w:top w:val="none" w:sz="0" w:space="0" w:color="000000"/>
-              <w:left w:val="none" w:sz="0" w:space="0" w:color="000000"/>
-              <w:right w:val="none" w:sz="0" w:space="0" w:color="000000"/>
-            </w:tcBorders>
-            <w:shd w:val="clear" w:color="auto" w:fill="FFFFFF"/>
-            <w:tcMar>
-              <w:top w:w="0" w:type="dxa"/>
-              <w:bottom w:w="0" w:type="dxa"/>
-              <w:left w:w="0" w:type="dxa"/>
-              <w:right w:w="0" w:type="dxa"/>
-            </w:tcMar>
-            <w:vAlign w:val="top"/>
-          </w:tcPr>
-          <w:p>
-            <w:pPr>
-              <w:pStyle w:val="Normal"/>
-              <w:jc w:val="center"/>
-              <w:pBdr>
-                <w:bottom w:val="none" w:sz="0" w:space="0" w:color="000000"/>
-                <w:top w:val="none" w:sz="0" w:space="0" w:color="000000"/>
-                <w:left w:val="none" w:sz="0" w:space="0" w:color="000000"/>
-                <w:right w:val="none" w:sz="0" w:space="0" w:color="000000"/>
-              </w:pBdr>
-              <w:spacing w:after="100" w:before="100" w:line="240"/>
-              <w:ind w:left="100" w:right="100" w:firstLine="0" w:firstLineChars="0"/>
-              <w:rPr>
-                <w:rFonts w:ascii="Arial" w:hAnsi="Arial" w:eastAsia="Arial" w:cs="Arial"/>
-                <w:i w:val="false"/>
-                <w:b w:val="false"/>
-                <w:u w:val="none"/>
-                <w:strike w:val="false"/>
-                <w:sz w:val="22"/>
-                <w:szCs w:val="22"/>
-                <w:color w:val="000000"/>
-              </w:rPr>
-            </w:pPr>
-            <w:r>
-              <w:rPr>
-                <w:rFonts w:ascii="Arial" w:hAnsi="Arial" w:eastAsia="Arial" w:cs="Arial"/>
-                <w:i w:val="false"/>
-                <w:b w:val="false"/>
-                <w:u w:val="none"/>
-                <w:strike w:val="false"/>
-                <w:sz w:val="22"/>
-                <w:szCs w:val="22"/>
-                <w:color w:val="000000"/>
-              </w:rPr>
-              <w:t xml:space="preserve"/>
-            </w:r>
-          </w:p>
-        </w:tc>
-        <w:tc>
-          <w:tcPr>
-            <w:tcBorders>
-              <w:bottom w:val="none" w:sz="0" w:space="0" w:color="000000"/>
-              <w:top w:val="none" w:sz="0" w:space="0" w:color="000000"/>
-              <w:left w:val="none" w:sz="0" w:space="0" w:color="000000"/>
-              <w:right w:val="none" w:sz="0" w:space="0" w:color="000000"/>
-            </w:tcBorders>
-            <w:shd w:val="clear" w:color="auto" w:fill="FFFFFF"/>
-            <w:tcMar>
-              <w:top w:w="0" w:type="dxa"/>
-              <w:bottom w:w="0" w:type="dxa"/>
-              <w:left w:w="0" w:type="dxa"/>
-              <w:right w:w="0" w:type="dxa"/>
-            </w:tcMar>
-            <w:vAlign w:val="top"/>
-          </w:tcPr>
-          <w:p>
-            <w:pPr>
-              <w:pStyle w:val="Normal"/>
-              <w:jc w:val="center"/>
-              <w:pBdr>
-                <w:bottom w:val="none" w:sz="0" w:space="0" w:color="000000"/>
-                <w:top w:val="none" w:sz="0" w:space="0" w:color="000000"/>
-                <w:left w:val="none" w:sz="0" w:space="0" w:color="000000"/>
-                <w:right w:val="none" w:sz="0" w:space="0" w:color="000000"/>
-              </w:pBdr>
-              <w:spacing w:after="100" w:before="100" w:line="240"/>
-              <w:ind w:left="100" w:right="100" w:firstLine="0" w:firstLineChars="0"/>
-              <w:rPr>
-                <w:rFonts w:ascii="Arial" w:hAnsi="Arial" w:eastAsia="Arial" w:cs="Arial"/>
-                <w:i w:val="false"/>
-                <w:b w:val="false"/>
-                <w:u w:val="none"/>
-                <w:strike w:val="false"/>
-                <w:sz w:val="22"/>
-                <w:szCs w:val="22"/>
-                <w:color w:val="000000"/>
-              </w:rPr>
-            </w:pPr>
-            <w:r>
-              <w:rPr>
-                <w:rFonts w:ascii="Arial" w:hAnsi="Arial" w:eastAsia="Arial" w:cs="Arial"/>
-                <w:i w:val="false"/>
-                <w:b w:val="false"/>
-                <w:u w:val="none"/>
-                <w:strike w:val="false"/>
-                <w:sz w:val="22"/>
-                <w:szCs w:val="22"/>
-                <w:color w:val="000000"/>
-              </w:rPr>
-              <w:t xml:space="preserve"/>
-            </w:r>
-          </w:p>
-        </w:tc>
-        <w:tc>
-          <w:tcPr>
-            <w:tcBorders>
-              <w:bottom w:val="none" w:sz="0" w:space="0" w:color="000000"/>
-              <w:top w:val="none" w:sz="0" w:space="0" w:color="000000"/>
-              <w:left w:val="none" w:sz="0" w:space="0" w:color="000000"/>
-              <w:right w:val="none" w:sz="0" w:space="0" w:color="000000"/>
-            </w:tcBorders>
-            <w:shd w:val="clear" w:color="auto" w:fill="FFFFFF"/>
-            <w:tcMar>
-              <w:top w:w="0" w:type="dxa"/>
-              <w:bottom w:w="0" w:type="dxa"/>
-              <w:left w:w="0" w:type="dxa"/>
-              <w:right w:w="0" w:type="dxa"/>
-            </w:tcMar>
-            <w:vAlign w:val="top"/>
-          </w:tcPr>
-          <w:p>
-            <w:pPr>
-              <w:pStyle w:val="Normal"/>
-              <w:jc w:val="center"/>
-              <w:pBdr>
-                <w:bottom w:val="none" w:sz="0" w:space="0" w:color="000000"/>
-                <w:top w:val="none" w:sz="0" w:space="0" w:color="000000"/>
-                <w:left w:val="none" w:sz="0" w:space="0" w:color="000000"/>
-                <w:right w:val="none" w:sz="0" w:space="0" w:color="000000"/>
-              </w:pBdr>
-              <w:spacing w:after="100" w:before="100" w:line="240"/>
-              <w:ind w:left="100" w:right="100" w:firstLine="0" w:firstLineChars="0"/>
-              <w:rPr>
-                <w:rFonts w:ascii="Arial" w:hAnsi="Arial" w:eastAsia="Arial" w:cs="Arial"/>
-                <w:i w:val="false"/>
-                <w:b w:val="false"/>
-                <w:u w:val="none"/>
-                <w:strike w:val="false"/>
-                <w:sz w:val="22"/>
-                <w:szCs w:val="22"/>
-                <w:color w:val="000000"/>
-              </w:rPr>
-            </w:pPr>
-            <w:r>
-              <w:rPr>
-                <w:rFonts w:ascii="Arial" w:hAnsi="Arial" w:eastAsia="Arial" w:cs="Arial"/>
-                <w:i w:val="false"/>
-                <w:b w:val="false"/>
-                <w:u w:val="none"/>
-                <w:strike w:val="false"/>
-                <w:sz w:val="22"/>
-                <w:szCs w:val="22"/>
-                <w:color w:val="000000"/>
-              </w:rPr>
-              <w:t xml:space="preserve"/>
-            </w:r>
-          </w:p>
-        </w:tc>
-        <w:tc>
-          <w:tcPr>
-            <w:tcBorders>
-              <w:bottom w:val="none" w:sz="0" w:space="0" w:color="000000"/>
-              <w:top w:val="none" w:sz="0" w:space="0" w:color="000000"/>
-              <w:left w:val="none" w:sz="0" w:space="0" w:color="000000"/>
-              <w:right w:val="none" w:sz="0" w:space="0" w:color="000000"/>
-            </w:tcBorders>
-            <w:shd w:val="clear" w:color="auto" w:fill="FFFFFF"/>
-            <w:tcMar>
-              <w:top w:w="0" w:type="dxa"/>
-              <w:bottom w:w="0" w:type="dxa"/>
-              <w:left w:w="0" w:type="dxa"/>
-              <w:right w:w="0" w:type="dxa"/>
-            </w:tcMar>
-            <w:vAlign w:val="top"/>
-          </w:tcPr>
-          <w:p>
-            <w:pPr>
-              <w:pStyle w:val="Normal"/>
-              <w:jc w:val="center"/>
-              <w:pBdr>
-                <w:bottom w:val="none" w:sz="0" w:space="0" w:color="000000"/>
-                <w:top w:val="none" w:sz="0" w:space="0" w:color="000000"/>
-                <w:left w:val="none" w:sz="0" w:space="0" w:color="000000"/>
-                <w:right w:val="none" w:sz="0" w:space="0" w:color="000000"/>
-              </w:pBdr>
-              <w:spacing w:after="100" w:before="100" w:line="240"/>
-              <w:ind w:left="100" w:right="100" w:firstLine="0" w:firstLineChars="0"/>
-              <w:rPr>
-                <w:rFonts w:ascii="Arial" w:hAnsi="Arial" w:eastAsia="Arial" w:cs="Arial"/>
-                <w:i w:val="false"/>
-                <w:b w:val="false"/>
-                <w:u w:val="none"/>
-                <w:strike w:val="false"/>
-                <w:sz w:val="22"/>
-                <w:szCs w:val="22"/>
-                <w:color w:val="000000"/>
-              </w:rPr>
-            </w:pPr>
-            <w:r>
-              <w:rPr>
-                <w:rFonts w:ascii="Arial" w:hAnsi="Arial" w:eastAsia="Arial" w:cs="Arial"/>
-                <w:i w:val="false"/>
-                <w:b w:val="false"/>
-                <w:u w:val="none"/>
-                <w:strike w:val="false"/>
-                <w:sz w:val="22"/>
-                <w:szCs w:val="22"/>
-                <w:color w:val="000000"/>
-              </w:rPr>
-              <w:t xml:space="preserve">0.090</w:t>
-            </w:r>
-          </w:p>
-        </w:tc>
-      </w:tr>
-      <w:tr>
-        <w:trPr>
-          <w:trHeight w:val="617" w:hRule="auto"/>
-        </w:trPr>
-        <w:tc>
-          <w:tcPr>
-            <w:tcBorders>
-              <w:bottom w:val="none" w:sz="0" w:space="0" w:color="000000"/>
-              <w:top w:val="none" w:sz="0" w:space="0" w:color="000000"/>
-              <w:left w:val="none" w:sz="0" w:space="0" w:color="000000"/>
-              <w:right w:val="none" w:sz="0" w:space="0" w:color="000000"/>
-            </w:tcBorders>
-            <w:shd w:val="clear" w:color="auto" w:fill="FFFFFF"/>
-            <w:tcMar>
-              <w:top w:w="0" w:type="dxa"/>
-              <w:bottom w:w="0" w:type="dxa"/>
-              <w:left w:w="0" w:type="dxa"/>
-              <w:right w:w="0" w:type="dxa"/>
-            </w:tcMar>
-            <w:vAlign w:val="top"/>
-          </w:tcPr>
-          <w:p>
-            <w:pPr>
-              <w:pStyle w:val="Normal"/>
-              <w:jc w:val="left"/>
-              <w:pBdr>
-                <w:bottom w:val="none" w:sz="0" w:space="0" w:color="000000"/>
-                <w:top w:val="none" w:sz="0" w:space="0" w:color="000000"/>
-                <w:left w:val="none" w:sz="0" w:space="0" w:color="000000"/>
-                <w:right w:val="none" w:sz="0" w:space="0" w:color="000000"/>
-              </w:pBdr>
-              <w:spacing w:after="100" w:before="100" w:line="240"/>
-              <w:ind w:left="300" w:right="100" w:firstLine="0" w:firstLineChars="0"/>
-              <w:rPr>
-                <w:rFonts w:ascii="Arial" w:hAnsi="Arial" w:eastAsia="Arial" w:cs="Arial"/>
-                <w:i w:val="false"/>
-                <w:b w:val="false"/>
-                <w:u w:val="none"/>
-                <w:strike w:val="false"/>
-                <w:sz w:val="22"/>
-                <w:szCs w:val="22"/>
-                <w:color w:val="000000"/>
-              </w:rPr>
-            </w:pPr>
-            <w:r>
-              <w:rPr>
-                <w:rFonts w:ascii="Arial" w:hAnsi="Arial" w:eastAsia="Arial" w:cs="Arial"/>
-                <w:i w:val="false"/>
-                <w:b w:val="false"/>
-                <w:u w:val="none"/>
-                <w:strike w:val="false"/>
-                <w:sz w:val="22"/>
-                <w:szCs w:val="22"/>
-                <w:color w:val="000000"/>
-              </w:rPr>
-              <w:t xml:space="preserve">0</w:t>
-            </w:r>
-          </w:p>
-        </w:tc>
-        <w:tc>
-          <w:tcPr>
-            <w:tcBorders>
-              <w:bottom w:val="none" w:sz="0" w:space="0" w:color="000000"/>
-              <w:top w:val="none" w:sz="0" w:space="0" w:color="000000"/>
-              <w:left w:val="none" w:sz="0" w:space="0" w:color="000000"/>
-              <w:right w:val="none" w:sz="0" w:space="0" w:color="000000"/>
-            </w:tcBorders>
-            <w:shd w:val="clear" w:color="auto" w:fill="FFFFFF"/>
-            <w:tcMar>
-              <w:top w:w="0" w:type="dxa"/>
-              <w:bottom w:w="0" w:type="dxa"/>
-              <w:left w:w="0" w:type="dxa"/>
-              <w:right w:w="0" w:type="dxa"/>
-            </w:tcMar>
-            <w:vAlign w:val="top"/>
-          </w:tcPr>
-          <w:p>
-            <w:pPr>
-              <w:pStyle w:val="Normal"/>
-              <w:jc w:val="center"/>
-              <w:pBdr>
-                <w:bottom w:val="none" w:sz="0" w:space="0" w:color="000000"/>
-                <w:top w:val="none" w:sz="0" w:space="0" w:color="000000"/>
-                <w:left w:val="none" w:sz="0" w:space="0" w:color="000000"/>
-                <w:right w:val="none" w:sz="0" w:space="0" w:color="000000"/>
-              </w:pBdr>
-              <w:spacing w:after="100" w:before="100" w:line="240"/>
-              <w:ind w:left="100" w:right="100" w:firstLine="0" w:firstLineChars="0"/>
-              <w:rPr>
-                <w:rFonts w:ascii="Arial" w:hAnsi="Arial" w:eastAsia="Arial" w:cs="Arial"/>
-                <w:i w:val="false"/>
-                <w:b w:val="false"/>
-                <w:u w:val="none"/>
-                <w:strike w:val="false"/>
-                <w:sz w:val="22"/>
-                <w:szCs w:val="22"/>
-                <w:color w:val="000000"/>
-              </w:rPr>
-            </w:pPr>
-            <w:r>
-              <w:rPr>
-                <w:rFonts w:ascii="Arial" w:hAnsi="Arial" w:eastAsia="Arial" w:cs="Arial"/>
-                <w:i w:val="false"/>
-                <w:b w:val="false"/>
-                <w:u w:val="none"/>
-                <w:strike w:val="false"/>
-                <w:sz w:val="22"/>
-                <w:szCs w:val="22"/>
-                <w:color w:val="000000"/>
-              </w:rPr>
-              <w:t xml:space="preserve">249 (91.2%)</w:t>
-            </w:r>
-          </w:p>
-        </w:tc>
-        <w:tc>
-          <w:tcPr>
-            <w:tcBorders>
-              <w:bottom w:val="none" w:sz="0" w:space="0" w:color="000000"/>
-              <w:top w:val="none" w:sz="0" w:space="0" w:color="000000"/>
-              <w:left w:val="none" w:sz="0" w:space="0" w:color="000000"/>
-              <w:right w:val="none" w:sz="0" w:space="0" w:color="000000"/>
-            </w:tcBorders>
-            <w:shd w:val="clear" w:color="auto" w:fill="FFFFFF"/>
-            <w:tcMar>
-              <w:top w:w="0" w:type="dxa"/>
-              <w:bottom w:w="0" w:type="dxa"/>
-              <w:left w:w="0" w:type="dxa"/>
-              <w:right w:w="0" w:type="dxa"/>
-            </w:tcMar>
-            <w:vAlign w:val="top"/>
-          </w:tcPr>
-          <w:p>
-            <w:pPr>
-              <w:pStyle w:val="Normal"/>
-              <w:jc w:val="center"/>
-              <w:pBdr>
-                <w:bottom w:val="none" w:sz="0" w:space="0" w:color="000000"/>
-                <w:top w:val="none" w:sz="0" w:space="0" w:color="000000"/>
-                <w:left w:val="none" w:sz="0" w:space="0" w:color="000000"/>
-                <w:right w:val="none" w:sz="0" w:space="0" w:color="000000"/>
-              </w:pBdr>
-              <w:spacing w:after="100" w:before="100" w:line="240"/>
-              <w:ind w:left="100" w:right="100" w:firstLine="0" w:firstLineChars="0"/>
-              <w:rPr>
-                <w:rFonts w:ascii="Arial" w:hAnsi="Arial" w:eastAsia="Arial" w:cs="Arial"/>
-                <w:i w:val="false"/>
-                <w:b w:val="false"/>
-                <w:u w:val="none"/>
-                <w:strike w:val="false"/>
-                <w:sz w:val="22"/>
-                <w:szCs w:val="22"/>
-                <w:color w:val="000000"/>
-              </w:rPr>
-            </w:pPr>
-            <w:r>
-              <w:rPr>
-                <w:rFonts w:ascii="Arial" w:hAnsi="Arial" w:eastAsia="Arial" w:cs="Arial"/>
-                <w:i w:val="false"/>
-                <w:b w:val="false"/>
-                <w:u w:val="none"/>
-                <w:strike w:val="false"/>
-                <w:sz w:val="22"/>
-                <w:szCs w:val="22"/>
-                <w:color w:val="000000"/>
-              </w:rPr>
-              <w:t xml:space="preserve">91 (87.5%)</w:t>
-            </w:r>
-          </w:p>
-        </w:tc>
-        <w:tc>
-          <w:tcPr>
-            <w:tcBorders>
-              <w:bottom w:val="none" w:sz="0" w:space="0" w:color="000000"/>
-              <w:top w:val="none" w:sz="0" w:space="0" w:color="000000"/>
-              <w:left w:val="none" w:sz="0" w:space="0" w:color="000000"/>
-              <w:right w:val="none" w:sz="0" w:space="0" w:color="000000"/>
-            </w:tcBorders>
-            <w:shd w:val="clear" w:color="auto" w:fill="FFFFFF"/>
-            <w:tcMar>
-              <w:top w:w="0" w:type="dxa"/>
-              <w:bottom w:w="0" w:type="dxa"/>
-              <w:left w:w="0" w:type="dxa"/>
-              <w:right w:w="0" w:type="dxa"/>
-            </w:tcMar>
-            <w:vAlign w:val="top"/>
-          </w:tcPr>
-          <w:p>
-            <w:pPr>
-              <w:pStyle w:val="Normal"/>
-              <w:jc w:val="center"/>
-              <w:pBdr>
-                <w:bottom w:val="none" w:sz="0" w:space="0" w:color="000000"/>
-                <w:top w:val="none" w:sz="0" w:space="0" w:color="000000"/>
-                <w:left w:val="none" w:sz="0" w:space="0" w:color="000000"/>
-                <w:right w:val="none" w:sz="0" w:space="0" w:color="000000"/>
-              </w:pBdr>
-              <w:spacing w:after="100" w:before="100" w:line="240"/>
-              <w:ind w:left="100" w:right="100" w:firstLine="0" w:firstLineChars="0"/>
-              <w:rPr>
-                <w:rFonts w:ascii="Arial" w:hAnsi="Arial" w:eastAsia="Arial" w:cs="Arial"/>
-                <w:i w:val="false"/>
-                <w:b w:val="false"/>
-                <w:u w:val="none"/>
-                <w:strike w:val="false"/>
-                <w:sz w:val="22"/>
-                <w:szCs w:val="22"/>
-                <w:color w:val="000000"/>
-              </w:rPr>
-            </w:pPr>
-            <w:r>
-              <w:rPr>
-                <w:rFonts w:ascii="Arial" w:hAnsi="Arial" w:eastAsia="Arial" w:cs="Arial"/>
-                <w:i w:val="false"/>
-                <w:b w:val="false"/>
-                <w:u w:val="none"/>
-                <w:strike w:val="false"/>
-                <w:sz w:val="22"/>
-                <w:szCs w:val="22"/>
-                <w:color w:val="000000"/>
-              </w:rPr>
-              <w:t xml:space="preserve">158 (93.5%)</w:t>
-            </w:r>
-          </w:p>
-        </w:tc>
-        <w:tc>
-          <w:tcPr>
-            <w:tcBorders>
-              <w:bottom w:val="none" w:sz="0" w:space="0" w:color="000000"/>
-              <w:top w:val="none" w:sz="0" w:space="0" w:color="000000"/>
-              <w:left w:val="none" w:sz="0" w:space="0" w:color="000000"/>
-              <w:right w:val="none" w:sz="0" w:space="0" w:color="000000"/>
-            </w:tcBorders>
-            <w:shd w:val="clear" w:color="auto" w:fill="FFFFFF"/>
-            <w:tcMar>
-              <w:top w:w="0" w:type="dxa"/>
-              <w:bottom w:w="0" w:type="dxa"/>
-              <w:left w:w="0" w:type="dxa"/>
-              <w:right w:w="0" w:type="dxa"/>
-            </w:tcMar>
-            <w:vAlign w:val="top"/>
-          </w:tcPr>
-          <w:p>
-            <w:pPr>
-              <w:pStyle w:val="Normal"/>
-              <w:jc w:val="center"/>
-              <w:pBdr>
-                <w:bottom w:val="none" w:sz="0" w:space="0" w:color="000000"/>
-                <w:top w:val="none" w:sz="0" w:space="0" w:color="000000"/>
-                <w:left w:val="none" w:sz="0" w:space="0" w:color="000000"/>
-                <w:right w:val="none" w:sz="0" w:space="0" w:color="000000"/>
-              </w:pBdr>
-              <w:spacing w:after="100" w:before="100" w:line="240"/>
-              <w:ind w:left="100" w:right="100" w:firstLine="0" w:firstLineChars="0"/>
-              <w:rPr>
-                <w:rFonts w:ascii="Arial" w:hAnsi="Arial" w:eastAsia="Arial" w:cs="Arial"/>
-                <w:i w:val="false"/>
-                <w:b w:val="false"/>
-                <w:u w:val="none"/>
-                <w:strike w:val="false"/>
-                <w:sz w:val="22"/>
-                <w:szCs w:val="22"/>
-                <w:color w:val="000000"/>
-              </w:rPr>
-            </w:pPr>
-            <w:r>
-              <w:rPr>
-                <w:rFonts w:ascii="Arial" w:hAnsi="Arial" w:eastAsia="Arial" w:cs="Arial"/>
-                <w:i w:val="false"/>
-                <w:b w:val="false"/>
-                <w:u w:val="none"/>
-                <w:strike w:val="false"/>
-                <w:sz w:val="22"/>
-                <w:szCs w:val="22"/>
-                <w:color w:val="000000"/>
-              </w:rPr>
-              <w:t xml:space="preserve"/>
-            </w:r>
-          </w:p>
-        </w:tc>
-      </w:tr>
-      <w:tr>
-        <w:trPr>
-          <w:trHeight w:val="617" w:hRule="auto"/>
-        </w:trPr>
-        <w:tc>
-          <w:tcPr>
-            <w:tcBorders>
-              <w:bottom w:val="none" w:sz="0" w:space="0" w:color="000000"/>
-              <w:top w:val="none" w:sz="0" w:space="0" w:color="000000"/>
-              <w:left w:val="none" w:sz="0" w:space="0" w:color="000000"/>
-              <w:right w:val="none" w:sz="0" w:space="0" w:color="000000"/>
-            </w:tcBorders>
-            <w:shd w:val="clear" w:color="auto" w:fill="FFFFFF"/>
-            <w:tcMar>
-              <w:top w:w="0" w:type="dxa"/>
-              <w:bottom w:w="0" w:type="dxa"/>
-              <w:left w:w="0" w:type="dxa"/>
-              <w:right w:w="0" w:type="dxa"/>
-            </w:tcMar>
-            <w:vAlign w:val="top"/>
-          </w:tcPr>
-          <w:p>
-            <w:pPr>
-              <w:pStyle w:val="Normal"/>
-              <w:jc w:val="left"/>
-              <w:pBdr>
-                <w:bottom w:val="none" w:sz="0" w:space="0" w:color="000000"/>
-                <w:top w:val="none" w:sz="0" w:space="0" w:color="000000"/>
-                <w:left w:val="none" w:sz="0" w:space="0" w:color="000000"/>
-                <w:right w:val="none" w:sz="0" w:space="0" w:color="000000"/>
-              </w:pBdr>
-              <w:spacing w:after="100" w:before="100" w:line="240"/>
-              <w:ind w:left="300" w:right="100" w:firstLine="0" w:firstLineChars="0"/>
-              <w:rPr>
-                <w:rFonts w:ascii="Arial" w:hAnsi="Arial" w:eastAsia="Arial" w:cs="Arial"/>
-                <w:i w:val="false"/>
-                <w:b w:val="false"/>
-                <w:u w:val="none"/>
-                <w:strike w:val="false"/>
-                <w:sz w:val="22"/>
-                <w:szCs w:val="22"/>
-                <w:color w:val="000000"/>
-              </w:rPr>
-            </w:pPr>
-            <w:r>
-              <w:rPr>
-                <w:rFonts w:ascii="Arial" w:hAnsi="Arial" w:eastAsia="Arial" w:cs="Arial"/>
-                <w:i w:val="false"/>
-                <w:b w:val="false"/>
-                <w:u w:val="none"/>
-                <w:strike w:val="false"/>
-                <w:sz w:val="22"/>
-                <w:szCs w:val="22"/>
-                <w:color w:val="000000"/>
-              </w:rPr>
-              <w:t xml:space="preserve">1</w:t>
-            </w:r>
-          </w:p>
-        </w:tc>
-        <w:tc>
-          <w:tcPr>
-            <w:tcBorders>
-              <w:bottom w:val="none" w:sz="0" w:space="0" w:color="000000"/>
-              <w:top w:val="none" w:sz="0" w:space="0" w:color="000000"/>
-              <w:left w:val="none" w:sz="0" w:space="0" w:color="000000"/>
-              <w:right w:val="none" w:sz="0" w:space="0" w:color="000000"/>
-            </w:tcBorders>
-            <w:shd w:val="clear" w:color="auto" w:fill="FFFFFF"/>
-            <w:tcMar>
-              <w:top w:w="0" w:type="dxa"/>
-              <w:bottom w:w="0" w:type="dxa"/>
-              <w:left w:w="0" w:type="dxa"/>
-              <w:right w:w="0" w:type="dxa"/>
-            </w:tcMar>
-            <w:vAlign w:val="top"/>
-          </w:tcPr>
-          <w:p>
-            <w:pPr>
-              <w:pStyle w:val="Normal"/>
-              <w:jc w:val="center"/>
-              <w:pBdr>
-                <w:bottom w:val="none" w:sz="0" w:space="0" w:color="000000"/>
-                <w:top w:val="none" w:sz="0" w:space="0" w:color="000000"/>
-                <w:left w:val="none" w:sz="0" w:space="0" w:color="000000"/>
-                <w:right w:val="none" w:sz="0" w:space="0" w:color="000000"/>
-              </w:pBdr>
-              <w:spacing w:after="100" w:before="100" w:line="240"/>
-              <w:ind w:left="100" w:right="100" w:firstLine="0" w:firstLineChars="0"/>
-              <w:rPr>
-                <w:rFonts w:ascii="Arial" w:hAnsi="Arial" w:eastAsia="Arial" w:cs="Arial"/>
-                <w:i w:val="false"/>
-                <w:b w:val="false"/>
-                <w:u w:val="none"/>
-                <w:strike w:val="false"/>
-                <w:sz w:val="22"/>
-                <w:szCs w:val="22"/>
-                <w:color w:val="000000"/>
-              </w:rPr>
-            </w:pPr>
-            <w:r>
-              <w:rPr>
-                <w:rFonts w:ascii="Arial" w:hAnsi="Arial" w:eastAsia="Arial" w:cs="Arial"/>
-                <w:i w:val="false"/>
-                <w:b w:val="false"/>
-                <w:u w:val="none"/>
-                <w:strike w:val="false"/>
-                <w:sz w:val="22"/>
-                <w:szCs w:val="22"/>
-                <w:color w:val="000000"/>
-              </w:rPr>
-              <w:t xml:space="preserve">24 (8.8%)</w:t>
-            </w:r>
-          </w:p>
-        </w:tc>
-        <w:tc>
-          <w:tcPr>
-            <w:tcBorders>
-              <w:bottom w:val="none" w:sz="0" w:space="0" w:color="000000"/>
-              <w:top w:val="none" w:sz="0" w:space="0" w:color="000000"/>
-              <w:left w:val="none" w:sz="0" w:space="0" w:color="000000"/>
-              <w:right w:val="none" w:sz="0" w:space="0" w:color="000000"/>
-            </w:tcBorders>
-            <w:shd w:val="clear" w:color="auto" w:fill="FFFFFF"/>
-            <w:tcMar>
-              <w:top w:w="0" w:type="dxa"/>
-              <w:bottom w:w="0" w:type="dxa"/>
-              <w:left w:w="0" w:type="dxa"/>
-              <w:right w:w="0" w:type="dxa"/>
-            </w:tcMar>
-            <w:vAlign w:val="top"/>
-          </w:tcPr>
-          <w:p>
-            <w:pPr>
-              <w:pStyle w:val="Normal"/>
-              <w:jc w:val="center"/>
-              <w:pBdr>
-                <w:bottom w:val="none" w:sz="0" w:space="0" w:color="000000"/>
-                <w:top w:val="none" w:sz="0" w:space="0" w:color="000000"/>
-                <w:left w:val="none" w:sz="0" w:space="0" w:color="000000"/>
-                <w:right w:val="none" w:sz="0" w:space="0" w:color="000000"/>
-              </w:pBdr>
-              <w:spacing w:after="100" w:before="100" w:line="240"/>
-              <w:ind w:left="100" w:right="100" w:firstLine="0" w:firstLineChars="0"/>
-              <w:rPr>
-                <w:rFonts w:ascii="Arial" w:hAnsi="Arial" w:eastAsia="Arial" w:cs="Arial"/>
-                <w:i w:val="false"/>
-                <w:b w:val="false"/>
-                <w:u w:val="none"/>
-                <w:strike w:val="false"/>
-                <w:sz w:val="22"/>
-                <w:szCs w:val="22"/>
-                <w:color w:val="000000"/>
-              </w:rPr>
-            </w:pPr>
-            <w:r>
-              <w:rPr>
-                <w:rFonts w:ascii="Arial" w:hAnsi="Arial" w:eastAsia="Arial" w:cs="Arial"/>
-                <w:i w:val="false"/>
-                <w:b w:val="false"/>
-                <w:u w:val="none"/>
-                <w:strike w:val="false"/>
-                <w:sz w:val="22"/>
-                <w:szCs w:val="22"/>
-                <w:color w:val="000000"/>
-              </w:rPr>
-              <w:t xml:space="preserve">13 (12.5%)</w:t>
-            </w:r>
-          </w:p>
-        </w:tc>
-        <w:tc>
-          <w:tcPr>
-            <w:tcBorders>
-              <w:bottom w:val="none" w:sz="0" w:space="0" w:color="000000"/>
-              <w:top w:val="none" w:sz="0" w:space="0" w:color="000000"/>
-              <w:left w:val="none" w:sz="0" w:space="0" w:color="000000"/>
-              <w:right w:val="none" w:sz="0" w:space="0" w:color="000000"/>
-            </w:tcBorders>
-            <w:shd w:val="clear" w:color="auto" w:fill="FFFFFF"/>
-            <w:tcMar>
-              <w:top w:w="0" w:type="dxa"/>
-              <w:bottom w:w="0" w:type="dxa"/>
-              <w:left w:w="0" w:type="dxa"/>
-              <w:right w:w="0" w:type="dxa"/>
-            </w:tcMar>
-            <w:vAlign w:val="top"/>
-          </w:tcPr>
-          <w:p>
-            <w:pPr>
-              <w:pStyle w:val="Normal"/>
-              <w:jc w:val="center"/>
-              <w:pBdr>
-                <w:bottom w:val="none" w:sz="0" w:space="0" w:color="000000"/>
-                <w:top w:val="none" w:sz="0" w:space="0" w:color="000000"/>
-                <w:left w:val="none" w:sz="0" w:space="0" w:color="000000"/>
-                <w:right w:val="none" w:sz="0" w:space="0" w:color="000000"/>
-              </w:pBdr>
-              <w:spacing w:after="100" w:before="100" w:line="240"/>
-              <w:ind w:left="100" w:right="100" w:firstLine="0" w:firstLineChars="0"/>
-              <w:rPr>
-                <w:rFonts w:ascii="Arial" w:hAnsi="Arial" w:eastAsia="Arial" w:cs="Arial"/>
-                <w:i w:val="false"/>
-                <w:b w:val="false"/>
-                <w:u w:val="none"/>
-                <w:strike w:val="false"/>
-                <w:sz w:val="22"/>
-                <w:szCs w:val="22"/>
-                <w:color w:val="000000"/>
-              </w:rPr>
-            </w:pPr>
-            <w:r>
-              <w:rPr>
-                <w:rFonts w:ascii="Arial" w:hAnsi="Arial" w:eastAsia="Arial" w:cs="Arial"/>
-                <w:i w:val="false"/>
-                <w:b w:val="false"/>
-                <w:u w:val="none"/>
-                <w:strike w:val="false"/>
-                <w:sz w:val="22"/>
-                <w:szCs w:val="22"/>
-                <w:color w:val="000000"/>
-              </w:rPr>
-              <w:t xml:space="preserve">11 (6.5%)</w:t>
-            </w:r>
-          </w:p>
-        </w:tc>
-        <w:tc>
-          <w:tcPr>
-            <w:tcBorders>
-              <w:bottom w:val="none" w:sz="0" w:space="0" w:color="000000"/>
-              <w:top w:val="none" w:sz="0" w:space="0" w:color="000000"/>
-              <w:left w:val="none" w:sz="0" w:space="0" w:color="000000"/>
-              <w:right w:val="none" w:sz="0" w:space="0" w:color="000000"/>
-            </w:tcBorders>
-            <w:shd w:val="clear" w:color="auto" w:fill="FFFFFF"/>
-            <w:tcMar>
-              <w:top w:w="0" w:type="dxa"/>
-              <w:bottom w:w="0" w:type="dxa"/>
-              <w:left w:w="0" w:type="dxa"/>
-              <w:right w:w="0" w:type="dxa"/>
-            </w:tcMar>
-            <w:vAlign w:val="top"/>
-          </w:tcPr>
-          <w:p>
-            <w:pPr>
-              <w:pStyle w:val="Normal"/>
-              <w:jc w:val="center"/>
-              <w:pBdr>
-                <w:bottom w:val="none" w:sz="0" w:space="0" w:color="000000"/>
-                <w:top w:val="none" w:sz="0" w:space="0" w:color="000000"/>
-                <w:left w:val="none" w:sz="0" w:space="0" w:color="000000"/>
-                <w:right w:val="none" w:sz="0" w:space="0" w:color="000000"/>
-              </w:pBdr>
-              <w:spacing w:after="100" w:before="100" w:line="240"/>
-              <w:ind w:left="100" w:right="100" w:firstLine="0" w:firstLineChars="0"/>
-              <w:rPr>
-                <w:rFonts w:ascii="Arial" w:hAnsi="Arial" w:eastAsia="Arial" w:cs="Arial"/>
-                <w:i w:val="false"/>
-                <w:b w:val="false"/>
-                <w:u w:val="none"/>
-                <w:strike w:val="false"/>
-                <w:sz w:val="22"/>
-                <w:szCs w:val="22"/>
-                <w:color w:val="000000"/>
-              </w:rPr>
-            </w:pPr>
-            <w:r>
-              <w:rPr>
-                <w:rFonts w:ascii="Arial" w:hAnsi="Arial" w:eastAsia="Arial" w:cs="Arial"/>
-                <w:i w:val="false"/>
-                <w:b w:val="false"/>
-                <w:u w:val="none"/>
-                <w:strike w:val="false"/>
-                <w:sz w:val="22"/>
-                <w:szCs w:val="22"/>
-                <w:color w:val="000000"/>
-              </w:rPr>
-              <w:t xml:space="preserve"/>
-            </w:r>
-          </w:p>
-        </w:tc>
-      </w:tr>
-      <w:tr>
-        <w:trPr>
-          <w:trHeight w:val="614" w:hRule="auto"/>
-        </w:trPr>
-        <w:tc>
-          <w:tcPr>
-            <w:tcBorders>
-              <w:bottom w:val="none" w:sz="0" w:space="0" w:color="000000"/>
-              <w:top w:val="none" w:sz="0" w:space="0" w:color="000000"/>
-              <w:left w:val="none" w:sz="0" w:space="0" w:color="000000"/>
-              <w:right w:val="none" w:sz="0" w:space="0" w:color="000000"/>
-            </w:tcBorders>
-            <w:shd w:val="clear" w:color="auto" w:fill="FFFFFF"/>
-            <w:tcMar>
-              <w:top w:w="0" w:type="dxa"/>
-              <w:bottom w:w="0" w:type="dxa"/>
-              <w:left w:w="0" w:type="dxa"/>
-              <w:right w:w="0" w:type="dxa"/>
-            </w:tcMar>
-            <w:vAlign w:val="top"/>
-          </w:tcPr>
-          <w:p>
-            <w:pPr>
-              <w:pStyle w:val="Normal"/>
-              <w:jc w:val="left"/>
-              <w:pBdr>
-                <w:bottom w:val="none" w:sz="0" w:space="0" w:color="000000"/>
-                <w:top w:val="none" w:sz="0" w:space="0" w:color="000000"/>
-                <w:left w:val="none" w:sz="0" w:space="0" w:color="000000"/>
-                <w:right w:val="none" w:sz="0" w:space="0" w:color="000000"/>
-              </w:pBdr>
-              <w:spacing w:after="100" w:before="100" w:line="240"/>
-              <w:ind w:left="300" w:right="100" w:firstLine="0" w:firstLineChars="0"/>
-              <w:rPr>
-                <w:rFonts w:ascii="Arial" w:hAnsi="Arial" w:eastAsia="Arial" w:cs="Arial"/>
-                <w:i w:val="false"/>
-                <w:b w:val="false"/>
-                <w:u w:val="none"/>
-                <w:strike w:val="false"/>
-                <w:sz w:val="22"/>
-                <w:szCs w:val="22"/>
-                <w:color w:val="000000"/>
-              </w:rPr>
-            </w:pPr>
-            <w:r>
-              <w:rPr>
-                <w:rFonts w:ascii="Arial" w:hAnsi="Arial" w:eastAsia="Arial" w:cs="Arial"/>
-                <w:i w:val="false"/>
-                <w:b w:val="false"/>
-                <w:u w:val="none"/>
-                <w:strike w:val="false"/>
-                <w:sz w:val="22"/>
-                <w:szCs w:val="22"/>
-                <w:color w:val="000000"/>
-              </w:rPr>
-              <w:t xml:space="preserve">Missing</w:t>
-            </w:r>
-          </w:p>
-        </w:tc>
-        <w:tc>
-          <w:tcPr>
-            <w:tcBorders>
-              <w:bottom w:val="none" w:sz="0" w:space="0" w:color="000000"/>
-              <w:top w:val="none" w:sz="0" w:space="0" w:color="000000"/>
-              <w:left w:val="none" w:sz="0" w:space="0" w:color="000000"/>
-              <w:right w:val="none" w:sz="0" w:space="0" w:color="000000"/>
-            </w:tcBorders>
-            <w:shd w:val="clear" w:color="auto" w:fill="FFFFFF"/>
-            <w:tcMar>
-              <w:top w:w="0" w:type="dxa"/>
-              <w:bottom w:w="0" w:type="dxa"/>
-              <w:left w:w="0" w:type="dxa"/>
-              <w:right w:w="0" w:type="dxa"/>
-            </w:tcMar>
-            <w:vAlign w:val="top"/>
-          </w:tcPr>
-          <w:p>
-            <w:pPr>
-              <w:pStyle w:val="Normal"/>
-              <w:jc w:val="center"/>
-              <w:pBdr>
-                <w:bottom w:val="none" w:sz="0" w:space="0" w:color="000000"/>
-                <w:top w:val="none" w:sz="0" w:space="0" w:color="000000"/>
-                <w:left w:val="none" w:sz="0" w:space="0" w:color="000000"/>
-                <w:right w:val="none" w:sz="0" w:space="0" w:color="000000"/>
-              </w:pBdr>
-              <w:spacing w:after="100" w:before="100" w:line="240"/>
-              <w:ind w:left="100" w:right="100" w:firstLine="0" w:firstLineChars="0"/>
-              <w:rPr>
-                <w:rFonts w:ascii="Arial" w:hAnsi="Arial" w:eastAsia="Arial" w:cs="Arial"/>
-                <w:i w:val="false"/>
-                <w:b w:val="false"/>
-                <w:u w:val="none"/>
-                <w:strike w:val="false"/>
-                <w:sz w:val="22"/>
-                <w:szCs w:val="22"/>
-                <w:color w:val="000000"/>
-              </w:rPr>
-            </w:pPr>
-            <w:r>
-              <w:rPr>
-                <w:rFonts w:ascii="Arial" w:hAnsi="Arial" w:eastAsia="Arial" w:cs="Arial"/>
-                <w:i w:val="false"/>
-                <w:b w:val="false"/>
-                <w:u w:val="none"/>
-                <w:strike w:val="false"/>
-                <w:sz w:val="22"/>
-                <w:szCs w:val="22"/>
-                <w:color w:val="000000"/>
-              </w:rPr>
-              <w:t xml:space="preserve">139</w:t>
-            </w:r>
-          </w:p>
-        </w:tc>
-        <w:tc>
-          <w:tcPr>
-            <w:tcBorders>
-              <w:bottom w:val="none" w:sz="0" w:space="0" w:color="000000"/>
-              <w:top w:val="none" w:sz="0" w:space="0" w:color="000000"/>
-              <w:left w:val="none" w:sz="0" w:space="0" w:color="000000"/>
-              <w:right w:val="none" w:sz="0" w:space="0" w:color="000000"/>
-            </w:tcBorders>
-            <w:shd w:val="clear" w:color="auto" w:fill="FFFFFF"/>
-            <w:tcMar>
-              <w:top w:w="0" w:type="dxa"/>
-              <w:bottom w:w="0" w:type="dxa"/>
-              <w:left w:w="0" w:type="dxa"/>
-              <w:right w:w="0" w:type="dxa"/>
-            </w:tcMar>
-            <w:vAlign w:val="top"/>
-          </w:tcPr>
-          <w:p>
-            <w:pPr>
-              <w:pStyle w:val="Normal"/>
-              <w:jc w:val="center"/>
-              <w:pBdr>
-                <w:bottom w:val="none" w:sz="0" w:space="0" w:color="000000"/>
-                <w:top w:val="none" w:sz="0" w:space="0" w:color="000000"/>
-                <w:left w:val="none" w:sz="0" w:space="0" w:color="000000"/>
-                <w:right w:val="none" w:sz="0" w:space="0" w:color="000000"/>
-              </w:pBdr>
-              <w:spacing w:after="100" w:before="100" w:line="240"/>
-              <w:ind w:left="100" w:right="100" w:firstLine="0" w:firstLineChars="0"/>
-              <w:rPr>
-                <w:rFonts w:ascii="Arial" w:hAnsi="Arial" w:eastAsia="Arial" w:cs="Arial"/>
-                <w:i w:val="false"/>
-                <w:b w:val="false"/>
-                <w:u w:val="none"/>
-                <w:strike w:val="false"/>
-                <w:sz w:val="22"/>
-                <w:szCs w:val="22"/>
-                <w:color w:val="000000"/>
-              </w:rPr>
-            </w:pPr>
-            <w:r>
-              <w:rPr>
-                <w:rFonts w:ascii="Arial" w:hAnsi="Arial" w:eastAsia="Arial" w:cs="Arial"/>
-                <w:i w:val="false"/>
-                <w:b w:val="false"/>
-                <w:u w:val="none"/>
-                <w:strike w:val="false"/>
-                <w:sz w:val="22"/>
-                <w:szCs w:val="22"/>
-                <w:color w:val="000000"/>
-              </w:rPr>
-              <w:t xml:space="preserve">93</w:t>
-            </w:r>
-          </w:p>
-        </w:tc>
-        <w:tc>
-          <w:tcPr>
-            <w:tcBorders>
-              <w:bottom w:val="none" w:sz="0" w:space="0" w:color="000000"/>
-              <w:top w:val="none" w:sz="0" w:space="0" w:color="000000"/>
-              <w:left w:val="none" w:sz="0" w:space="0" w:color="000000"/>
-              <w:right w:val="none" w:sz="0" w:space="0" w:color="000000"/>
-            </w:tcBorders>
-            <w:shd w:val="clear" w:color="auto" w:fill="FFFFFF"/>
-            <w:tcMar>
-              <w:top w:w="0" w:type="dxa"/>
-              <w:bottom w:w="0" w:type="dxa"/>
-              <w:left w:w="0" w:type="dxa"/>
-              <w:right w:w="0" w:type="dxa"/>
-            </w:tcMar>
-            <w:vAlign w:val="top"/>
-          </w:tcPr>
-          <w:p>
-            <w:pPr>
-              <w:pStyle w:val="Normal"/>
-              <w:jc w:val="center"/>
-              <w:pBdr>
-                <w:bottom w:val="none" w:sz="0" w:space="0" w:color="000000"/>
-                <w:top w:val="none" w:sz="0" w:space="0" w:color="000000"/>
-                <w:left w:val="none" w:sz="0" w:space="0" w:color="000000"/>
-                <w:right w:val="none" w:sz="0" w:space="0" w:color="000000"/>
-              </w:pBdr>
-              <w:spacing w:after="100" w:before="100" w:line="240"/>
-              <w:ind w:left="100" w:right="100" w:firstLine="0" w:firstLineChars="0"/>
-              <w:rPr>
-                <w:rFonts w:ascii="Arial" w:hAnsi="Arial" w:eastAsia="Arial" w:cs="Arial"/>
-                <w:i w:val="false"/>
-                <w:b w:val="false"/>
-                <w:u w:val="none"/>
-                <w:strike w:val="false"/>
-                <w:sz w:val="22"/>
-                <w:szCs w:val="22"/>
-                <w:color w:val="000000"/>
-              </w:rPr>
-            </w:pPr>
-            <w:r>
-              <w:rPr>
-                <w:rFonts w:ascii="Arial" w:hAnsi="Arial" w:eastAsia="Arial" w:cs="Arial"/>
-                <w:i w:val="false"/>
-                <w:b w:val="false"/>
-                <w:u w:val="none"/>
-                <w:strike w:val="false"/>
-                <w:sz w:val="22"/>
-                <w:szCs w:val="22"/>
-                <w:color w:val="000000"/>
-              </w:rPr>
-              <w:t xml:space="preserve">46</w:t>
-            </w:r>
-          </w:p>
-        </w:tc>
-        <w:tc>
-          <w:tcPr>
-            <w:tcBorders>
-              <w:bottom w:val="none" w:sz="0" w:space="0" w:color="000000"/>
-              <w:top w:val="none" w:sz="0" w:space="0" w:color="000000"/>
-              <w:left w:val="none" w:sz="0" w:space="0" w:color="000000"/>
-              <w:right w:val="none" w:sz="0" w:space="0" w:color="000000"/>
-            </w:tcBorders>
-            <w:shd w:val="clear" w:color="auto" w:fill="FFFFFF"/>
-            <w:tcMar>
-              <w:top w:w="0" w:type="dxa"/>
-              <w:bottom w:w="0" w:type="dxa"/>
-              <w:left w:w="0" w:type="dxa"/>
-              <w:right w:w="0" w:type="dxa"/>
-            </w:tcMar>
-            <w:vAlign w:val="top"/>
-          </w:tcPr>
-          <w:p>
-            <w:pPr>
-              <w:pStyle w:val="Normal"/>
-              <w:jc w:val="center"/>
-              <w:pBdr>
-                <w:bottom w:val="none" w:sz="0" w:space="0" w:color="000000"/>
-                <w:top w:val="none" w:sz="0" w:space="0" w:color="000000"/>
-                <w:left w:val="none" w:sz="0" w:space="0" w:color="000000"/>
-                <w:right w:val="none" w:sz="0" w:space="0" w:color="000000"/>
-              </w:pBdr>
-              <w:spacing w:after="100" w:before="100" w:line="240"/>
-              <w:ind w:left="100" w:right="100" w:firstLine="0" w:firstLineChars="0"/>
-              <w:rPr>
-                <w:rFonts w:ascii="Arial" w:hAnsi="Arial" w:eastAsia="Arial" w:cs="Arial"/>
-                <w:i w:val="false"/>
-                <w:b w:val="false"/>
-                <w:u w:val="none"/>
-                <w:strike w:val="false"/>
-                <w:sz w:val="22"/>
-                <w:szCs w:val="22"/>
-                <w:color w:val="000000"/>
-              </w:rPr>
-            </w:pPr>
-            <w:r>
-              <w:rPr>
-                <w:rFonts w:ascii="Arial" w:hAnsi="Arial" w:eastAsia="Arial" w:cs="Arial"/>
-                <w:i w:val="false"/>
-                <w:b w:val="false"/>
-                <w:u w:val="none"/>
-                <w:strike w:val="false"/>
-                <w:sz w:val="22"/>
-                <w:szCs w:val="22"/>
-                <w:color w:val="000000"/>
-              </w:rPr>
-              <w:t xml:space="preserve"/>
-            </w:r>
-          </w:p>
-        </w:tc>
-      </w:tr>
-      <w:tr>
-        <w:trPr>
-          <w:trHeight w:val="615" w:hRule="auto"/>
-        </w:trPr>
-        <w:tc>
-          <w:tcPr>
-            <w:tcBorders>
-              <w:bottom w:val="none" w:sz="0" w:space="0" w:color="000000"/>
-              <w:top w:val="none" w:sz="0" w:space="0" w:color="000000"/>
-              <w:left w:val="none" w:sz="0" w:space="0" w:color="000000"/>
-              <w:right w:val="none" w:sz="0" w:space="0" w:color="000000"/>
-            </w:tcBorders>
-            <w:shd w:val="clear" w:color="auto" w:fill="FFFFFF"/>
-            <w:tcMar>
-              <w:top w:w="0" w:type="dxa"/>
-              <w:bottom w:w="0" w:type="dxa"/>
-              <w:left w:w="0" w:type="dxa"/>
-              <w:right w:w="0" w:type="dxa"/>
-            </w:tcMar>
-            <w:vAlign w:val="top"/>
-          </w:tcPr>
-          <w:p>
-            <w:pPr>
-              <w:pStyle w:val="Normal"/>
-              <w:jc w:val="left"/>
-              <w:pBdr>
-                <w:bottom w:val="none" w:sz="0" w:space="0" w:color="000000"/>
-                <w:top w:val="none" w:sz="0" w:space="0" w:color="000000"/>
-                <w:left w:val="none" w:sz="0" w:space="0" w:color="000000"/>
-                <w:right w:val="none" w:sz="0" w:space="0" w:color="000000"/>
-              </w:pBdr>
-              <w:spacing w:after="100" w:before="100" w:line="240"/>
-              <w:ind w:left="100" w:right="100" w:firstLine="0" w:firstLineChars="0"/>
-              <w:rPr>
-                <w:rFonts w:ascii="Arial" w:hAnsi="Arial" w:eastAsia="Arial" w:cs="Arial"/>
-                <w:i w:val="false"/>
-                <w:b w:val="true"/>
-                <w:u w:val="none"/>
-                <w:strike w:val="false"/>
-                <w:sz w:val="22"/>
-                <w:szCs w:val="22"/>
-                <w:color w:val="000000"/>
-              </w:rPr>
-            </w:pPr>
-            <w:r>
-              <w:rPr>
-                <w:rFonts w:ascii="Arial" w:hAnsi="Arial" w:eastAsia="Arial" w:cs="Arial"/>
-                <w:i w:val="false"/>
-                <w:b w:val="true"/>
-                <w:u w:val="none"/>
-                <w:strike w:val="false"/>
-                <w:sz w:val="22"/>
-                <w:szCs w:val="22"/>
-                <w:color w:val="000000"/>
-              </w:rPr>
-              <w:t xml:space="preserve">REC011_best</w:t>
-            </w:r>
-          </w:p>
-        </w:tc>
-        <w:tc>
-          <w:tcPr>
-            <w:tcBorders>
-              <w:bottom w:val="none" w:sz="0" w:space="0" w:color="000000"/>
-              <w:top w:val="none" w:sz="0" w:space="0" w:color="000000"/>
-              <w:left w:val="none" w:sz="0" w:space="0" w:color="000000"/>
-              <w:right w:val="none" w:sz="0" w:space="0" w:color="000000"/>
-            </w:tcBorders>
-            <w:shd w:val="clear" w:color="auto" w:fill="FFFFFF"/>
-            <w:tcMar>
-              <w:top w:w="0" w:type="dxa"/>
-              <w:bottom w:w="0" w:type="dxa"/>
-              <w:left w:w="0" w:type="dxa"/>
-              <w:right w:w="0" w:type="dxa"/>
-            </w:tcMar>
-            <w:vAlign w:val="top"/>
-          </w:tcPr>
-          <w:p>
-            <w:pPr>
-              <w:pStyle w:val="Normal"/>
-              <w:jc w:val="center"/>
-              <w:pBdr>
-                <w:bottom w:val="none" w:sz="0" w:space="0" w:color="000000"/>
-                <w:top w:val="none" w:sz="0" w:space="0" w:color="000000"/>
-                <w:left w:val="none" w:sz="0" w:space="0" w:color="000000"/>
-                <w:right w:val="none" w:sz="0" w:space="0" w:color="000000"/>
-              </w:pBdr>
-              <w:spacing w:after="100" w:before="100" w:line="240"/>
-              <w:ind w:left="100" w:right="100" w:firstLine="0" w:firstLineChars="0"/>
-              <w:rPr>
-                <w:rFonts w:ascii="Arial" w:hAnsi="Arial" w:eastAsia="Arial" w:cs="Arial"/>
-                <w:i w:val="false"/>
-                <w:b w:val="false"/>
-                <w:u w:val="none"/>
-                <w:strike w:val="false"/>
-                <w:sz w:val="22"/>
-                <w:szCs w:val="22"/>
-                <w:color w:val="000000"/>
-              </w:rPr>
-            </w:pPr>
-            <w:r>
-              <w:rPr>
-                <w:rFonts w:ascii="Arial" w:hAnsi="Arial" w:eastAsia="Arial" w:cs="Arial"/>
-                <w:i w:val="false"/>
-                <w:b w:val="false"/>
-                <w:u w:val="none"/>
-                <w:strike w:val="false"/>
-                <w:sz w:val="22"/>
-                <w:szCs w:val="22"/>
-                <w:color w:val="000000"/>
-              </w:rPr>
-              <w:t xml:space="preserve"/>
-            </w:r>
-          </w:p>
-        </w:tc>
-        <w:tc>
-          <w:tcPr>
-            <w:tcBorders>
-              <w:bottom w:val="none" w:sz="0" w:space="0" w:color="000000"/>
-              <w:top w:val="none" w:sz="0" w:space="0" w:color="000000"/>
-              <w:left w:val="none" w:sz="0" w:space="0" w:color="000000"/>
-              <w:right w:val="none" w:sz="0" w:space="0" w:color="000000"/>
-            </w:tcBorders>
-            <w:shd w:val="clear" w:color="auto" w:fill="FFFFFF"/>
-            <w:tcMar>
-              <w:top w:w="0" w:type="dxa"/>
-              <w:bottom w:w="0" w:type="dxa"/>
-              <w:left w:w="0" w:type="dxa"/>
-              <w:right w:w="0" w:type="dxa"/>
-            </w:tcMar>
-            <w:vAlign w:val="top"/>
-          </w:tcPr>
-          <w:p>
-            <w:pPr>
-              <w:pStyle w:val="Normal"/>
-              <w:jc w:val="center"/>
-              <w:pBdr>
-                <w:bottom w:val="none" w:sz="0" w:space="0" w:color="000000"/>
-                <w:top w:val="none" w:sz="0" w:space="0" w:color="000000"/>
-                <w:left w:val="none" w:sz="0" w:space="0" w:color="000000"/>
-                <w:right w:val="none" w:sz="0" w:space="0" w:color="000000"/>
-              </w:pBdr>
-              <w:spacing w:after="100" w:before="100" w:line="240"/>
-              <w:ind w:left="100" w:right="100" w:firstLine="0" w:firstLineChars="0"/>
-              <w:rPr>
-                <w:rFonts w:ascii="Arial" w:hAnsi="Arial" w:eastAsia="Arial" w:cs="Arial"/>
-                <w:i w:val="false"/>
-                <w:b w:val="false"/>
-                <w:u w:val="none"/>
-                <w:strike w:val="false"/>
-                <w:sz w:val="22"/>
-                <w:szCs w:val="22"/>
-                <w:color w:val="000000"/>
-              </w:rPr>
-            </w:pPr>
-            <w:r>
-              <w:rPr>
-                <w:rFonts w:ascii="Arial" w:hAnsi="Arial" w:eastAsia="Arial" w:cs="Arial"/>
-                <w:i w:val="false"/>
-                <w:b w:val="false"/>
-                <w:u w:val="none"/>
-                <w:strike w:val="false"/>
-                <w:sz w:val="22"/>
-                <w:szCs w:val="22"/>
-                <w:color w:val="000000"/>
-              </w:rPr>
-              <w:t xml:space="preserve"/>
-            </w:r>
-          </w:p>
-        </w:tc>
-        <w:tc>
-          <w:tcPr>
-            <w:tcBorders>
-              <w:bottom w:val="none" w:sz="0" w:space="0" w:color="000000"/>
-              <w:top w:val="none" w:sz="0" w:space="0" w:color="000000"/>
-              <w:left w:val="none" w:sz="0" w:space="0" w:color="000000"/>
-              <w:right w:val="none" w:sz="0" w:space="0" w:color="000000"/>
-            </w:tcBorders>
-            <w:shd w:val="clear" w:color="auto" w:fill="FFFFFF"/>
-            <w:tcMar>
-              <w:top w:w="0" w:type="dxa"/>
-              <w:bottom w:w="0" w:type="dxa"/>
-              <w:left w:w="0" w:type="dxa"/>
-              <w:right w:w="0" w:type="dxa"/>
-            </w:tcMar>
-            <w:vAlign w:val="top"/>
-          </w:tcPr>
-          <w:p>
-            <w:pPr>
-              <w:pStyle w:val="Normal"/>
-              <w:jc w:val="center"/>
-              <w:pBdr>
-                <w:bottom w:val="none" w:sz="0" w:space="0" w:color="000000"/>
-                <w:top w:val="none" w:sz="0" w:space="0" w:color="000000"/>
-                <w:left w:val="none" w:sz="0" w:space="0" w:color="000000"/>
-                <w:right w:val="none" w:sz="0" w:space="0" w:color="000000"/>
-              </w:pBdr>
-              <w:spacing w:after="100" w:before="100" w:line="240"/>
-              <w:ind w:left="100" w:right="100" w:firstLine="0" w:firstLineChars="0"/>
-              <w:rPr>
-                <w:rFonts w:ascii="Arial" w:hAnsi="Arial" w:eastAsia="Arial" w:cs="Arial"/>
-                <w:i w:val="false"/>
-                <w:b w:val="false"/>
-                <w:u w:val="none"/>
-                <w:strike w:val="false"/>
-                <w:sz w:val="22"/>
-                <w:szCs w:val="22"/>
-                <w:color w:val="000000"/>
-              </w:rPr>
-            </w:pPr>
-            <w:r>
-              <w:rPr>
-                <w:rFonts w:ascii="Arial" w:hAnsi="Arial" w:eastAsia="Arial" w:cs="Arial"/>
-                <w:i w:val="false"/>
-                <w:b w:val="false"/>
-                <w:u w:val="none"/>
-                <w:strike w:val="false"/>
-                <w:sz w:val="22"/>
-                <w:szCs w:val="22"/>
-                <w:color w:val="000000"/>
-              </w:rPr>
-              <w:t xml:space="preserve"/>
-            </w:r>
-          </w:p>
-        </w:tc>
-        <w:tc>
-          <w:tcPr>
-            <w:tcBorders>
-              <w:bottom w:val="none" w:sz="0" w:space="0" w:color="000000"/>
-              <w:top w:val="none" w:sz="0" w:space="0" w:color="000000"/>
-              <w:left w:val="none" w:sz="0" w:space="0" w:color="000000"/>
-              <w:right w:val="none" w:sz="0" w:space="0" w:color="000000"/>
-            </w:tcBorders>
-            <w:shd w:val="clear" w:color="auto" w:fill="FFFFFF"/>
-            <w:tcMar>
-              <w:top w:w="0" w:type="dxa"/>
-              <w:bottom w:w="0" w:type="dxa"/>
-              <w:left w:w="0" w:type="dxa"/>
-              <w:right w:w="0" w:type="dxa"/>
-            </w:tcMar>
-            <w:vAlign w:val="top"/>
-          </w:tcPr>
-          <w:p>
-            <w:pPr>
-              <w:pStyle w:val="Normal"/>
-              <w:jc w:val="center"/>
-              <w:pBdr>
-                <w:bottom w:val="none" w:sz="0" w:space="0" w:color="000000"/>
-                <w:top w:val="none" w:sz="0" w:space="0" w:color="000000"/>
-                <w:left w:val="none" w:sz="0" w:space="0" w:color="000000"/>
-                <w:right w:val="none" w:sz="0" w:space="0" w:color="000000"/>
-              </w:pBdr>
-              <w:spacing w:after="100" w:before="100" w:line="240"/>
-              <w:ind w:left="100" w:right="100" w:firstLine="0" w:firstLineChars="0"/>
-              <w:rPr>
-                <w:rFonts w:ascii="Arial" w:hAnsi="Arial" w:eastAsia="Arial" w:cs="Arial"/>
-                <w:i w:val="false"/>
-                <w:b w:val="false"/>
-                <w:u w:val="none"/>
-                <w:strike w:val="false"/>
-                <w:sz w:val="22"/>
-                <w:szCs w:val="22"/>
-                <w:color w:val="000000"/>
-              </w:rPr>
-            </w:pPr>
-            <w:r>
-              <w:rPr>
-                <w:rFonts w:ascii="Arial" w:hAnsi="Arial" w:eastAsia="Arial" w:cs="Arial"/>
-                <w:i w:val="false"/>
-                <w:b w:val="false"/>
-                <w:u w:val="none"/>
-                <w:strike w:val="false"/>
-                <w:sz w:val="22"/>
-                <w:szCs w:val="22"/>
-                <w:color w:val="000000"/>
-              </w:rPr>
-              <w:t xml:space="preserve">0.521</w:t>
-            </w:r>
-          </w:p>
-        </w:tc>
-      </w:tr>
-      <w:tr>
-        <w:trPr>
-          <w:trHeight w:val="617" w:hRule="auto"/>
-        </w:trPr>
-        <w:tc>
-          <w:tcPr>
-            <w:tcBorders>
-              <w:bottom w:val="none" w:sz="0" w:space="0" w:color="000000"/>
-              <w:top w:val="none" w:sz="0" w:space="0" w:color="000000"/>
-              <w:left w:val="none" w:sz="0" w:space="0" w:color="000000"/>
-              <w:right w:val="none" w:sz="0" w:space="0" w:color="000000"/>
-            </w:tcBorders>
-            <w:shd w:val="clear" w:color="auto" w:fill="FFFFFF"/>
-            <w:tcMar>
-              <w:top w:w="0" w:type="dxa"/>
-              <w:bottom w:w="0" w:type="dxa"/>
-              <w:left w:w="0" w:type="dxa"/>
-              <w:right w:w="0" w:type="dxa"/>
-            </w:tcMar>
-            <w:vAlign w:val="top"/>
-          </w:tcPr>
-          <w:p>
-            <w:pPr>
-              <w:pStyle w:val="Normal"/>
-              <w:jc w:val="left"/>
-              <w:pBdr>
-                <w:bottom w:val="none" w:sz="0" w:space="0" w:color="000000"/>
-                <w:top w:val="none" w:sz="0" w:space="0" w:color="000000"/>
-                <w:left w:val="none" w:sz="0" w:space="0" w:color="000000"/>
-                <w:right w:val="none" w:sz="0" w:space="0" w:color="000000"/>
-              </w:pBdr>
-              <w:spacing w:after="100" w:before="100" w:line="240"/>
-              <w:ind w:left="300" w:right="100" w:firstLine="0" w:firstLineChars="0"/>
-              <w:rPr>
-                <w:rFonts w:ascii="Arial" w:hAnsi="Arial" w:eastAsia="Arial" w:cs="Arial"/>
-                <w:i w:val="false"/>
-                <w:b w:val="false"/>
-                <w:u w:val="none"/>
-                <w:strike w:val="false"/>
-                <w:sz w:val="22"/>
-                <w:szCs w:val="22"/>
-                <w:color w:val="000000"/>
-              </w:rPr>
-            </w:pPr>
-            <w:r>
-              <w:rPr>
-                <w:rFonts w:ascii="Arial" w:hAnsi="Arial" w:eastAsia="Arial" w:cs="Arial"/>
-                <w:i w:val="false"/>
-                <w:b w:val="false"/>
-                <w:u w:val="none"/>
-                <w:strike w:val="false"/>
-                <w:sz w:val="22"/>
-                <w:szCs w:val="22"/>
-                <w:color w:val="000000"/>
-              </w:rPr>
-              <w:t xml:space="preserve">0</w:t>
-            </w:r>
-          </w:p>
-        </w:tc>
-        <w:tc>
-          <w:tcPr>
-            <w:tcBorders>
-              <w:bottom w:val="none" w:sz="0" w:space="0" w:color="000000"/>
-              <w:top w:val="none" w:sz="0" w:space="0" w:color="000000"/>
-              <w:left w:val="none" w:sz="0" w:space="0" w:color="000000"/>
-              <w:right w:val="none" w:sz="0" w:space="0" w:color="000000"/>
-            </w:tcBorders>
-            <w:shd w:val="clear" w:color="auto" w:fill="FFFFFF"/>
-            <w:tcMar>
-              <w:top w:w="0" w:type="dxa"/>
-              <w:bottom w:w="0" w:type="dxa"/>
-              <w:left w:w="0" w:type="dxa"/>
-              <w:right w:w="0" w:type="dxa"/>
-            </w:tcMar>
-            <w:vAlign w:val="top"/>
-          </w:tcPr>
-          <w:p>
-            <w:pPr>
-              <w:pStyle w:val="Normal"/>
-              <w:jc w:val="center"/>
-              <w:pBdr>
-                <w:bottom w:val="none" w:sz="0" w:space="0" w:color="000000"/>
-                <w:top w:val="none" w:sz="0" w:space="0" w:color="000000"/>
-                <w:left w:val="none" w:sz="0" w:space="0" w:color="000000"/>
-                <w:right w:val="none" w:sz="0" w:space="0" w:color="000000"/>
-              </w:pBdr>
-              <w:spacing w:after="100" w:before="100" w:line="240"/>
-              <w:ind w:left="100" w:right="100" w:firstLine="0" w:firstLineChars="0"/>
-              <w:rPr>
-                <w:rFonts w:ascii="Arial" w:hAnsi="Arial" w:eastAsia="Arial" w:cs="Arial"/>
-                <w:i w:val="false"/>
-                <w:b w:val="false"/>
-                <w:u w:val="none"/>
-                <w:strike w:val="false"/>
-                <w:sz w:val="22"/>
-                <w:szCs w:val="22"/>
-                <w:color w:val="000000"/>
-              </w:rPr>
-            </w:pPr>
-            <w:r>
-              <w:rPr>
-                <w:rFonts w:ascii="Arial" w:hAnsi="Arial" w:eastAsia="Arial" w:cs="Arial"/>
-                <w:i w:val="false"/>
-                <w:b w:val="false"/>
-                <w:u w:val="none"/>
-                <w:strike w:val="false"/>
-                <w:sz w:val="22"/>
-                <w:szCs w:val="22"/>
-                <w:color w:val="000000"/>
-              </w:rPr>
-              <w:t xml:space="preserve">388 (94.2%)</w:t>
-            </w:r>
-          </w:p>
-        </w:tc>
-        <w:tc>
-          <w:tcPr>
-            <w:tcBorders>
-              <w:bottom w:val="none" w:sz="0" w:space="0" w:color="000000"/>
-              <w:top w:val="none" w:sz="0" w:space="0" w:color="000000"/>
-              <w:left w:val="none" w:sz="0" w:space="0" w:color="000000"/>
-              <w:right w:val="none" w:sz="0" w:space="0" w:color="000000"/>
-            </w:tcBorders>
-            <w:shd w:val="clear" w:color="auto" w:fill="FFFFFF"/>
-            <w:tcMar>
-              <w:top w:w="0" w:type="dxa"/>
-              <w:bottom w:w="0" w:type="dxa"/>
-              <w:left w:w="0" w:type="dxa"/>
-              <w:right w:w="0" w:type="dxa"/>
-            </w:tcMar>
-            <w:vAlign w:val="top"/>
-          </w:tcPr>
-          <w:p>
-            <w:pPr>
-              <w:pStyle w:val="Normal"/>
-              <w:jc w:val="center"/>
-              <w:pBdr>
-                <w:bottom w:val="none" w:sz="0" w:space="0" w:color="000000"/>
-                <w:top w:val="none" w:sz="0" w:space="0" w:color="000000"/>
-                <w:left w:val="none" w:sz="0" w:space="0" w:color="000000"/>
-                <w:right w:val="none" w:sz="0" w:space="0" w:color="000000"/>
-              </w:pBdr>
-              <w:spacing w:after="100" w:before="100" w:line="240"/>
-              <w:ind w:left="100" w:right="100" w:firstLine="0" w:firstLineChars="0"/>
-              <w:rPr>
-                <w:rFonts w:ascii="Arial" w:hAnsi="Arial" w:eastAsia="Arial" w:cs="Arial"/>
-                <w:i w:val="false"/>
-                <w:b w:val="false"/>
-                <w:u w:val="none"/>
-                <w:strike w:val="false"/>
-                <w:sz w:val="22"/>
-                <w:szCs w:val="22"/>
-                <w:color w:val="000000"/>
-              </w:rPr>
-            </w:pPr>
-            <w:r>
-              <w:rPr>
-                <w:rFonts w:ascii="Arial" w:hAnsi="Arial" w:eastAsia="Arial" w:cs="Arial"/>
-                <w:i w:val="false"/>
-                <w:b w:val="false"/>
-                <w:u w:val="none"/>
-                <w:strike w:val="false"/>
-                <w:sz w:val="22"/>
-                <w:szCs w:val="22"/>
-                <w:color w:val="000000"/>
-              </w:rPr>
-              <w:t xml:space="preserve">184 (93.4%)</w:t>
-            </w:r>
-          </w:p>
-        </w:tc>
-        <w:tc>
-          <w:tcPr>
-            <w:tcBorders>
-              <w:bottom w:val="none" w:sz="0" w:space="0" w:color="000000"/>
-              <w:top w:val="none" w:sz="0" w:space="0" w:color="000000"/>
-              <w:left w:val="none" w:sz="0" w:space="0" w:color="000000"/>
-              <w:right w:val="none" w:sz="0" w:space="0" w:color="000000"/>
-            </w:tcBorders>
-            <w:shd w:val="clear" w:color="auto" w:fill="FFFFFF"/>
-            <w:tcMar>
-              <w:top w:w="0" w:type="dxa"/>
-              <w:bottom w:w="0" w:type="dxa"/>
-              <w:left w:w="0" w:type="dxa"/>
-              <w:right w:w="0" w:type="dxa"/>
-            </w:tcMar>
-            <w:vAlign w:val="top"/>
-          </w:tcPr>
-          <w:p>
-            <w:pPr>
-              <w:pStyle w:val="Normal"/>
-              <w:jc w:val="center"/>
-              <w:pBdr>
-                <w:bottom w:val="none" w:sz="0" w:space="0" w:color="000000"/>
-                <w:top w:val="none" w:sz="0" w:space="0" w:color="000000"/>
-                <w:left w:val="none" w:sz="0" w:space="0" w:color="000000"/>
-                <w:right w:val="none" w:sz="0" w:space="0" w:color="000000"/>
-              </w:pBdr>
-              <w:spacing w:after="100" w:before="100" w:line="240"/>
-              <w:ind w:left="100" w:right="100" w:firstLine="0" w:firstLineChars="0"/>
-              <w:rPr>
-                <w:rFonts w:ascii="Arial" w:hAnsi="Arial" w:eastAsia="Arial" w:cs="Arial"/>
-                <w:i w:val="false"/>
-                <w:b w:val="false"/>
-                <w:u w:val="none"/>
-                <w:strike w:val="false"/>
-                <w:sz w:val="22"/>
-                <w:szCs w:val="22"/>
-                <w:color w:val="000000"/>
-              </w:rPr>
-            </w:pPr>
-            <w:r>
-              <w:rPr>
-                <w:rFonts w:ascii="Arial" w:hAnsi="Arial" w:eastAsia="Arial" w:cs="Arial"/>
-                <w:i w:val="false"/>
-                <w:b w:val="false"/>
-                <w:u w:val="none"/>
-                <w:strike w:val="false"/>
-                <w:sz w:val="22"/>
-                <w:szCs w:val="22"/>
-                <w:color w:val="000000"/>
-              </w:rPr>
-              <w:t xml:space="preserve">204 (94.9%)</w:t>
-            </w:r>
-          </w:p>
-        </w:tc>
-        <w:tc>
-          <w:tcPr>
-            <w:tcBorders>
-              <w:bottom w:val="none" w:sz="0" w:space="0" w:color="000000"/>
-              <w:top w:val="none" w:sz="0" w:space="0" w:color="000000"/>
-              <w:left w:val="none" w:sz="0" w:space="0" w:color="000000"/>
-              <w:right w:val="none" w:sz="0" w:space="0" w:color="000000"/>
-            </w:tcBorders>
-            <w:shd w:val="clear" w:color="auto" w:fill="FFFFFF"/>
-            <w:tcMar>
-              <w:top w:w="0" w:type="dxa"/>
-              <w:bottom w:w="0" w:type="dxa"/>
-              <w:left w:w="0" w:type="dxa"/>
-              <w:right w:w="0" w:type="dxa"/>
-            </w:tcMar>
-            <w:vAlign w:val="top"/>
-          </w:tcPr>
-          <w:p>
-            <w:pPr>
-              <w:pStyle w:val="Normal"/>
-              <w:jc w:val="center"/>
-              <w:pBdr>
-                <w:bottom w:val="none" w:sz="0" w:space="0" w:color="000000"/>
-                <w:top w:val="none" w:sz="0" w:space="0" w:color="000000"/>
-                <w:left w:val="none" w:sz="0" w:space="0" w:color="000000"/>
-                <w:right w:val="none" w:sz="0" w:space="0" w:color="000000"/>
-              </w:pBdr>
-              <w:spacing w:after="100" w:before="100" w:line="240"/>
-              <w:ind w:left="100" w:right="100" w:firstLine="0" w:firstLineChars="0"/>
-              <w:rPr>
-                <w:rFonts w:ascii="Arial" w:hAnsi="Arial" w:eastAsia="Arial" w:cs="Arial"/>
-                <w:i w:val="false"/>
-                <w:b w:val="false"/>
-                <w:u w:val="none"/>
-                <w:strike w:val="false"/>
-                <w:sz w:val="22"/>
-                <w:szCs w:val="22"/>
-                <w:color w:val="000000"/>
-              </w:rPr>
-            </w:pPr>
-            <w:r>
-              <w:rPr>
-                <w:rFonts w:ascii="Arial" w:hAnsi="Arial" w:eastAsia="Arial" w:cs="Arial"/>
-                <w:i w:val="false"/>
-                <w:b w:val="false"/>
-                <w:u w:val="none"/>
-                <w:strike w:val="false"/>
-                <w:sz w:val="22"/>
-                <w:szCs w:val="22"/>
-                <w:color w:val="000000"/>
-              </w:rPr>
-              <w:t xml:space="preserve"/>
-            </w:r>
-          </w:p>
-        </w:tc>
-      </w:tr>
-      <w:tr>
-        <w:trPr>
-          <w:trHeight w:val="617" w:hRule="auto"/>
-        </w:trPr>
-        <w:tc>
-          <w:tcPr>
-            <w:tcBorders>
-              <w:bottom w:val="none" w:sz="0" w:space="0" w:color="000000"/>
-              <w:top w:val="none" w:sz="0" w:space="0" w:color="000000"/>
-              <w:left w:val="none" w:sz="0" w:space="0" w:color="000000"/>
-              <w:right w:val="none" w:sz="0" w:space="0" w:color="000000"/>
-            </w:tcBorders>
-            <w:shd w:val="clear" w:color="auto" w:fill="FFFFFF"/>
-            <w:tcMar>
-              <w:top w:w="0" w:type="dxa"/>
-              <w:bottom w:w="0" w:type="dxa"/>
-              <w:left w:w="0" w:type="dxa"/>
-              <w:right w:w="0" w:type="dxa"/>
-            </w:tcMar>
-            <w:vAlign w:val="top"/>
-          </w:tcPr>
-          <w:p>
-            <w:pPr>
-              <w:pStyle w:val="Normal"/>
-              <w:jc w:val="left"/>
-              <w:pBdr>
-                <w:bottom w:val="none" w:sz="0" w:space="0" w:color="000000"/>
-                <w:top w:val="none" w:sz="0" w:space="0" w:color="000000"/>
-                <w:left w:val="none" w:sz="0" w:space="0" w:color="000000"/>
-                <w:right w:val="none" w:sz="0" w:space="0" w:color="000000"/>
-              </w:pBdr>
-              <w:spacing w:after="100" w:before="100" w:line="240"/>
-              <w:ind w:left="300" w:right="100" w:firstLine="0" w:firstLineChars="0"/>
-              <w:rPr>
-                <w:rFonts w:ascii="Arial" w:hAnsi="Arial" w:eastAsia="Arial" w:cs="Arial"/>
-                <w:i w:val="false"/>
-                <w:b w:val="false"/>
-                <w:u w:val="none"/>
-                <w:strike w:val="false"/>
-                <w:sz w:val="22"/>
-                <w:szCs w:val="22"/>
-                <w:color w:val="000000"/>
-              </w:rPr>
-            </w:pPr>
-            <w:r>
-              <w:rPr>
-                <w:rFonts w:ascii="Arial" w:hAnsi="Arial" w:eastAsia="Arial" w:cs="Arial"/>
-                <w:i w:val="false"/>
-                <w:b w:val="false"/>
-                <w:u w:val="none"/>
-                <w:strike w:val="false"/>
-                <w:sz w:val="22"/>
-                <w:szCs w:val="22"/>
-                <w:color w:val="000000"/>
-              </w:rPr>
-              <w:t xml:space="preserve">1</w:t>
-            </w:r>
-          </w:p>
-        </w:tc>
-        <w:tc>
-          <w:tcPr>
-            <w:tcBorders>
-              <w:bottom w:val="none" w:sz="0" w:space="0" w:color="000000"/>
-              <w:top w:val="none" w:sz="0" w:space="0" w:color="000000"/>
-              <w:left w:val="none" w:sz="0" w:space="0" w:color="000000"/>
-              <w:right w:val="none" w:sz="0" w:space="0" w:color="000000"/>
-            </w:tcBorders>
-            <w:shd w:val="clear" w:color="auto" w:fill="FFFFFF"/>
-            <w:tcMar>
-              <w:top w:w="0" w:type="dxa"/>
-              <w:bottom w:w="0" w:type="dxa"/>
-              <w:left w:w="0" w:type="dxa"/>
-              <w:right w:w="0" w:type="dxa"/>
-            </w:tcMar>
-            <w:vAlign w:val="top"/>
-          </w:tcPr>
-          <w:p>
-            <w:pPr>
-              <w:pStyle w:val="Normal"/>
-              <w:jc w:val="center"/>
-              <w:pBdr>
-                <w:bottom w:val="none" w:sz="0" w:space="0" w:color="000000"/>
-                <w:top w:val="none" w:sz="0" w:space="0" w:color="000000"/>
-                <w:left w:val="none" w:sz="0" w:space="0" w:color="000000"/>
-                <w:right w:val="none" w:sz="0" w:space="0" w:color="000000"/>
-              </w:pBdr>
-              <w:spacing w:after="100" w:before="100" w:line="240"/>
-              <w:ind w:left="100" w:right="100" w:firstLine="0" w:firstLineChars="0"/>
-              <w:rPr>
-                <w:rFonts w:ascii="Arial" w:hAnsi="Arial" w:eastAsia="Arial" w:cs="Arial"/>
-                <w:i w:val="false"/>
-                <w:b w:val="false"/>
-                <w:u w:val="none"/>
-                <w:strike w:val="false"/>
-                <w:sz w:val="22"/>
-                <w:szCs w:val="22"/>
-                <w:color w:val="000000"/>
-              </w:rPr>
-            </w:pPr>
-            <w:r>
-              <w:rPr>
-                <w:rFonts w:ascii="Arial" w:hAnsi="Arial" w:eastAsia="Arial" w:cs="Arial"/>
-                <w:i w:val="false"/>
-                <w:b w:val="false"/>
-                <w:u w:val="none"/>
-                <w:strike w:val="false"/>
-                <w:sz w:val="22"/>
-                <w:szCs w:val="22"/>
-                <w:color w:val="000000"/>
-              </w:rPr>
-              <w:t xml:space="preserve">24 (5.8%)</w:t>
-            </w:r>
-          </w:p>
-        </w:tc>
-        <w:tc>
-          <w:tcPr>
-            <w:tcBorders>
-              <w:bottom w:val="none" w:sz="0" w:space="0" w:color="000000"/>
-              <w:top w:val="none" w:sz="0" w:space="0" w:color="000000"/>
-              <w:left w:val="none" w:sz="0" w:space="0" w:color="000000"/>
-              <w:right w:val="none" w:sz="0" w:space="0" w:color="000000"/>
-            </w:tcBorders>
-            <w:shd w:val="clear" w:color="auto" w:fill="FFFFFF"/>
-            <w:tcMar>
-              <w:top w:w="0" w:type="dxa"/>
-              <w:bottom w:w="0" w:type="dxa"/>
-              <w:left w:w="0" w:type="dxa"/>
-              <w:right w:w="0" w:type="dxa"/>
-            </w:tcMar>
-            <w:vAlign w:val="top"/>
-          </w:tcPr>
-          <w:p>
-            <w:pPr>
-              <w:pStyle w:val="Normal"/>
-              <w:jc w:val="center"/>
-              <w:pBdr>
-                <w:bottom w:val="none" w:sz="0" w:space="0" w:color="000000"/>
-                <w:top w:val="none" w:sz="0" w:space="0" w:color="000000"/>
-                <w:left w:val="none" w:sz="0" w:space="0" w:color="000000"/>
-                <w:right w:val="none" w:sz="0" w:space="0" w:color="000000"/>
-              </w:pBdr>
-              <w:spacing w:after="100" w:before="100" w:line="240"/>
-              <w:ind w:left="100" w:right="100" w:firstLine="0" w:firstLineChars="0"/>
-              <w:rPr>
-                <w:rFonts w:ascii="Arial" w:hAnsi="Arial" w:eastAsia="Arial" w:cs="Arial"/>
-                <w:i w:val="false"/>
-                <w:b w:val="false"/>
-                <w:u w:val="none"/>
-                <w:strike w:val="false"/>
-                <w:sz w:val="22"/>
-                <w:szCs w:val="22"/>
-                <w:color w:val="000000"/>
-              </w:rPr>
-            </w:pPr>
-            <w:r>
-              <w:rPr>
-                <w:rFonts w:ascii="Arial" w:hAnsi="Arial" w:eastAsia="Arial" w:cs="Arial"/>
-                <w:i w:val="false"/>
-                <w:b w:val="false"/>
-                <w:u w:val="none"/>
-                <w:strike w:val="false"/>
-                <w:sz w:val="22"/>
-                <w:szCs w:val="22"/>
-                <w:color w:val="000000"/>
-              </w:rPr>
-              <w:t xml:space="preserve">13 (6.6%)</w:t>
-            </w:r>
-          </w:p>
-        </w:tc>
-        <w:tc>
-          <w:tcPr>
-            <w:tcBorders>
-              <w:bottom w:val="none" w:sz="0" w:space="0" w:color="000000"/>
-              <w:top w:val="none" w:sz="0" w:space="0" w:color="000000"/>
-              <w:left w:val="none" w:sz="0" w:space="0" w:color="000000"/>
-              <w:right w:val="none" w:sz="0" w:space="0" w:color="000000"/>
-            </w:tcBorders>
-            <w:shd w:val="clear" w:color="auto" w:fill="FFFFFF"/>
-            <w:tcMar>
-              <w:top w:w="0" w:type="dxa"/>
-              <w:bottom w:w="0" w:type="dxa"/>
-              <w:left w:w="0" w:type="dxa"/>
-              <w:right w:w="0" w:type="dxa"/>
-            </w:tcMar>
-            <w:vAlign w:val="top"/>
-          </w:tcPr>
-          <w:p>
-            <w:pPr>
-              <w:pStyle w:val="Normal"/>
-              <w:jc w:val="center"/>
-              <w:pBdr>
-                <w:bottom w:val="none" w:sz="0" w:space="0" w:color="000000"/>
-                <w:top w:val="none" w:sz="0" w:space="0" w:color="000000"/>
-                <w:left w:val="none" w:sz="0" w:space="0" w:color="000000"/>
-                <w:right w:val="none" w:sz="0" w:space="0" w:color="000000"/>
-              </w:pBdr>
-              <w:spacing w:after="100" w:before="100" w:line="240"/>
-              <w:ind w:left="100" w:right="100" w:firstLine="0" w:firstLineChars="0"/>
-              <w:rPr>
-                <w:rFonts w:ascii="Arial" w:hAnsi="Arial" w:eastAsia="Arial" w:cs="Arial"/>
-                <w:i w:val="false"/>
-                <w:b w:val="false"/>
-                <w:u w:val="none"/>
-                <w:strike w:val="false"/>
-                <w:sz w:val="22"/>
-                <w:szCs w:val="22"/>
-                <w:color w:val="000000"/>
-              </w:rPr>
-            </w:pPr>
-            <w:r>
-              <w:rPr>
-                <w:rFonts w:ascii="Arial" w:hAnsi="Arial" w:eastAsia="Arial" w:cs="Arial"/>
-                <w:i w:val="false"/>
-                <w:b w:val="false"/>
-                <w:u w:val="none"/>
-                <w:strike w:val="false"/>
-                <w:sz w:val="22"/>
-                <w:szCs w:val="22"/>
-                <w:color w:val="000000"/>
-              </w:rPr>
-              <w:t xml:space="preserve">11 (5.1%)</w:t>
-            </w:r>
-          </w:p>
-        </w:tc>
-        <w:tc>
-          <w:tcPr>
-            <w:tcBorders>
-              <w:bottom w:val="none" w:sz="0" w:space="0" w:color="000000"/>
-              <w:top w:val="none" w:sz="0" w:space="0" w:color="000000"/>
-              <w:left w:val="none" w:sz="0" w:space="0" w:color="000000"/>
-              <w:right w:val="none" w:sz="0" w:space="0" w:color="000000"/>
-            </w:tcBorders>
-            <w:shd w:val="clear" w:color="auto" w:fill="FFFFFF"/>
-            <w:tcMar>
-              <w:top w:w="0" w:type="dxa"/>
-              <w:bottom w:w="0" w:type="dxa"/>
-              <w:left w:w="0" w:type="dxa"/>
-              <w:right w:w="0" w:type="dxa"/>
-            </w:tcMar>
-            <w:vAlign w:val="top"/>
-          </w:tcPr>
-          <w:p>
-            <w:pPr>
-              <w:pStyle w:val="Normal"/>
-              <w:jc w:val="center"/>
-              <w:pBdr>
-                <w:bottom w:val="none" w:sz="0" w:space="0" w:color="000000"/>
-                <w:top w:val="none" w:sz="0" w:space="0" w:color="000000"/>
-                <w:left w:val="none" w:sz="0" w:space="0" w:color="000000"/>
-                <w:right w:val="none" w:sz="0" w:space="0" w:color="000000"/>
-              </w:pBdr>
-              <w:spacing w:after="100" w:before="100" w:line="240"/>
-              <w:ind w:left="100" w:right="100" w:firstLine="0" w:firstLineChars="0"/>
-              <w:rPr>
-                <w:rFonts w:ascii="Arial" w:hAnsi="Arial" w:eastAsia="Arial" w:cs="Arial"/>
-                <w:i w:val="false"/>
-                <w:b w:val="false"/>
-                <w:u w:val="none"/>
-                <w:strike w:val="false"/>
-                <w:sz w:val="22"/>
-                <w:szCs w:val="22"/>
-                <w:color w:val="000000"/>
-              </w:rPr>
-            </w:pPr>
-            <w:r>
-              <w:rPr>
-                <w:rFonts w:ascii="Arial" w:hAnsi="Arial" w:eastAsia="Arial" w:cs="Arial"/>
-                <w:i w:val="false"/>
-                <w:b w:val="false"/>
-                <w:u w:val="none"/>
-                <w:strike w:val="false"/>
-                <w:sz w:val="22"/>
-                <w:szCs w:val="22"/>
-                <w:color w:val="000000"/>
-              </w:rPr>
-              <w:t xml:space="preserve"/>
-            </w:r>
-          </w:p>
-        </w:tc>
-      </w:tr>
-      <w:tr>
-        <w:trPr>
-          <w:trHeight w:val="615" w:hRule="auto"/>
-        </w:trPr>
-        <w:tc>
-          <w:tcPr>
-            <w:tcBorders>
-              <w:bottom w:val="none" w:sz="0" w:space="0" w:color="000000"/>
-              <w:top w:val="none" w:sz="0" w:space="0" w:color="000000"/>
-              <w:left w:val="none" w:sz="0" w:space="0" w:color="000000"/>
-              <w:right w:val="none" w:sz="0" w:space="0" w:color="000000"/>
-            </w:tcBorders>
-            <w:shd w:val="clear" w:color="auto" w:fill="FFFFFF"/>
-            <w:tcMar>
-              <w:top w:w="0" w:type="dxa"/>
-              <w:bottom w:w="0" w:type="dxa"/>
-              <w:left w:w="0" w:type="dxa"/>
-              <w:right w:w="0" w:type="dxa"/>
-            </w:tcMar>
-            <w:vAlign w:val="top"/>
-          </w:tcPr>
-          <w:p>
-            <w:pPr>
-              <w:pStyle w:val="Normal"/>
-              <w:jc w:val="left"/>
-              <w:pBdr>
-                <w:bottom w:val="none" w:sz="0" w:space="0" w:color="000000"/>
-                <w:top w:val="none" w:sz="0" w:space="0" w:color="000000"/>
-                <w:left w:val="none" w:sz="0" w:space="0" w:color="000000"/>
-                <w:right w:val="none" w:sz="0" w:space="0" w:color="000000"/>
-              </w:pBdr>
-              <w:spacing w:after="100" w:before="100" w:line="240"/>
-              <w:ind w:left="100" w:right="100" w:firstLine="0" w:firstLineChars="0"/>
-              <w:rPr>
-                <w:rFonts w:ascii="Arial" w:hAnsi="Arial" w:eastAsia="Arial" w:cs="Arial"/>
-                <w:i w:val="false"/>
-                <w:b w:val="true"/>
-                <w:u w:val="none"/>
-                <w:strike w:val="false"/>
-                <w:sz w:val="22"/>
-                <w:szCs w:val="22"/>
-                <w:color w:val="000000"/>
-              </w:rPr>
-            </w:pPr>
-            <w:r>
-              <w:rPr>
-                <w:rFonts w:ascii="Arial" w:hAnsi="Arial" w:eastAsia="Arial" w:cs="Arial"/>
-                <w:i w:val="false"/>
-                <w:b w:val="true"/>
-                <w:u w:val="none"/>
-                <w:strike w:val="false"/>
-                <w:sz w:val="22"/>
-                <w:szCs w:val="22"/>
-                <w:color w:val="000000"/>
-              </w:rPr>
-              <w:t xml:space="preserve">REC011_worst</w:t>
-            </w:r>
-          </w:p>
-        </w:tc>
-        <w:tc>
-          <w:tcPr>
-            <w:tcBorders>
-              <w:bottom w:val="none" w:sz="0" w:space="0" w:color="000000"/>
-              <w:top w:val="none" w:sz="0" w:space="0" w:color="000000"/>
-              <w:left w:val="none" w:sz="0" w:space="0" w:color="000000"/>
-              <w:right w:val="none" w:sz="0" w:space="0" w:color="000000"/>
-            </w:tcBorders>
-            <w:shd w:val="clear" w:color="auto" w:fill="FFFFFF"/>
-            <w:tcMar>
-              <w:top w:w="0" w:type="dxa"/>
-              <w:bottom w:w="0" w:type="dxa"/>
-              <w:left w:w="0" w:type="dxa"/>
-              <w:right w:w="0" w:type="dxa"/>
-            </w:tcMar>
-            <w:vAlign w:val="top"/>
-          </w:tcPr>
-          <w:p>
-            <w:pPr>
-              <w:pStyle w:val="Normal"/>
-              <w:jc w:val="center"/>
-              <w:pBdr>
-                <w:bottom w:val="none" w:sz="0" w:space="0" w:color="000000"/>
-                <w:top w:val="none" w:sz="0" w:space="0" w:color="000000"/>
-                <w:left w:val="none" w:sz="0" w:space="0" w:color="000000"/>
-                <w:right w:val="none" w:sz="0" w:space="0" w:color="000000"/>
-              </w:pBdr>
-              <w:spacing w:after="100" w:before="100" w:line="240"/>
-              <w:ind w:left="100" w:right="100" w:firstLine="0" w:firstLineChars="0"/>
-              <w:rPr>
-                <w:rFonts w:ascii="Arial" w:hAnsi="Arial" w:eastAsia="Arial" w:cs="Arial"/>
-                <w:i w:val="false"/>
-                <w:b w:val="false"/>
-                <w:u w:val="none"/>
-                <w:strike w:val="false"/>
-                <w:sz w:val="22"/>
-                <w:szCs w:val="22"/>
-                <w:color w:val="000000"/>
-              </w:rPr>
-            </w:pPr>
-            <w:r>
-              <w:rPr>
-                <w:rFonts w:ascii="Arial" w:hAnsi="Arial" w:eastAsia="Arial" w:cs="Arial"/>
-                <w:i w:val="false"/>
-                <w:b w:val="false"/>
-                <w:u w:val="none"/>
-                <w:strike w:val="false"/>
-                <w:sz w:val="22"/>
-                <w:szCs w:val="22"/>
-                <w:color w:val="000000"/>
-              </w:rPr>
-              <w:t xml:space="preserve"/>
-            </w:r>
-          </w:p>
-        </w:tc>
-        <w:tc>
-          <w:tcPr>
-            <w:tcBorders>
-              <w:bottom w:val="none" w:sz="0" w:space="0" w:color="000000"/>
-              <w:top w:val="none" w:sz="0" w:space="0" w:color="000000"/>
-              <w:left w:val="none" w:sz="0" w:space="0" w:color="000000"/>
-              <w:right w:val="none" w:sz="0" w:space="0" w:color="000000"/>
-            </w:tcBorders>
-            <w:shd w:val="clear" w:color="auto" w:fill="FFFFFF"/>
-            <w:tcMar>
-              <w:top w:w="0" w:type="dxa"/>
-              <w:bottom w:w="0" w:type="dxa"/>
-              <w:left w:w="0" w:type="dxa"/>
-              <w:right w:w="0" w:type="dxa"/>
-            </w:tcMar>
-            <w:vAlign w:val="top"/>
-          </w:tcPr>
-          <w:p>
-            <w:pPr>
-              <w:pStyle w:val="Normal"/>
-              <w:jc w:val="center"/>
-              <w:pBdr>
-                <w:bottom w:val="none" w:sz="0" w:space="0" w:color="000000"/>
-                <w:top w:val="none" w:sz="0" w:space="0" w:color="000000"/>
-                <w:left w:val="none" w:sz="0" w:space="0" w:color="000000"/>
-                <w:right w:val="none" w:sz="0" w:space="0" w:color="000000"/>
-              </w:pBdr>
-              <w:spacing w:after="100" w:before="100" w:line="240"/>
-              <w:ind w:left="100" w:right="100" w:firstLine="0" w:firstLineChars="0"/>
-              <w:rPr>
-                <w:rFonts w:ascii="Arial" w:hAnsi="Arial" w:eastAsia="Arial" w:cs="Arial"/>
-                <w:i w:val="false"/>
-                <w:b w:val="false"/>
-                <w:u w:val="none"/>
-                <w:strike w:val="false"/>
-                <w:sz w:val="22"/>
-                <w:szCs w:val="22"/>
-                <w:color w:val="000000"/>
-              </w:rPr>
-            </w:pPr>
-            <w:r>
-              <w:rPr>
-                <w:rFonts w:ascii="Arial" w:hAnsi="Arial" w:eastAsia="Arial" w:cs="Arial"/>
-                <w:i w:val="false"/>
-                <w:b w:val="false"/>
-                <w:u w:val="none"/>
-                <w:strike w:val="false"/>
-                <w:sz w:val="22"/>
-                <w:szCs w:val="22"/>
-                <w:color w:val="000000"/>
-              </w:rPr>
-              <w:t xml:space="preserve"/>
-            </w:r>
-          </w:p>
-        </w:tc>
-        <w:tc>
-          <w:tcPr>
-            <w:tcBorders>
-              <w:bottom w:val="none" w:sz="0" w:space="0" w:color="000000"/>
-              <w:top w:val="none" w:sz="0" w:space="0" w:color="000000"/>
-              <w:left w:val="none" w:sz="0" w:space="0" w:color="000000"/>
-              <w:right w:val="none" w:sz="0" w:space="0" w:color="000000"/>
-            </w:tcBorders>
-            <w:shd w:val="clear" w:color="auto" w:fill="FFFFFF"/>
-            <w:tcMar>
-              <w:top w:w="0" w:type="dxa"/>
-              <w:bottom w:w="0" w:type="dxa"/>
-              <w:left w:w="0" w:type="dxa"/>
-              <w:right w:w="0" w:type="dxa"/>
-            </w:tcMar>
-            <w:vAlign w:val="top"/>
-          </w:tcPr>
-          <w:p>
-            <w:pPr>
-              <w:pStyle w:val="Normal"/>
-              <w:jc w:val="center"/>
-              <w:pBdr>
-                <w:bottom w:val="none" w:sz="0" w:space="0" w:color="000000"/>
-                <w:top w:val="none" w:sz="0" w:space="0" w:color="000000"/>
-                <w:left w:val="none" w:sz="0" w:space="0" w:color="000000"/>
-                <w:right w:val="none" w:sz="0" w:space="0" w:color="000000"/>
-              </w:pBdr>
-              <w:spacing w:after="100" w:before="100" w:line="240"/>
-              <w:ind w:left="100" w:right="100" w:firstLine="0" w:firstLineChars="0"/>
-              <w:rPr>
-                <w:rFonts w:ascii="Arial" w:hAnsi="Arial" w:eastAsia="Arial" w:cs="Arial"/>
-                <w:i w:val="false"/>
-                <w:b w:val="false"/>
-                <w:u w:val="none"/>
-                <w:strike w:val="false"/>
-                <w:sz w:val="22"/>
-                <w:szCs w:val="22"/>
-                <w:color w:val="000000"/>
-              </w:rPr>
-            </w:pPr>
-            <w:r>
-              <w:rPr>
-                <w:rFonts w:ascii="Arial" w:hAnsi="Arial" w:eastAsia="Arial" w:cs="Arial"/>
-                <w:i w:val="false"/>
-                <w:b w:val="false"/>
-                <w:u w:val="none"/>
-                <w:strike w:val="false"/>
-                <w:sz w:val="22"/>
-                <w:szCs w:val="22"/>
-                <w:color w:val="000000"/>
-              </w:rPr>
-              <w:t xml:space="preserve"/>
-            </w:r>
-          </w:p>
-        </w:tc>
-        <w:tc>
-          <w:tcPr>
-            <w:tcBorders>
-              <w:bottom w:val="none" w:sz="0" w:space="0" w:color="000000"/>
-              <w:top w:val="none" w:sz="0" w:space="0" w:color="000000"/>
-              <w:left w:val="none" w:sz="0" w:space="0" w:color="000000"/>
-              <w:right w:val="none" w:sz="0" w:space="0" w:color="000000"/>
-            </w:tcBorders>
-            <w:shd w:val="clear" w:color="auto" w:fill="FFFFFF"/>
-            <w:tcMar>
-              <w:top w:w="0" w:type="dxa"/>
-              <w:bottom w:w="0" w:type="dxa"/>
-              <w:left w:w="0" w:type="dxa"/>
-              <w:right w:w="0" w:type="dxa"/>
-            </w:tcMar>
-            <w:vAlign w:val="top"/>
-          </w:tcPr>
-          <w:p>
-            <w:pPr>
-              <w:pStyle w:val="Normal"/>
-              <w:jc w:val="center"/>
-              <w:pBdr>
-                <w:bottom w:val="none" w:sz="0" w:space="0" w:color="000000"/>
-                <w:top w:val="none" w:sz="0" w:space="0" w:color="000000"/>
-                <w:left w:val="none" w:sz="0" w:space="0" w:color="000000"/>
-                <w:right w:val="none" w:sz="0" w:space="0" w:color="000000"/>
-              </w:pBdr>
-              <w:spacing w:after="100" w:before="100" w:line="240"/>
-              <w:ind w:left="100" w:right="100" w:firstLine="0" w:firstLineChars="0"/>
-              <w:rPr>
-                <w:rFonts w:ascii="Arial" w:hAnsi="Arial" w:eastAsia="Arial" w:cs="Arial"/>
-                <w:i w:val="false"/>
-                <w:b w:val="false"/>
-                <w:u w:val="none"/>
-                <w:strike w:val="false"/>
-                <w:sz w:val="22"/>
-                <w:szCs w:val="22"/>
-                <w:color w:val="000000"/>
-              </w:rPr>
-            </w:pPr>
-            <w:r>
-              <w:rPr>
-                <w:rFonts w:ascii="Arial" w:hAnsi="Arial" w:eastAsia="Arial" w:cs="Arial"/>
-                <w:i w:val="false"/>
-                <w:b w:val="false"/>
-                <w:u w:val="none"/>
-                <w:strike w:val="false"/>
-                <w:sz w:val="22"/>
-                <w:szCs w:val="22"/>
-                <w:color w:val="000000"/>
-              </w:rPr>
-              <w:t xml:space="preserve">&lt;0.001</w:t>
-            </w:r>
-          </w:p>
-        </w:tc>
-      </w:tr>
-      <w:tr>
-        <w:trPr>
-          <w:trHeight w:val="617" w:hRule="auto"/>
-        </w:trPr>
-        <w:tc>
-          <w:tcPr>
-            <w:tcBorders>
-              <w:bottom w:val="none" w:sz="0" w:space="0" w:color="000000"/>
-              <w:top w:val="none" w:sz="0" w:space="0" w:color="000000"/>
-              <w:left w:val="none" w:sz="0" w:space="0" w:color="000000"/>
-              <w:right w:val="none" w:sz="0" w:space="0" w:color="000000"/>
-            </w:tcBorders>
-            <w:shd w:val="clear" w:color="auto" w:fill="FFFFFF"/>
-            <w:tcMar>
-              <w:top w:w="0" w:type="dxa"/>
-              <w:bottom w:w="0" w:type="dxa"/>
-              <w:left w:w="0" w:type="dxa"/>
-              <w:right w:w="0" w:type="dxa"/>
-            </w:tcMar>
-            <w:vAlign w:val="top"/>
-          </w:tcPr>
-          <w:p>
-            <w:pPr>
-              <w:pStyle w:val="Normal"/>
-              <w:jc w:val="left"/>
-              <w:pBdr>
-                <w:bottom w:val="none" w:sz="0" w:space="0" w:color="000000"/>
-                <w:top w:val="none" w:sz="0" w:space="0" w:color="000000"/>
-                <w:left w:val="none" w:sz="0" w:space="0" w:color="000000"/>
-                <w:right w:val="none" w:sz="0" w:space="0" w:color="000000"/>
-              </w:pBdr>
-              <w:spacing w:after="100" w:before="100" w:line="240"/>
-              <w:ind w:left="300" w:right="100" w:firstLine="0" w:firstLineChars="0"/>
-              <w:rPr>
-                <w:rFonts w:ascii="Arial" w:hAnsi="Arial" w:eastAsia="Arial" w:cs="Arial"/>
-                <w:i w:val="false"/>
-                <w:b w:val="false"/>
-                <w:u w:val="none"/>
-                <w:strike w:val="false"/>
-                <w:sz w:val="22"/>
-                <w:szCs w:val="22"/>
-                <w:color w:val="000000"/>
-              </w:rPr>
-            </w:pPr>
-            <w:r>
-              <w:rPr>
-                <w:rFonts w:ascii="Arial" w:hAnsi="Arial" w:eastAsia="Arial" w:cs="Arial"/>
-                <w:i w:val="false"/>
-                <w:b w:val="false"/>
-                <w:u w:val="none"/>
-                <w:strike w:val="false"/>
-                <w:sz w:val="22"/>
-                <w:szCs w:val="22"/>
-                <w:color w:val="000000"/>
-              </w:rPr>
-              <w:t xml:space="preserve">0</w:t>
-            </w:r>
-          </w:p>
-        </w:tc>
-        <w:tc>
-          <w:tcPr>
-            <w:tcBorders>
-              <w:bottom w:val="none" w:sz="0" w:space="0" w:color="000000"/>
-              <w:top w:val="none" w:sz="0" w:space="0" w:color="000000"/>
-              <w:left w:val="none" w:sz="0" w:space="0" w:color="000000"/>
-              <w:right w:val="none" w:sz="0" w:space="0" w:color="000000"/>
-            </w:tcBorders>
-            <w:shd w:val="clear" w:color="auto" w:fill="FFFFFF"/>
-            <w:tcMar>
-              <w:top w:w="0" w:type="dxa"/>
-              <w:bottom w:w="0" w:type="dxa"/>
-              <w:left w:w="0" w:type="dxa"/>
-              <w:right w:w="0" w:type="dxa"/>
-            </w:tcMar>
-            <w:vAlign w:val="top"/>
-          </w:tcPr>
-          <w:p>
-            <w:pPr>
-              <w:pStyle w:val="Normal"/>
-              <w:jc w:val="center"/>
-              <w:pBdr>
-                <w:bottom w:val="none" w:sz="0" w:space="0" w:color="000000"/>
-                <w:top w:val="none" w:sz="0" w:space="0" w:color="000000"/>
-                <w:left w:val="none" w:sz="0" w:space="0" w:color="000000"/>
-                <w:right w:val="none" w:sz="0" w:space="0" w:color="000000"/>
-              </w:pBdr>
-              <w:spacing w:after="100" w:before="100" w:line="240"/>
-              <w:ind w:left="100" w:right="100" w:firstLine="0" w:firstLineChars="0"/>
-              <w:rPr>
-                <w:rFonts w:ascii="Arial" w:hAnsi="Arial" w:eastAsia="Arial" w:cs="Arial"/>
-                <w:i w:val="false"/>
-                <w:b w:val="false"/>
-                <w:u w:val="none"/>
-                <w:strike w:val="false"/>
-                <w:sz w:val="22"/>
-                <w:szCs w:val="22"/>
-                <w:color w:val="000000"/>
-              </w:rPr>
-            </w:pPr>
-            <w:r>
-              <w:rPr>
-                <w:rFonts w:ascii="Arial" w:hAnsi="Arial" w:eastAsia="Arial" w:cs="Arial"/>
-                <w:i w:val="false"/>
-                <w:b w:val="false"/>
-                <w:u w:val="none"/>
-                <w:strike w:val="false"/>
-                <w:sz w:val="22"/>
-                <w:szCs w:val="22"/>
-                <w:color w:val="000000"/>
-              </w:rPr>
-              <w:t xml:space="preserve">249 (60.4%)</w:t>
-            </w:r>
-          </w:p>
-        </w:tc>
-        <w:tc>
-          <w:tcPr>
-            <w:tcBorders>
-              <w:bottom w:val="none" w:sz="0" w:space="0" w:color="000000"/>
-              <w:top w:val="none" w:sz="0" w:space="0" w:color="000000"/>
-              <w:left w:val="none" w:sz="0" w:space="0" w:color="000000"/>
-              <w:right w:val="none" w:sz="0" w:space="0" w:color="000000"/>
-            </w:tcBorders>
-            <w:shd w:val="clear" w:color="auto" w:fill="FFFFFF"/>
-            <w:tcMar>
-              <w:top w:w="0" w:type="dxa"/>
-              <w:bottom w:w="0" w:type="dxa"/>
-              <w:left w:w="0" w:type="dxa"/>
-              <w:right w:w="0" w:type="dxa"/>
-            </w:tcMar>
-            <w:vAlign w:val="top"/>
-          </w:tcPr>
-          <w:p>
-            <w:pPr>
-              <w:pStyle w:val="Normal"/>
-              <w:jc w:val="center"/>
-              <w:pBdr>
-                <w:bottom w:val="none" w:sz="0" w:space="0" w:color="000000"/>
-                <w:top w:val="none" w:sz="0" w:space="0" w:color="000000"/>
-                <w:left w:val="none" w:sz="0" w:space="0" w:color="000000"/>
-                <w:right w:val="none" w:sz="0" w:space="0" w:color="000000"/>
-              </w:pBdr>
-              <w:spacing w:after="100" w:before="100" w:line="240"/>
-              <w:ind w:left="100" w:right="100" w:firstLine="0" w:firstLineChars="0"/>
-              <w:rPr>
-                <w:rFonts w:ascii="Arial" w:hAnsi="Arial" w:eastAsia="Arial" w:cs="Arial"/>
-                <w:i w:val="false"/>
-                <w:b w:val="false"/>
-                <w:u w:val="none"/>
-                <w:strike w:val="false"/>
-                <w:sz w:val="22"/>
-                <w:szCs w:val="22"/>
-                <w:color w:val="000000"/>
-              </w:rPr>
-            </w:pPr>
-            <w:r>
-              <w:rPr>
-                <w:rFonts w:ascii="Arial" w:hAnsi="Arial" w:eastAsia="Arial" w:cs="Arial"/>
-                <w:i w:val="false"/>
-                <w:b w:val="false"/>
-                <w:u w:val="none"/>
-                <w:strike w:val="false"/>
-                <w:sz w:val="22"/>
-                <w:szCs w:val="22"/>
-                <w:color w:val="000000"/>
-              </w:rPr>
-              <w:t xml:space="preserve">91 (46.2%)</w:t>
-            </w:r>
-          </w:p>
-        </w:tc>
-        <w:tc>
-          <w:tcPr>
-            <w:tcBorders>
-              <w:bottom w:val="none" w:sz="0" w:space="0" w:color="000000"/>
-              <w:top w:val="none" w:sz="0" w:space="0" w:color="000000"/>
-              <w:left w:val="none" w:sz="0" w:space="0" w:color="000000"/>
-              <w:right w:val="none" w:sz="0" w:space="0" w:color="000000"/>
-            </w:tcBorders>
-            <w:shd w:val="clear" w:color="auto" w:fill="FFFFFF"/>
-            <w:tcMar>
-              <w:top w:w="0" w:type="dxa"/>
-              <w:bottom w:w="0" w:type="dxa"/>
-              <w:left w:w="0" w:type="dxa"/>
-              <w:right w:w="0" w:type="dxa"/>
-            </w:tcMar>
-            <w:vAlign w:val="top"/>
-          </w:tcPr>
-          <w:p>
-            <w:pPr>
-              <w:pStyle w:val="Normal"/>
-              <w:jc w:val="center"/>
-              <w:pBdr>
-                <w:bottom w:val="none" w:sz="0" w:space="0" w:color="000000"/>
-                <w:top w:val="none" w:sz="0" w:space="0" w:color="000000"/>
-                <w:left w:val="none" w:sz="0" w:space="0" w:color="000000"/>
-                <w:right w:val="none" w:sz="0" w:space="0" w:color="000000"/>
-              </w:pBdr>
-              <w:spacing w:after="100" w:before="100" w:line="240"/>
-              <w:ind w:left="100" w:right="100" w:firstLine="0" w:firstLineChars="0"/>
-              <w:rPr>
-                <w:rFonts w:ascii="Arial" w:hAnsi="Arial" w:eastAsia="Arial" w:cs="Arial"/>
-                <w:i w:val="false"/>
-                <w:b w:val="false"/>
-                <w:u w:val="none"/>
-                <w:strike w:val="false"/>
-                <w:sz w:val="22"/>
-                <w:szCs w:val="22"/>
-                <w:color w:val="000000"/>
-              </w:rPr>
-            </w:pPr>
-            <w:r>
-              <w:rPr>
-                <w:rFonts w:ascii="Arial" w:hAnsi="Arial" w:eastAsia="Arial" w:cs="Arial"/>
-                <w:i w:val="false"/>
-                <w:b w:val="false"/>
-                <w:u w:val="none"/>
-                <w:strike w:val="false"/>
-                <w:sz w:val="22"/>
-                <w:szCs w:val="22"/>
-                <w:color w:val="000000"/>
-              </w:rPr>
-              <w:t xml:space="preserve">158 (73.5%)</w:t>
-            </w:r>
-          </w:p>
-        </w:tc>
-        <w:tc>
-          <w:tcPr>
-            <w:tcBorders>
-              <w:bottom w:val="none" w:sz="0" w:space="0" w:color="000000"/>
-              <w:top w:val="none" w:sz="0" w:space="0" w:color="000000"/>
-              <w:left w:val="none" w:sz="0" w:space="0" w:color="000000"/>
-              <w:right w:val="none" w:sz="0" w:space="0" w:color="000000"/>
-            </w:tcBorders>
-            <w:shd w:val="clear" w:color="auto" w:fill="FFFFFF"/>
-            <w:tcMar>
-              <w:top w:w="0" w:type="dxa"/>
-              <w:bottom w:w="0" w:type="dxa"/>
-              <w:left w:w="0" w:type="dxa"/>
-              <w:right w:w="0" w:type="dxa"/>
-            </w:tcMar>
-            <w:vAlign w:val="top"/>
-          </w:tcPr>
-          <w:p>
-            <w:pPr>
-              <w:pStyle w:val="Normal"/>
-              <w:jc w:val="center"/>
-              <w:pBdr>
-                <w:bottom w:val="none" w:sz="0" w:space="0" w:color="000000"/>
-                <w:top w:val="none" w:sz="0" w:space="0" w:color="000000"/>
-                <w:left w:val="none" w:sz="0" w:space="0" w:color="000000"/>
-                <w:right w:val="none" w:sz="0" w:space="0" w:color="000000"/>
-              </w:pBdr>
-              <w:spacing w:after="100" w:before="100" w:line="240"/>
-              <w:ind w:left="100" w:right="100" w:firstLine="0" w:firstLineChars="0"/>
-              <w:rPr>
-                <w:rFonts w:ascii="Arial" w:hAnsi="Arial" w:eastAsia="Arial" w:cs="Arial"/>
-                <w:i w:val="false"/>
-                <w:b w:val="false"/>
-                <w:u w:val="none"/>
-                <w:strike w:val="false"/>
-                <w:sz w:val="22"/>
-                <w:szCs w:val="22"/>
-                <w:color w:val="000000"/>
-              </w:rPr>
-            </w:pPr>
-            <w:r>
-              <w:rPr>
-                <w:rFonts w:ascii="Arial" w:hAnsi="Arial" w:eastAsia="Arial" w:cs="Arial"/>
-                <w:i w:val="false"/>
-                <w:b w:val="false"/>
-                <w:u w:val="none"/>
-                <w:strike w:val="false"/>
-                <w:sz w:val="22"/>
-                <w:szCs w:val="22"/>
-                <w:color w:val="000000"/>
-              </w:rPr>
-              <w:t xml:space="preserve"/>
-            </w:r>
-          </w:p>
-        </w:tc>
-      </w:tr>
-      <w:tr>
-        <w:trPr>
-          <w:trHeight w:val="617" w:hRule="auto"/>
-        </w:trPr>
-        <w:tc>
-          <w:tcPr>
-            <w:tcBorders>
-              <w:bottom w:val="none" w:sz="0" w:space="0" w:color="000000"/>
-              <w:top w:val="none" w:sz="0" w:space="0" w:color="000000"/>
-              <w:left w:val="none" w:sz="0" w:space="0" w:color="000000"/>
-              <w:right w:val="none" w:sz="0" w:space="0" w:color="000000"/>
-            </w:tcBorders>
-            <w:shd w:val="clear" w:color="auto" w:fill="FFFFFF"/>
-            <w:tcMar>
-              <w:top w:w="0" w:type="dxa"/>
-              <w:bottom w:w="0" w:type="dxa"/>
-              <w:left w:w="0" w:type="dxa"/>
-              <w:right w:w="0" w:type="dxa"/>
-            </w:tcMar>
-            <w:vAlign w:val="top"/>
-          </w:tcPr>
-          <w:p>
-            <w:pPr>
-              <w:pStyle w:val="Normal"/>
-              <w:jc w:val="left"/>
-              <w:pBdr>
-                <w:bottom w:val="none" w:sz="0" w:space="0" w:color="000000"/>
-                <w:top w:val="none" w:sz="0" w:space="0" w:color="000000"/>
-                <w:left w:val="none" w:sz="0" w:space="0" w:color="000000"/>
-                <w:right w:val="none" w:sz="0" w:space="0" w:color="000000"/>
-              </w:pBdr>
-              <w:spacing w:after="100" w:before="100" w:line="240"/>
-              <w:ind w:left="300" w:right="100" w:firstLine="0" w:firstLineChars="0"/>
-              <w:rPr>
-                <w:rFonts w:ascii="Arial" w:hAnsi="Arial" w:eastAsia="Arial" w:cs="Arial"/>
-                <w:i w:val="false"/>
-                <w:b w:val="false"/>
-                <w:u w:val="none"/>
-                <w:strike w:val="false"/>
-                <w:sz w:val="22"/>
-                <w:szCs w:val="22"/>
-                <w:color w:val="000000"/>
-              </w:rPr>
-            </w:pPr>
-            <w:r>
-              <w:rPr>
-                <w:rFonts w:ascii="Arial" w:hAnsi="Arial" w:eastAsia="Arial" w:cs="Arial"/>
-                <w:i w:val="false"/>
-                <w:b w:val="false"/>
-                <w:u w:val="none"/>
-                <w:strike w:val="false"/>
-                <w:sz w:val="22"/>
-                <w:szCs w:val="22"/>
-                <w:color w:val="000000"/>
-              </w:rPr>
-              <w:t xml:space="preserve">1</w:t>
-            </w:r>
-          </w:p>
-        </w:tc>
-        <w:tc>
-          <w:tcPr>
-            <w:tcBorders>
-              <w:bottom w:val="none" w:sz="0" w:space="0" w:color="000000"/>
-              <w:top w:val="none" w:sz="0" w:space="0" w:color="000000"/>
-              <w:left w:val="none" w:sz="0" w:space="0" w:color="000000"/>
-              <w:right w:val="none" w:sz="0" w:space="0" w:color="000000"/>
-            </w:tcBorders>
-            <w:shd w:val="clear" w:color="auto" w:fill="FFFFFF"/>
-            <w:tcMar>
-              <w:top w:w="0" w:type="dxa"/>
-              <w:bottom w:w="0" w:type="dxa"/>
-              <w:left w:w="0" w:type="dxa"/>
-              <w:right w:w="0" w:type="dxa"/>
-            </w:tcMar>
-            <w:vAlign w:val="top"/>
-          </w:tcPr>
-          <w:p>
-            <w:pPr>
-              <w:pStyle w:val="Normal"/>
-              <w:jc w:val="center"/>
-              <w:pBdr>
-                <w:bottom w:val="none" w:sz="0" w:space="0" w:color="000000"/>
-                <w:top w:val="none" w:sz="0" w:space="0" w:color="000000"/>
-                <w:left w:val="none" w:sz="0" w:space="0" w:color="000000"/>
-                <w:right w:val="none" w:sz="0" w:space="0" w:color="000000"/>
-              </w:pBdr>
-              <w:spacing w:after="100" w:before="100" w:line="240"/>
-              <w:ind w:left="100" w:right="100" w:firstLine="0" w:firstLineChars="0"/>
-              <w:rPr>
-                <w:rFonts w:ascii="Arial" w:hAnsi="Arial" w:eastAsia="Arial" w:cs="Arial"/>
-                <w:i w:val="false"/>
-                <w:b w:val="false"/>
-                <w:u w:val="none"/>
-                <w:strike w:val="false"/>
-                <w:sz w:val="22"/>
-                <w:szCs w:val="22"/>
-                <w:color w:val="000000"/>
-              </w:rPr>
-            </w:pPr>
-            <w:r>
-              <w:rPr>
-                <w:rFonts w:ascii="Arial" w:hAnsi="Arial" w:eastAsia="Arial" w:cs="Arial"/>
-                <w:i w:val="false"/>
-                <w:b w:val="false"/>
-                <w:u w:val="none"/>
-                <w:strike w:val="false"/>
-                <w:sz w:val="22"/>
-                <w:szCs w:val="22"/>
-                <w:color w:val="000000"/>
-              </w:rPr>
-              <w:t xml:space="preserve">163 (39.6%)</w:t>
-            </w:r>
-          </w:p>
-        </w:tc>
-        <w:tc>
-          <w:tcPr>
-            <w:tcBorders>
-              <w:bottom w:val="none" w:sz="0" w:space="0" w:color="000000"/>
-              <w:top w:val="none" w:sz="0" w:space="0" w:color="000000"/>
-              <w:left w:val="none" w:sz="0" w:space="0" w:color="000000"/>
-              <w:right w:val="none" w:sz="0" w:space="0" w:color="000000"/>
-            </w:tcBorders>
-            <w:shd w:val="clear" w:color="auto" w:fill="FFFFFF"/>
-            <w:tcMar>
-              <w:top w:w="0" w:type="dxa"/>
-              <w:bottom w:w="0" w:type="dxa"/>
-              <w:left w:w="0" w:type="dxa"/>
-              <w:right w:w="0" w:type="dxa"/>
-            </w:tcMar>
-            <w:vAlign w:val="top"/>
-          </w:tcPr>
-          <w:p>
-            <w:pPr>
-              <w:pStyle w:val="Normal"/>
-              <w:jc w:val="center"/>
-              <w:pBdr>
-                <w:bottom w:val="none" w:sz="0" w:space="0" w:color="000000"/>
-                <w:top w:val="none" w:sz="0" w:space="0" w:color="000000"/>
-                <w:left w:val="none" w:sz="0" w:space="0" w:color="000000"/>
-                <w:right w:val="none" w:sz="0" w:space="0" w:color="000000"/>
-              </w:pBdr>
-              <w:spacing w:after="100" w:before="100" w:line="240"/>
-              <w:ind w:left="100" w:right="100" w:firstLine="0" w:firstLineChars="0"/>
-              <w:rPr>
-                <w:rFonts w:ascii="Arial" w:hAnsi="Arial" w:eastAsia="Arial" w:cs="Arial"/>
-                <w:i w:val="false"/>
-                <w:b w:val="false"/>
-                <w:u w:val="none"/>
-                <w:strike w:val="false"/>
-                <w:sz w:val="22"/>
-                <w:szCs w:val="22"/>
-                <w:color w:val="000000"/>
-              </w:rPr>
-            </w:pPr>
-            <w:r>
-              <w:rPr>
-                <w:rFonts w:ascii="Arial" w:hAnsi="Arial" w:eastAsia="Arial" w:cs="Arial"/>
-                <w:i w:val="false"/>
-                <w:b w:val="false"/>
-                <w:u w:val="none"/>
-                <w:strike w:val="false"/>
-                <w:sz w:val="22"/>
-                <w:szCs w:val="22"/>
-                <w:color w:val="000000"/>
-              </w:rPr>
-              <w:t xml:space="preserve">106 (53.8%)</w:t>
-            </w:r>
-          </w:p>
-        </w:tc>
-        <w:tc>
-          <w:tcPr>
-            <w:tcBorders>
-              <w:bottom w:val="none" w:sz="0" w:space="0" w:color="000000"/>
-              <w:top w:val="none" w:sz="0" w:space="0" w:color="000000"/>
-              <w:left w:val="none" w:sz="0" w:space="0" w:color="000000"/>
-              <w:right w:val="none" w:sz="0" w:space="0" w:color="000000"/>
-            </w:tcBorders>
-            <w:shd w:val="clear" w:color="auto" w:fill="FFFFFF"/>
-            <w:tcMar>
-              <w:top w:w="0" w:type="dxa"/>
-              <w:bottom w:w="0" w:type="dxa"/>
-              <w:left w:w="0" w:type="dxa"/>
-              <w:right w:w="0" w:type="dxa"/>
-            </w:tcMar>
-            <w:vAlign w:val="top"/>
-          </w:tcPr>
-          <w:p>
-            <w:pPr>
-              <w:pStyle w:val="Normal"/>
-              <w:jc w:val="center"/>
-              <w:pBdr>
-                <w:bottom w:val="none" w:sz="0" w:space="0" w:color="000000"/>
-                <w:top w:val="none" w:sz="0" w:space="0" w:color="000000"/>
-                <w:left w:val="none" w:sz="0" w:space="0" w:color="000000"/>
-                <w:right w:val="none" w:sz="0" w:space="0" w:color="000000"/>
-              </w:pBdr>
-              <w:spacing w:after="100" w:before="100" w:line="240"/>
-              <w:ind w:left="100" w:right="100" w:firstLine="0" w:firstLineChars="0"/>
-              <w:rPr>
-                <w:rFonts w:ascii="Arial" w:hAnsi="Arial" w:eastAsia="Arial" w:cs="Arial"/>
-                <w:i w:val="false"/>
-                <w:b w:val="false"/>
-                <w:u w:val="none"/>
-                <w:strike w:val="false"/>
-                <w:sz w:val="22"/>
-                <w:szCs w:val="22"/>
-                <w:color w:val="000000"/>
-              </w:rPr>
-            </w:pPr>
-            <w:r>
-              <w:rPr>
-                <w:rFonts w:ascii="Arial" w:hAnsi="Arial" w:eastAsia="Arial" w:cs="Arial"/>
-                <w:i w:val="false"/>
-                <w:b w:val="false"/>
-                <w:u w:val="none"/>
-                <w:strike w:val="false"/>
-                <w:sz w:val="22"/>
-                <w:szCs w:val="22"/>
-                <w:color w:val="000000"/>
-              </w:rPr>
-              <w:t xml:space="preserve">57 (26.5%)</w:t>
-            </w:r>
-          </w:p>
-        </w:tc>
-        <w:tc>
-          <w:tcPr>
-            <w:tcBorders>
-              <w:bottom w:val="none" w:sz="0" w:space="0" w:color="000000"/>
-              <w:top w:val="none" w:sz="0" w:space="0" w:color="000000"/>
-              <w:left w:val="none" w:sz="0" w:space="0" w:color="000000"/>
-              <w:right w:val="none" w:sz="0" w:space="0" w:color="000000"/>
-            </w:tcBorders>
-            <w:shd w:val="clear" w:color="auto" w:fill="FFFFFF"/>
-            <w:tcMar>
-              <w:top w:w="0" w:type="dxa"/>
-              <w:bottom w:w="0" w:type="dxa"/>
-              <w:left w:w="0" w:type="dxa"/>
-              <w:right w:w="0" w:type="dxa"/>
-            </w:tcMar>
-            <w:vAlign w:val="top"/>
-          </w:tcPr>
-          <w:p>
-            <w:pPr>
-              <w:pStyle w:val="Normal"/>
-              <w:jc w:val="center"/>
-              <w:pBdr>
-                <w:bottom w:val="none" w:sz="0" w:space="0" w:color="000000"/>
-                <w:top w:val="none" w:sz="0" w:space="0" w:color="000000"/>
-                <w:left w:val="none" w:sz="0" w:space="0" w:color="000000"/>
-                <w:right w:val="none" w:sz="0" w:space="0" w:color="000000"/>
-              </w:pBdr>
-              <w:spacing w:after="100" w:before="100" w:line="240"/>
-              <w:ind w:left="100" w:right="100" w:firstLine="0" w:firstLineChars="0"/>
-              <w:rPr>
-                <w:rFonts w:ascii="Arial" w:hAnsi="Arial" w:eastAsia="Arial" w:cs="Arial"/>
-                <w:i w:val="false"/>
-                <w:b w:val="false"/>
-                <w:u w:val="none"/>
-                <w:strike w:val="false"/>
-                <w:sz w:val="22"/>
-                <w:szCs w:val="22"/>
-                <w:color w:val="000000"/>
-              </w:rPr>
-            </w:pPr>
-            <w:r>
-              <w:rPr>
-                <w:rFonts w:ascii="Arial" w:hAnsi="Arial" w:eastAsia="Arial" w:cs="Arial"/>
-                <w:i w:val="false"/>
-                <w:b w:val="false"/>
-                <w:u w:val="none"/>
-                <w:strike w:val="false"/>
-                <w:sz w:val="22"/>
-                <w:szCs w:val="22"/>
-                <w:color w:val="000000"/>
-              </w:rPr>
-              <w:t xml:space="preserve"/>
-            </w:r>
-          </w:p>
-        </w:tc>
-      </w:tr>
-      <w:tr>
-        <w:trPr>
-          <w:trHeight w:val="615" w:hRule="auto"/>
-        </w:trPr>
-        <w:tc>
-          <w:tcPr>
-            <w:tcBorders>
-              <w:bottom w:val="none" w:sz="0" w:space="0" w:color="000000"/>
-              <w:top w:val="none" w:sz="0" w:space="0" w:color="000000"/>
-              <w:left w:val="none" w:sz="0" w:space="0" w:color="000000"/>
-              <w:right w:val="none" w:sz="0" w:space="0" w:color="000000"/>
-            </w:tcBorders>
-            <w:shd w:val="clear" w:color="auto" w:fill="FFFFFF"/>
-            <w:tcMar>
-              <w:top w:w="0" w:type="dxa"/>
-              <w:bottom w:w="0" w:type="dxa"/>
-              <w:left w:w="0" w:type="dxa"/>
-              <w:right w:w="0" w:type="dxa"/>
-            </w:tcMar>
-            <w:vAlign w:val="top"/>
-          </w:tcPr>
-          <w:p>
-            <w:pPr>
-              <w:pStyle w:val="Normal"/>
-              <w:jc w:val="left"/>
-              <w:pBdr>
-                <w:bottom w:val="none" w:sz="0" w:space="0" w:color="000000"/>
-                <w:top w:val="none" w:sz="0" w:space="0" w:color="000000"/>
-                <w:left w:val="none" w:sz="0" w:space="0" w:color="000000"/>
-                <w:right w:val="none" w:sz="0" w:space="0" w:color="000000"/>
-              </w:pBdr>
-              <w:spacing w:after="100" w:before="100" w:line="240"/>
-              <w:ind w:left="100" w:right="100" w:firstLine="0" w:firstLineChars="0"/>
-              <w:rPr>
-                <w:rFonts w:ascii="Arial" w:hAnsi="Arial" w:eastAsia="Arial" w:cs="Arial"/>
-                <w:i w:val="false"/>
-                <w:b w:val="true"/>
-                <w:u w:val="none"/>
-                <w:strike w:val="false"/>
-                <w:sz w:val="22"/>
-                <w:szCs w:val="22"/>
-                <w:color w:val="000000"/>
-              </w:rPr>
-            </w:pPr>
-            <w:r>
-              <w:rPr>
-                <w:rFonts w:ascii="Arial" w:hAnsi="Arial" w:eastAsia="Arial" w:cs="Arial"/>
-                <w:i w:val="false"/>
-                <w:b w:val="true"/>
-                <w:u w:val="none"/>
-                <w:strike w:val="false"/>
-                <w:sz w:val="22"/>
-                <w:szCs w:val="22"/>
-                <w:color w:val="000000"/>
-              </w:rPr>
-              <w:t xml:space="preserve">RECGRADE_MAX</w:t>
-            </w:r>
-          </w:p>
-        </w:tc>
-        <w:tc>
-          <w:tcPr>
-            <w:tcBorders>
-              <w:bottom w:val="none" w:sz="0" w:space="0" w:color="000000"/>
-              <w:top w:val="none" w:sz="0" w:space="0" w:color="000000"/>
-              <w:left w:val="none" w:sz="0" w:space="0" w:color="000000"/>
-              <w:right w:val="none" w:sz="0" w:space="0" w:color="000000"/>
-            </w:tcBorders>
-            <w:shd w:val="clear" w:color="auto" w:fill="FFFFFF"/>
-            <w:tcMar>
-              <w:top w:w="0" w:type="dxa"/>
-              <w:bottom w:w="0" w:type="dxa"/>
-              <w:left w:w="0" w:type="dxa"/>
-              <w:right w:w="0" w:type="dxa"/>
-            </w:tcMar>
-            <w:vAlign w:val="top"/>
-          </w:tcPr>
-          <w:p>
-            <w:pPr>
-              <w:pStyle w:val="Normal"/>
-              <w:jc w:val="center"/>
-              <w:pBdr>
-                <w:bottom w:val="none" w:sz="0" w:space="0" w:color="000000"/>
-                <w:top w:val="none" w:sz="0" w:space="0" w:color="000000"/>
-                <w:left w:val="none" w:sz="0" w:space="0" w:color="000000"/>
-                <w:right w:val="none" w:sz="0" w:space="0" w:color="000000"/>
-              </w:pBdr>
-              <w:spacing w:after="100" w:before="100" w:line="240"/>
-              <w:ind w:left="100" w:right="100" w:firstLine="0" w:firstLineChars="0"/>
-              <w:rPr>
-                <w:rFonts w:ascii="Arial" w:hAnsi="Arial" w:eastAsia="Arial" w:cs="Arial"/>
-                <w:i w:val="false"/>
-                <w:b w:val="false"/>
-                <w:u w:val="none"/>
-                <w:strike w:val="false"/>
-                <w:sz w:val="22"/>
-                <w:szCs w:val="22"/>
-                <w:color w:val="000000"/>
-              </w:rPr>
-            </w:pPr>
-            <w:r>
-              <w:rPr>
-                <w:rFonts w:ascii="Arial" w:hAnsi="Arial" w:eastAsia="Arial" w:cs="Arial"/>
-                <w:i w:val="false"/>
-                <w:b w:val="false"/>
-                <w:u w:val="none"/>
-                <w:strike w:val="false"/>
-                <w:sz w:val="22"/>
-                <w:szCs w:val="22"/>
-                <w:color w:val="000000"/>
-              </w:rPr>
-              <w:t xml:space="preserve"/>
-            </w:r>
-          </w:p>
-        </w:tc>
-        <w:tc>
-          <w:tcPr>
-            <w:tcBorders>
-              <w:bottom w:val="none" w:sz="0" w:space="0" w:color="000000"/>
-              <w:top w:val="none" w:sz="0" w:space="0" w:color="000000"/>
-              <w:left w:val="none" w:sz="0" w:space="0" w:color="000000"/>
-              <w:right w:val="none" w:sz="0" w:space="0" w:color="000000"/>
-            </w:tcBorders>
-            <w:shd w:val="clear" w:color="auto" w:fill="FFFFFF"/>
-            <w:tcMar>
-              <w:top w:w="0" w:type="dxa"/>
-              <w:bottom w:w="0" w:type="dxa"/>
-              <w:left w:w="0" w:type="dxa"/>
-              <w:right w:w="0" w:type="dxa"/>
-            </w:tcMar>
-            <w:vAlign w:val="top"/>
-          </w:tcPr>
-          <w:p>
-            <w:pPr>
-              <w:pStyle w:val="Normal"/>
-              <w:jc w:val="center"/>
-              <w:pBdr>
-                <w:bottom w:val="none" w:sz="0" w:space="0" w:color="000000"/>
-                <w:top w:val="none" w:sz="0" w:space="0" w:color="000000"/>
-                <w:left w:val="none" w:sz="0" w:space="0" w:color="000000"/>
-                <w:right w:val="none" w:sz="0" w:space="0" w:color="000000"/>
-              </w:pBdr>
-              <w:spacing w:after="100" w:before="100" w:line="240"/>
-              <w:ind w:left="100" w:right="100" w:firstLine="0" w:firstLineChars="0"/>
-              <w:rPr>
-                <w:rFonts w:ascii="Arial" w:hAnsi="Arial" w:eastAsia="Arial" w:cs="Arial"/>
-                <w:i w:val="false"/>
-                <w:b w:val="false"/>
-                <w:u w:val="none"/>
-                <w:strike w:val="false"/>
-                <w:sz w:val="22"/>
-                <w:szCs w:val="22"/>
-                <w:color w:val="000000"/>
-              </w:rPr>
-            </w:pPr>
-            <w:r>
-              <w:rPr>
-                <w:rFonts w:ascii="Arial" w:hAnsi="Arial" w:eastAsia="Arial" w:cs="Arial"/>
-                <w:i w:val="false"/>
-                <w:b w:val="false"/>
-                <w:u w:val="none"/>
-                <w:strike w:val="false"/>
-                <w:sz w:val="22"/>
-                <w:szCs w:val="22"/>
-                <w:color w:val="000000"/>
-              </w:rPr>
-              <w:t xml:space="preserve"/>
-            </w:r>
-          </w:p>
-        </w:tc>
-        <w:tc>
-          <w:tcPr>
-            <w:tcBorders>
-              <w:bottom w:val="none" w:sz="0" w:space="0" w:color="000000"/>
-              <w:top w:val="none" w:sz="0" w:space="0" w:color="000000"/>
-              <w:left w:val="none" w:sz="0" w:space="0" w:color="000000"/>
-              <w:right w:val="none" w:sz="0" w:space="0" w:color="000000"/>
-            </w:tcBorders>
-            <w:shd w:val="clear" w:color="auto" w:fill="FFFFFF"/>
-            <w:tcMar>
-              <w:top w:w="0" w:type="dxa"/>
-              <w:bottom w:w="0" w:type="dxa"/>
-              <w:left w:w="0" w:type="dxa"/>
-              <w:right w:w="0" w:type="dxa"/>
-            </w:tcMar>
-            <w:vAlign w:val="top"/>
-          </w:tcPr>
-          <w:p>
-            <w:pPr>
-              <w:pStyle w:val="Normal"/>
-              <w:jc w:val="center"/>
-              <w:pBdr>
-                <w:bottom w:val="none" w:sz="0" w:space="0" w:color="000000"/>
-                <w:top w:val="none" w:sz="0" w:space="0" w:color="000000"/>
-                <w:left w:val="none" w:sz="0" w:space="0" w:color="000000"/>
-                <w:right w:val="none" w:sz="0" w:space="0" w:color="000000"/>
-              </w:pBdr>
-              <w:spacing w:after="100" w:before="100" w:line="240"/>
-              <w:ind w:left="100" w:right="100" w:firstLine="0" w:firstLineChars="0"/>
-              <w:rPr>
-                <w:rFonts w:ascii="Arial" w:hAnsi="Arial" w:eastAsia="Arial" w:cs="Arial"/>
-                <w:i w:val="false"/>
-                <w:b w:val="false"/>
-                <w:u w:val="none"/>
-                <w:strike w:val="false"/>
-                <w:sz w:val="22"/>
-                <w:szCs w:val="22"/>
-                <w:color w:val="000000"/>
-              </w:rPr>
-            </w:pPr>
-            <w:r>
-              <w:rPr>
-                <w:rFonts w:ascii="Arial" w:hAnsi="Arial" w:eastAsia="Arial" w:cs="Arial"/>
-                <w:i w:val="false"/>
-                <w:b w:val="false"/>
-                <w:u w:val="none"/>
-                <w:strike w:val="false"/>
-                <w:sz w:val="22"/>
-                <w:szCs w:val="22"/>
-                <w:color w:val="000000"/>
-              </w:rPr>
-              <w:t xml:space="preserve"/>
-            </w:r>
-          </w:p>
-        </w:tc>
-        <w:tc>
-          <w:tcPr>
-            <w:tcBorders>
-              <w:bottom w:val="none" w:sz="0" w:space="0" w:color="000000"/>
-              <w:top w:val="none" w:sz="0" w:space="0" w:color="000000"/>
-              <w:left w:val="none" w:sz="0" w:space="0" w:color="000000"/>
-              <w:right w:val="none" w:sz="0" w:space="0" w:color="000000"/>
-            </w:tcBorders>
-            <w:shd w:val="clear" w:color="auto" w:fill="FFFFFF"/>
-            <w:tcMar>
-              <w:top w:w="0" w:type="dxa"/>
-              <w:bottom w:w="0" w:type="dxa"/>
-              <w:left w:w="0" w:type="dxa"/>
-              <w:right w:w="0" w:type="dxa"/>
-            </w:tcMar>
-            <w:vAlign w:val="top"/>
-          </w:tcPr>
-          <w:p>
-            <w:pPr>
-              <w:pStyle w:val="Normal"/>
-              <w:jc w:val="center"/>
-              <w:pBdr>
-                <w:bottom w:val="none" w:sz="0" w:space="0" w:color="000000"/>
-                <w:top w:val="none" w:sz="0" w:space="0" w:color="000000"/>
-                <w:left w:val="none" w:sz="0" w:space="0" w:color="000000"/>
-                <w:right w:val="none" w:sz="0" w:space="0" w:color="000000"/>
-              </w:pBdr>
-              <w:spacing w:after="100" w:before="100" w:line="240"/>
-              <w:ind w:left="100" w:right="100" w:firstLine="0" w:firstLineChars="0"/>
-              <w:rPr>
-                <w:rFonts w:ascii="Arial" w:hAnsi="Arial" w:eastAsia="Arial" w:cs="Arial"/>
-                <w:i w:val="false"/>
-                <w:b w:val="false"/>
-                <w:u w:val="none"/>
-                <w:strike w:val="false"/>
-                <w:sz w:val="22"/>
-                <w:szCs w:val="22"/>
-                <w:color w:val="000000"/>
-              </w:rPr>
-            </w:pPr>
-            <w:r>
-              <w:rPr>
-                <w:rFonts w:ascii="Arial" w:hAnsi="Arial" w:eastAsia="Arial" w:cs="Arial"/>
-                <w:i w:val="false"/>
-                <w:b w:val="false"/>
-                <w:u w:val="none"/>
-                <w:strike w:val="false"/>
-                <w:sz w:val="22"/>
-                <w:szCs w:val="22"/>
-                <w:color w:val="000000"/>
-              </w:rPr>
-              <w:t xml:space="preserve">&lt;0.001</w:t>
-            </w:r>
-          </w:p>
-        </w:tc>
-      </w:tr>
-      <w:tr>
-        <w:trPr>
-          <w:trHeight w:val="617" w:hRule="auto"/>
-        </w:trPr>
-        <w:tc>
-          <w:tcPr>
-            <w:tcBorders>
-              <w:bottom w:val="none" w:sz="0" w:space="0" w:color="000000"/>
-              <w:top w:val="none" w:sz="0" w:space="0" w:color="000000"/>
-              <w:left w:val="none" w:sz="0" w:space="0" w:color="000000"/>
-              <w:right w:val="none" w:sz="0" w:space="0" w:color="000000"/>
-            </w:tcBorders>
-            <w:shd w:val="clear" w:color="auto" w:fill="FFFFFF"/>
-            <w:tcMar>
-              <w:top w:w="0" w:type="dxa"/>
-              <w:bottom w:w="0" w:type="dxa"/>
-              <w:left w:w="0" w:type="dxa"/>
-              <w:right w:w="0" w:type="dxa"/>
-            </w:tcMar>
-            <w:vAlign w:val="top"/>
-          </w:tcPr>
-          <w:p>
-            <w:pPr>
-              <w:pStyle w:val="Normal"/>
-              <w:jc w:val="left"/>
-              <w:pBdr>
-                <w:bottom w:val="none" w:sz="0" w:space="0" w:color="000000"/>
-                <w:top w:val="none" w:sz="0" w:space="0" w:color="000000"/>
-                <w:left w:val="none" w:sz="0" w:space="0" w:color="000000"/>
-                <w:right w:val="none" w:sz="0" w:space="0" w:color="000000"/>
-              </w:pBdr>
-              <w:spacing w:after="100" w:before="100" w:line="240"/>
-              <w:ind w:left="300" w:right="100" w:firstLine="0" w:firstLineChars="0"/>
-              <w:rPr>
-                <w:rFonts w:ascii="Arial" w:hAnsi="Arial" w:eastAsia="Arial" w:cs="Arial"/>
-                <w:i w:val="false"/>
-                <w:b w:val="false"/>
-                <w:u w:val="none"/>
-                <w:strike w:val="false"/>
-                <w:sz w:val="22"/>
-                <w:szCs w:val="22"/>
-                <w:color w:val="000000"/>
-              </w:rPr>
-            </w:pPr>
-            <w:r>
-              <w:rPr>
-                <w:rFonts w:ascii="Arial" w:hAnsi="Arial" w:eastAsia="Arial" w:cs="Arial"/>
-                <w:i w:val="false"/>
-                <w:b w:val="false"/>
-                <w:u w:val="none"/>
-                <w:strike w:val="false"/>
-                <w:sz w:val="22"/>
-                <w:szCs w:val="22"/>
-                <w:color w:val="000000"/>
-              </w:rPr>
-              <w:t xml:space="preserve">0</w:t>
-            </w:r>
-          </w:p>
-        </w:tc>
-        <w:tc>
-          <w:tcPr>
-            <w:tcBorders>
-              <w:bottom w:val="none" w:sz="0" w:space="0" w:color="000000"/>
-              <w:top w:val="none" w:sz="0" w:space="0" w:color="000000"/>
-              <w:left w:val="none" w:sz="0" w:space="0" w:color="000000"/>
-              <w:right w:val="none" w:sz="0" w:space="0" w:color="000000"/>
-            </w:tcBorders>
-            <w:shd w:val="clear" w:color="auto" w:fill="FFFFFF"/>
-            <w:tcMar>
-              <w:top w:w="0" w:type="dxa"/>
-              <w:bottom w:w="0" w:type="dxa"/>
-              <w:left w:w="0" w:type="dxa"/>
-              <w:right w:w="0" w:type="dxa"/>
-            </w:tcMar>
-            <w:vAlign w:val="top"/>
-          </w:tcPr>
-          <w:p>
-            <w:pPr>
-              <w:pStyle w:val="Normal"/>
-              <w:jc w:val="center"/>
-              <w:pBdr>
-                <w:bottom w:val="none" w:sz="0" w:space="0" w:color="000000"/>
-                <w:top w:val="none" w:sz="0" w:space="0" w:color="000000"/>
-                <w:left w:val="none" w:sz="0" w:space="0" w:color="000000"/>
-                <w:right w:val="none" w:sz="0" w:space="0" w:color="000000"/>
-              </w:pBdr>
-              <w:spacing w:after="100" w:before="100" w:line="240"/>
-              <w:ind w:left="100" w:right="100" w:firstLine="0" w:firstLineChars="0"/>
-              <w:rPr>
-                <w:rFonts w:ascii="Arial" w:hAnsi="Arial" w:eastAsia="Arial" w:cs="Arial"/>
-                <w:i w:val="false"/>
-                <w:b w:val="false"/>
-                <w:u w:val="none"/>
-                <w:strike w:val="false"/>
-                <w:sz w:val="22"/>
-                <w:szCs w:val="22"/>
-                <w:color w:val="000000"/>
-              </w:rPr>
-            </w:pPr>
-            <w:r>
-              <w:rPr>
-                <w:rFonts w:ascii="Arial" w:hAnsi="Arial" w:eastAsia="Arial" w:cs="Arial"/>
-                <w:i w:val="false"/>
-                <w:b w:val="false"/>
-                <w:u w:val="none"/>
-                <w:strike w:val="false"/>
-                <w:sz w:val="22"/>
-                <w:szCs w:val="22"/>
-                <w:color w:val="000000"/>
-              </w:rPr>
-              <w:t xml:space="preserve">125 (45.8%)</w:t>
-            </w:r>
-          </w:p>
-        </w:tc>
-        <w:tc>
-          <w:tcPr>
-            <w:tcBorders>
-              <w:bottom w:val="none" w:sz="0" w:space="0" w:color="000000"/>
-              <w:top w:val="none" w:sz="0" w:space="0" w:color="000000"/>
-              <w:left w:val="none" w:sz="0" w:space="0" w:color="000000"/>
-              <w:right w:val="none" w:sz="0" w:space="0" w:color="000000"/>
-            </w:tcBorders>
-            <w:shd w:val="clear" w:color="auto" w:fill="FFFFFF"/>
-            <w:tcMar>
-              <w:top w:w="0" w:type="dxa"/>
-              <w:bottom w:w="0" w:type="dxa"/>
-              <w:left w:w="0" w:type="dxa"/>
-              <w:right w:w="0" w:type="dxa"/>
-            </w:tcMar>
-            <w:vAlign w:val="top"/>
-          </w:tcPr>
-          <w:p>
-            <w:pPr>
-              <w:pStyle w:val="Normal"/>
-              <w:jc w:val="center"/>
-              <w:pBdr>
-                <w:bottom w:val="none" w:sz="0" w:space="0" w:color="000000"/>
-                <w:top w:val="none" w:sz="0" w:space="0" w:color="000000"/>
-                <w:left w:val="none" w:sz="0" w:space="0" w:color="000000"/>
-                <w:right w:val="none" w:sz="0" w:space="0" w:color="000000"/>
-              </w:pBdr>
-              <w:spacing w:after="100" w:before="100" w:line="240"/>
-              <w:ind w:left="100" w:right="100" w:firstLine="0" w:firstLineChars="0"/>
-              <w:rPr>
-                <w:rFonts w:ascii="Arial" w:hAnsi="Arial" w:eastAsia="Arial" w:cs="Arial"/>
-                <w:i w:val="false"/>
-                <w:b w:val="false"/>
-                <w:u w:val="none"/>
-                <w:strike w:val="false"/>
-                <w:sz w:val="22"/>
-                <w:szCs w:val="22"/>
-                <w:color w:val="000000"/>
-              </w:rPr>
-            </w:pPr>
-            <w:r>
-              <w:rPr>
-                <w:rFonts w:ascii="Arial" w:hAnsi="Arial" w:eastAsia="Arial" w:cs="Arial"/>
-                <w:i w:val="false"/>
-                <w:b w:val="false"/>
-                <w:u w:val="none"/>
-                <w:strike w:val="false"/>
-                <w:sz w:val="22"/>
-                <w:szCs w:val="22"/>
-                <w:color w:val="000000"/>
-              </w:rPr>
-              <w:t xml:space="preserve">62 (59.6%)</w:t>
-            </w:r>
-          </w:p>
-        </w:tc>
-        <w:tc>
-          <w:tcPr>
-            <w:tcBorders>
-              <w:bottom w:val="none" w:sz="0" w:space="0" w:color="000000"/>
-              <w:top w:val="none" w:sz="0" w:space="0" w:color="000000"/>
-              <w:left w:val="none" w:sz="0" w:space="0" w:color="000000"/>
-              <w:right w:val="none" w:sz="0" w:space="0" w:color="000000"/>
-            </w:tcBorders>
-            <w:shd w:val="clear" w:color="auto" w:fill="FFFFFF"/>
-            <w:tcMar>
-              <w:top w:w="0" w:type="dxa"/>
-              <w:bottom w:w="0" w:type="dxa"/>
-              <w:left w:w="0" w:type="dxa"/>
-              <w:right w:w="0" w:type="dxa"/>
-            </w:tcMar>
-            <w:vAlign w:val="top"/>
-          </w:tcPr>
-          <w:p>
-            <w:pPr>
-              <w:pStyle w:val="Normal"/>
-              <w:jc w:val="center"/>
-              <w:pBdr>
-                <w:bottom w:val="none" w:sz="0" w:space="0" w:color="000000"/>
-                <w:top w:val="none" w:sz="0" w:space="0" w:color="000000"/>
-                <w:left w:val="none" w:sz="0" w:space="0" w:color="000000"/>
-                <w:right w:val="none" w:sz="0" w:space="0" w:color="000000"/>
-              </w:pBdr>
-              <w:spacing w:after="100" w:before="100" w:line="240"/>
-              <w:ind w:left="100" w:right="100" w:firstLine="0" w:firstLineChars="0"/>
-              <w:rPr>
-                <w:rFonts w:ascii="Arial" w:hAnsi="Arial" w:eastAsia="Arial" w:cs="Arial"/>
-                <w:i w:val="false"/>
-                <w:b w:val="false"/>
-                <w:u w:val="none"/>
-                <w:strike w:val="false"/>
-                <w:sz w:val="22"/>
-                <w:szCs w:val="22"/>
-                <w:color w:val="000000"/>
-              </w:rPr>
-            </w:pPr>
-            <w:r>
-              <w:rPr>
-                <w:rFonts w:ascii="Arial" w:hAnsi="Arial" w:eastAsia="Arial" w:cs="Arial"/>
-                <w:i w:val="false"/>
-                <w:b w:val="false"/>
-                <w:u w:val="none"/>
-                <w:strike w:val="false"/>
-                <w:sz w:val="22"/>
-                <w:szCs w:val="22"/>
-                <w:color w:val="000000"/>
-              </w:rPr>
-              <w:t xml:space="preserve">63 (37.3%)</w:t>
-            </w:r>
-          </w:p>
-        </w:tc>
-        <w:tc>
-          <w:tcPr>
-            <w:tcBorders>
-              <w:bottom w:val="none" w:sz="0" w:space="0" w:color="000000"/>
-              <w:top w:val="none" w:sz="0" w:space="0" w:color="000000"/>
-              <w:left w:val="none" w:sz="0" w:space="0" w:color="000000"/>
-              <w:right w:val="none" w:sz="0" w:space="0" w:color="000000"/>
-            </w:tcBorders>
-            <w:shd w:val="clear" w:color="auto" w:fill="FFFFFF"/>
-            <w:tcMar>
-              <w:top w:w="0" w:type="dxa"/>
-              <w:bottom w:w="0" w:type="dxa"/>
-              <w:left w:w="0" w:type="dxa"/>
-              <w:right w:w="0" w:type="dxa"/>
-            </w:tcMar>
-            <w:vAlign w:val="top"/>
-          </w:tcPr>
-          <w:p>
-            <w:pPr>
-              <w:pStyle w:val="Normal"/>
-              <w:jc w:val="center"/>
-              <w:pBdr>
-                <w:bottom w:val="none" w:sz="0" w:space="0" w:color="000000"/>
-                <w:top w:val="none" w:sz="0" w:space="0" w:color="000000"/>
-                <w:left w:val="none" w:sz="0" w:space="0" w:color="000000"/>
-                <w:right w:val="none" w:sz="0" w:space="0" w:color="000000"/>
-              </w:pBdr>
-              <w:spacing w:after="100" w:before="100" w:line="240"/>
-              <w:ind w:left="100" w:right="100" w:firstLine="0" w:firstLineChars="0"/>
-              <w:rPr>
-                <w:rFonts w:ascii="Arial" w:hAnsi="Arial" w:eastAsia="Arial" w:cs="Arial"/>
-                <w:i w:val="false"/>
-                <w:b w:val="false"/>
-                <w:u w:val="none"/>
-                <w:strike w:val="false"/>
-                <w:sz w:val="22"/>
-                <w:szCs w:val="22"/>
-                <w:color w:val="000000"/>
-              </w:rPr>
-            </w:pPr>
-            <w:r>
-              <w:rPr>
-                <w:rFonts w:ascii="Arial" w:hAnsi="Arial" w:eastAsia="Arial" w:cs="Arial"/>
-                <w:i w:val="false"/>
-                <w:b w:val="false"/>
-                <w:u w:val="none"/>
-                <w:strike w:val="false"/>
-                <w:sz w:val="22"/>
-                <w:szCs w:val="22"/>
-                <w:color w:val="000000"/>
-              </w:rPr>
-              <w:t xml:space="preserve"/>
-            </w:r>
-          </w:p>
-        </w:tc>
-      </w:tr>
-      <w:tr>
-        <w:trPr>
-          <w:trHeight w:val="617" w:hRule="auto"/>
-        </w:trPr>
-        <w:tc>
-          <w:tcPr>
-            <w:tcBorders>
-              <w:bottom w:val="none" w:sz="0" w:space="0" w:color="000000"/>
-              <w:top w:val="none" w:sz="0" w:space="0" w:color="000000"/>
-              <w:left w:val="none" w:sz="0" w:space="0" w:color="000000"/>
-              <w:right w:val="none" w:sz="0" w:space="0" w:color="000000"/>
-            </w:tcBorders>
-            <w:shd w:val="clear" w:color="auto" w:fill="FFFFFF"/>
-            <w:tcMar>
-              <w:top w:w="0" w:type="dxa"/>
-              <w:bottom w:w="0" w:type="dxa"/>
-              <w:left w:w="0" w:type="dxa"/>
-              <w:right w:w="0" w:type="dxa"/>
-            </w:tcMar>
-            <w:vAlign w:val="top"/>
-          </w:tcPr>
-          <w:p>
-            <w:pPr>
-              <w:pStyle w:val="Normal"/>
-              <w:jc w:val="left"/>
-              <w:pBdr>
-                <w:bottom w:val="none" w:sz="0" w:space="0" w:color="000000"/>
-                <w:top w:val="none" w:sz="0" w:space="0" w:color="000000"/>
-                <w:left w:val="none" w:sz="0" w:space="0" w:color="000000"/>
-                <w:right w:val="none" w:sz="0" w:space="0" w:color="000000"/>
-              </w:pBdr>
-              <w:spacing w:after="100" w:before="100" w:line="240"/>
-              <w:ind w:left="300" w:right="100" w:firstLine="0" w:firstLineChars="0"/>
-              <w:rPr>
-                <w:rFonts w:ascii="Arial" w:hAnsi="Arial" w:eastAsia="Arial" w:cs="Arial"/>
-                <w:i w:val="false"/>
-                <w:b w:val="false"/>
-                <w:u w:val="none"/>
-                <w:strike w:val="false"/>
-                <w:sz w:val="22"/>
-                <w:szCs w:val="22"/>
-                <w:color w:val="000000"/>
-              </w:rPr>
-            </w:pPr>
-            <w:r>
-              <w:rPr>
-                <w:rFonts w:ascii="Arial" w:hAnsi="Arial" w:eastAsia="Arial" w:cs="Arial"/>
-                <w:i w:val="false"/>
-                <w:b w:val="false"/>
-                <w:u w:val="none"/>
-                <w:strike w:val="false"/>
-                <w:sz w:val="22"/>
-                <w:szCs w:val="22"/>
-                <w:color w:val="000000"/>
-              </w:rPr>
-              <w:t xml:space="preserve">1</w:t>
-            </w:r>
-          </w:p>
-        </w:tc>
-        <w:tc>
-          <w:tcPr>
-            <w:tcBorders>
-              <w:bottom w:val="none" w:sz="0" w:space="0" w:color="000000"/>
-              <w:top w:val="none" w:sz="0" w:space="0" w:color="000000"/>
-              <w:left w:val="none" w:sz="0" w:space="0" w:color="000000"/>
-              <w:right w:val="none" w:sz="0" w:space="0" w:color="000000"/>
-            </w:tcBorders>
-            <w:shd w:val="clear" w:color="auto" w:fill="FFFFFF"/>
-            <w:tcMar>
-              <w:top w:w="0" w:type="dxa"/>
-              <w:bottom w:w="0" w:type="dxa"/>
-              <w:left w:w="0" w:type="dxa"/>
-              <w:right w:w="0" w:type="dxa"/>
-            </w:tcMar>
-            <w:vAlign w:val="top"/>
-          </w:tcPr>
-          <w:p>
-            <w:pPr>
-              <w:pStyle w:val="Normal"/>
-              <w:jc w:val="center"/>
-              <w:pBdr>
-                <w:bottom w:val="none" w:sz="0" w:space="0" w:color="000000"/>
-                <w:top w:val="none" w:sz="0" w:space="0" w:color="000000"/>
-                <w:left w:val="none" w:sz="0" w:space="0" w:color="000000"/>
-                <w:right w:val="none" w:sz="0" w:space="0" w:color="000000"/>
-              </w:pBdr>
-              <w:spacing w:after="100" w:before="100" w:line="240"/>
-              <w:ind w:left="100" w:right="100" w:firstLine="0" w:firstLineChars="0"/>
-              <w:rPr>
-                <w:rFonts w:ascii="Arial" w:hAnsi="Arial" w:eastAsia="Arial" w:cs="Arial"/>
-                <w:i w:val="false"/>
-                <w:b w:val="false"/>
-                <w:u w:val="none"/>
-                <w:strike w:val="false"/>
-                <w:sz w:val="22"/>
-                <w:szCs w:val="22"/>
-                <w:color w:val="000000"/>
-              </w:rPr>
-            </w:pPr>
-            <w:r>
-              <w:rPr>
-                <w:rFonts w:ascii="Arial" w:hAnsi="Arial" w:eastAsia="Arial" w:cs="Arial"/>
-                <w:i w:val="false"/>
-                <w:b w:val="false"/>
-                <w:u w:val="none"/>
-                <w:strike w:val="false"/>
-                <w:sz w:val="22"/>
-                <w:szCs w:val="22"/>
-                <w:color w:val="000000"/>
-              </w:rPr>
-              <w:t xml:space="preserve">114 (41.8%)</w:t>
-            </w:r>
-          </w:p>
-        </w:tc>
-        <w:tc>
-          <w:tcPr>
-            <w:tcBorders>
-              <w:bottom w:val="none" w:sz="0" w:space="0" w:color="000000"/>
-              <w:top w:val="none" w:sz="0" w:space="0" w:color="000000"/>
-              <w:left w:val="none" w:sz="0" w:space="0" w:color="000000"/>
-              <w:right w:val="none" w:sz="0" w:space="0" w:color="000000"/>
-            </w:tcBorders>
-            <w:shd w:val="clear" w:color="auto" w:fill="FFFFFF"/>
-            <w:tcMar>
-              <w:top w:w="0" w:type="dxa"/>
-              <w:bottom w:w="0" w:type="dxa"/>
-              <w:left w:w="0" w:type="dxa"/>
-              <w:right w:w="0" w:type="dxa"/>
-            </w:tcMar>
-            <w:vAlign w:val="top"/>
-          </w:tcPr>
-          <w:p>
-            <w:pPr>
-              <w:pStyle w:val="Normal"/>
-              <w:jc w:val="center"/>
-              <w:pBdr>
-                <w:bottom w:val="none" w:sz="0" w:space="0" w:color="000000"/>
-                <w:top w:val="none" w:sz="0" w:space="0" w:color="000000"/>
-                <w:left w:val="none" w:sz="0" w:space="0" w:color="000000"/>
-                <w:right w:val="none" w:sz="0" w:space="0" w:color="000000"/>
-              </w:pBdr>
-              <w:spacing w:after="100" w:before="100" w:line="240"/>
-              <w:ind w:left="100" w:right="100" w:firstLine="0" w:firstLineChars="0"/>
-              <w:rPr>
-                <w:rFonts w:ascii="Arial" w:hAnsi="Arial" w:eastAsia="Arial" w:cs="Arial"/>
-                <w:i w:val="false"/>
-                <w:b w:val="false"/>
-                <w:u w:val="none"/>
-                <w:strike w:val="false"/>
-                <w:sz w:val="22"/>
-                <w:szCs w:val="22"/>
-                <w:color w:val="000000"/>
-              </w:rPr>
-            </w:pPr>
-            <w:r>
-              <w:rPr>
-                <w:rFonts w:ascii="Arial" w:hAnsi="Arial" w:eastAsia="Arial" w:cs="Arial"/>
-                <w:i w:val="false"/>
-                <w:b w:val="false"/>
-                <w:u w:val="none"/>
-                <w:strike w:val="false"/>
-                <w:sz w:val="22"/>
-                <w:szCs w:val="22"/>
-                <w:color w:val="000000"/>
-              </w:rPr>
-              <w:t xml:space="preserve">22 (21.2%)</w:t>
-            </w:r>
-          </w:p>
-        </w:tc>
-        <w:tc>
-          <w:tcPr>
-            <w:tcBorders>
-              <w:bottom w:val="none" w:sz="0" w:space="0" w:color="000000"/>
-              <w:top w:val="none" w:sz="0" w:space="0" w:color="000000"/>
-              <w:left w:val="none" w:sz="0" w:space="0" w:color="000000"/>
-              <w:right w:val="none" w:sz="0" w:space="0" w:color="000000"/>
-            </w:tcBorders>
-            <w:shd w:val="clear" w:color="auto" w:fill="FFFFFF"/>
-            <w:tcMar>
-              <w:top w:w="0" w:type="dxa"/>
-              <w:bottom w:w="0" w:type="dxa"/>
-              <w:left w:w="0" w:type="dxa"/>
-              <w:right w:w="0" w:type="dxa"/>
-            </w:tcMar>
-            <w:vAlign w:val="top"/>
-          </w:tcPr>
-          <w:p>
-            <w:pPr>
-              <w:pStyle w:val="Normal"/>
-              <w:jc w:val="center"/>
-              <w:pBdr>
-                <w:bottom w:val="none" w:sz="0" w:space="0" w:color="000000"/>
-                <w:top w:val="none" w:sz="0" w:space="0" w:color="000000"/>
-                <w:left w:val="none" w:sz="0" w:space="0" w:color="000000"/>
-                <w:right w:val="none" w:sz="0" w:space="0" w:color="000000"/>
-              </w:pBdr>
-              <w:spacing w:after="100" w:before="100" w:line="240"/>
-              <w:ind w:left="100" w:right="100" w:firstLine="0" w:firstLineChars="0"/>
-              <w:rPr>
-                <w:rFonts w:ascii="Arial" w:hAnsi="Arial" w:eastAsia="Arial" w:cs="Arial"/>
-                <w:i w:val="false"/>
-                <w:b w:val="false"/>
-                <w:u w:val="none"/>
-                <w:strike w:val="false"/>
-                <w:sz w:val="22"/>
-                <w:szCs w:val="22"/>
-                <w:color w:val="000000"/>
-              </w:rPr>
-            </w:pPr>
-            <w:r>
-              <w:rPr>
-                <w:rFonts w:ascii="Arial" w:hAnsi="Arial" w:eastAsia="Arial" w:cs="Arial"/>
-                <w:i w:val="false"/>
-                <w:b w:val="false"/>
-                <w:u w:val="none"/>
-                <w:strike w:val="false"/>
-                <w:sz w:val="22"/>
-                <w:szCs w:val="22"/>
-                <w:color w:val="000000"/>
-              </w:rPr>
-              <w:t xml:space="preserve">92 (54.4%)</w:t>
-            </w:r>
-          </w:p>
-        </w:tc>
-        <w:tc>
-          <w:tcPr>
-            <w:tcBorders>
-              <w:bottom w:val="none" w:sz="0" w:space="0" w:color="000000"/>
-              <w:top w:val="none" w:sz="0" w:space="0" w:color="000000"/>
-              <w:left w:val="none" w:sz="0" w:space="0" w:color="000000"/>
-              <w:right w:val="none" w:sz="0" w:space="0" w:color="000000"/>
-            </w:tcBorders>
-            <w:shd w:val="clear" w:color="auto" w:fill="FFFFFF"/>
-            <w:tcMar>
-              <w:top w:w="0" w:type="dxa"/>
-              <w:bottom w:w="0" w:type="dxa"/>
-              <w:left w:w="0" w:type="dxa"/>
-              <w:right w:w="0" w:type="dxa"/>
-            </w:tcMar>
-            <w:vAlign w:val="top"/>
-          </w:tcPr>
-          <w:p>
-            <w:pPr>
-              <w:pStyle w:val="Normal"/>
-              <w:jc w:val="center"/>
-              <w:pBdr>
-                <w:bottom w:val="none" w:sz="0" w:space="0" w:color="000000"/>
-                <w:top w:val="none" w:sz="0" w:space="0" w:color="000000"/>
-                <w:left w:val="none" w:sz="0" w:space="0" w:color="000000"/>
-                <w:right w:val="none" w:sz="0" w:space="0" w:color="000000"/>
-              </w:pBdr>
-              <w:spacing w:after="100" w:before="100" w:line="240"/>
-              <w:ind w:left="100" w:right="100" w:firstLine="0" w:firstLineChars="0"/>
-              <w:rPr>
-                <w:rFonts w:ascii="Arial" w:hAnsi="Arial" w:eastAsia="Arial" w:cs="Arial"/>
-                <w:i w:val="false"/>
-                <w:b w:val="false"/>
-                <w:u w:val="none"/>
-                <w:strike w:val="false"/>
-                <w:sz w:val="22"/>
-                <w:szCs w:val="22"/>
-                <w:color w:val="000000"/>
-              </w:rPr>
-            </w:pPr>
-            <w:r>
-              <w:rPr>
-                <w:rFonts w:ascii="Arial" w:hAnsi="Arial" w:eastAsia="Arial" w:cs="Arial"/>
-                <w:i w:val="false"/>
-                <w:b w:val="false"/>
-                <w:u w:val="none"/>
-                <w:strike w:val="false"/>
-                <w:sz w:val="22"/>
-                <w:szCs w:val="22"/>
-                <w:color w:val="000000"/>
-              </w:rPr>
-              <w:t xml:space="preserve"/>
-            </w:r>
-          </w:p>
-        </w:tc>
-      </w:tr>
-      <w:tr>
-        <w:trPr>
-          <w:trHeight w:val="617" w:hRule="auto"/>
-        </w:trPr>
-        <w:tc>
-          <w:tcPr>
-            <w:tcBorders>
-              <w:bottom w:val="none" w:sz="0" w:space="0" w:color="000000"/>
-              <w:top w:val="none" w:sz="0" w:space="0" w:color="000000"/>
-              <w:left w:val="none" w:sz="0" w:space="0" w:color="000000"/>
-              <w:right w:val="none" w:sz="0" w:space="0" w:color="000000"/>
-            </w:tcBorders>
-            <w:shd w:val="clear" w:color="auto" w:fill="FFFFFF"/>
-            <w:tcMar>
-              <w:top w:w="0" w:type="dxa"/>
-              <w:bottom w:w="0" w:type="dxa"/>
-              <w:left w:w="0" w:type="dxa"/>
-              <w:right w:w="0" w:type="dxa"/>
-            </w:tcMar>
-            <w:vAlign w:val="top"/>
-          </w:tcPr>
-          <w:p>
-            <w:pPr>
-              <w:pStyle w:val="Normal"/>
-              <w:jc w:val="left"/>
-              <w:pBdr>
-                <w:bottom w:val="none" w:sz="0" w:space="0" w:color="000000"/>
-                <w:top w:val="none" w:sz="0" w:space="0" w:color="000000"/>
-                <w:left w:val="none" w:sz="0" w:space="0" w:color="000000"/>
-                <w:right w:val="none" w:sz="0" w:space="0" w:color="000000"/>
-              </w:pBdr>
-              <w:spacing w:after="100" w:before="100" w:line="240"/>
-              <w:ind w:left="300" w:right="100" w:firstLine="0" w:firstLineChars="0"/>
-              <w:rPr>
-                <w:rFonts w:ascii="Arial" w:hAnsi="Arial" w:eastAsia="Arial" w:cs="Arial"/>
-                <w:i w:val="false"/>
-                <w:b w:val="false"/>
-                <w:u w:val="none"/>
-                <w:strike w:val="false"/>
-                <w:sz w:val="22"/>
-                <w:szCs w:val="22"/>
-                <w:color w:val="000000"/>
-              </w:rPr>
-            </w:pPr>
-            <w:r>
-              <w:rPr>
-                <w:rFonts w:ascii="Arial" w:hAnsi="Arial" w:eastAsia="Arial" w:cs="Arial"/>
-                <w:i w:val="false"/>
-                <w:b w:val="false"/>
-                <w:u w:val="none"/>
-                <w:strike w:val="false"/>
-                <w:sz w:val="22"/>
-                <w:szCs w:val="22"/>
-                <w:color w:val="000000"/>
-              </w:rPr>
-              <w:t xml:space="preserve">2</w:t>
-            </w:r>
-          </w:p>
-        </w:tc>
-        <w:tc>
-          <w:tcPr>
-            <w:tcBorders>
-              <w:bottom w:val="none" w:sz="0" w:space="0" w:color="000000"/>
-              <w:top w:val="none" w:sz="0" w:space="0" w:color="000000"/>
-              <w:left w:val="none" w:sz="0" w:space="0" w:color="000000"/>
-              <w:right w:val="none" w:sz="0" w:space="0" w:color="000000"/>
-            </w:tcBorders>
-            <w:shd w:val="clear" w:color="auto" w:fill="FFFFFF"/>
-            <w:tcMar>
-              <w:top w:w="0" w:type="dxa"/>
-              <w:bottom w:w="0" w:type="dxa"/>
-              <w:left w:w="0" w:type="dxa"/>
-              <w:right w:w="0" w:type="dxa"/>
-            </w:tcMar>
-            <w:vAlign w:val="top"/>
-          </w:tcPr>
-          <w:p>
-            <w:pPr>
-              <w:pStyle w:val="Normal"/>
-              <w:jc w:val="center"/>
-              <w:pBdr>
-                <w:bottom w:val="none" w:sz="0" w:space="0" w:color="000000"/>
-                <w:top w:val="none" w:sz="0" w:space="0" w:color="000000"/>
-                <w:left w:val="none" w:sz="0" w:space="0" w:color="000000"/>
-                <w:right w:val="none" w:sz="0" w:space="0" w:color="000000"/>
-              </w:pBdr>
-              <w:spacing w:after="100" w:before="100" w:line="240"/>
-              <w:ind w:left="100" w:right="100" w:firstLine="0" w:firstLineChars="0"/>
-              <w:rPr>
-                <w:rFonts w:ascii="Arial" w:hAnsi="Arial" w:eastAsia="Arial" w:cs="Arial"/>
-                <w:i w:val="false"/>
-                <w:b w:val="false"/>
-                <w:u w:val="none"/>
-                <w:strike w:val="false"/>
-                <w:sz w:val="22"/>
-                <w:szCs w:val="22"/>
-                <w:color w:val="000000"/>
-              </w:rPr>
-            </w:pPr>
-            <w:r>
-              <w:rPr>
-                <w:rFonts w:ascii="Arial" w:hAnsi="Arial" w:eastAsia="Arial" w:cs="Arial"/>
-                <w:i w:val="false"/>
-                <w:b w:val="false"/>
-                <w:u w:val="none"/>
-                <w:strike w:val="false"/>
-                <w:sz w:val="22"/>
-                <w:szCs w:val="22"/>
-                <w:color w:val="000000"/>
-              </w:rPr>
-              <w:t xml:space="preserve">27 (9.9%)</w:t>
-            </w:r>
-          </w:p>
-        </w:tc>
-        <w:tc>
-          <w:tcPr>
-            <w:tcBorders>
-              <w:bottom w:val="none" w:sz="0" w:space="0" w:color="000000"/>
-              <w:top w:val="none" w:sz="0" w:space="0" w:color="000000"/>
-              <w:left w:val="none" w:sz="0" w:space="0" w:color="000000"/>
-              <w:right w:val="none" w:sz="0" w:space="0" w:color="000000"/>
-            </w:tcBorders>
-            <w:shd w:val="clear" w:color="auto" w:fill="FFFFFF"/>
-            <w:tcMar>
-              <w:top w:w="0" w:type="dxa"/>
-              <w:bottom w:w="0" w:type="dxa"/>
-              <w:left w:w="0" w:type="dxa"/>
-              <w:right w:w="0" w:type="dxa"/>
-            </w:tcMar>
-            <w:vAlign w:val="top"/>
-          </w:tcPr>
-          <w:p>
-            <w:pPr>
-              <w:pStyle w:val="Normal"/>
-              <w:jc w:val="center"/>
-              <w:pBdr>
-                <w:bottom w:val="none" w:sz="0" w:space="0" w:color="000000"/>
-                <w:top w:val="none" w:sz="0" w:space="0" w:color="000000"/>
-                <w:left w:val="none" w:sz="0" w:space="0" w:color="000000"/>
-                <w:right w:val="none" w:sz="0" w:space="0" w:color="000000"/>
-              </w:pBdr>
-              <w:spacing w:after="100" w:before="100" w:line="240"/>
-              <w:ind w:left="100" w:right="100" w:firstLine="0" w:firstLineChars="0"/>
-              <w:rPr>
-                <w:rFonts w:ascii="Arial" w:hAnsi="Arial" w:eastAsia="Arial" w:cs="Arial"/>
-                <w:i w:val="false"/>
-                <w:b w:val="false"/>
-                <w:u w:val="none"/>
-                <w:strike w:val="false"/>
-                <w:sz w:val="22"/>
-                <w:szCs w:val="22"/>
-                <w:color w:val="000000"/>
-              </w:rPr>
-            </w:pPr>
-            <w:r>
-              <w:rPr>
-                <w:rFonts w:ascii="Arial" w:hAnsi="Arial" w:eastAsia="Arial" w:cs="Arial"/>
-                <w:i w:val="false"/>
-                <w:b w:val="false"/>
-                <w:u w:val="none"/>
-                <w:strike w:val="false"/>
-                <w:sz w:val="22"/>
-                <w:szCs w:val="22"/>
-                <w:color w:val="000000"/>
-              </w:rPr>
-              <w:t xml:space="preserve">15 (14.4%)</w:t>
-            </w:r>
-          </w:p>
-        </w:tc>
-        <w:tc>
-          <w:tcPr>
-            <w:tcBorders>
-              <w:bottom w:val="none" w:sz="0" w:space="0" w:color="000000"/>
-              <w:top w:val="none" w:sz="0" w:space="0" w:color="000000"/>
-              <w:left w:val="none" w:sz="0" w:space="0" w:color="000000"/>
-              <w:right w:val="none" w:sz="0" w:space="0" w:color="000000"/>
-            </w:tcBorders>
-            <w:shd w:val="clear" w:color="auto" w:fill="FFFFFF"/>
-            <w:tcMar>
-              <w:top w:w="0" w:type="dxa"/>
-              <w:bottom w:w="0" w:type="dxa"/>
-              <w:left w:w="0" w:type="dxa"/>
-              <w:right w:w="0" w:type="dxa"/>
-            </w:tcMar>
-            <w:vAlign w:val="top"/>
-          </w:tcPr>
-          <w:p>
-            <w:pPr>
-              <w:pStyle w:val="Normal"/>
-              <w:jc w:val="center"/>
-              <w:pBdr>
-                <w:bottom w:val="none" w:sz="0" w:space="0" w:color="000000"/>
-                <w:top w:val="none" w:sz="0" w:space="0" w:color="000000"/>
-                <w:left w:val="none" w:sz="0" w:space="0" w:color="000000"/>
-                <w:right w:val="none" w:sz="0" w:space="0" w:color="000000"/>
-              </w:pBdr>
-              <w:spacing w:after="100" w:before="100" w:line="240"/>
-              <w:ind w:left="100" w:right="100" w:firstLine="0" w:firstLineChars="0"/>
-              <w:rPr>
-                <w:rFonts w:ascii="Arial" w:hAnsi="Arial" w:eastAsia="Arial" w:cs="Arial"/>
-                <w:i w:val="false"/>
-                <w:b w:val="false"/>
-                <w:u w:val="none"/>
-                <w:strike w:val="false"/>
-                <w:sz w:val="22"/>
-                <w:szCs w:val="22"/>
-                <w:color w:val="000000"/>
-              </w:rPr>
-            </w:pPr>
-            <w:r>
-              <w:rPr>
-                <w:rFonts w:ascii="Arial" w:hAnsi="Arial" w:eastAsia="Arial" w:cs="Arial"/>
-                <w:i w:val="false"/>
-                <w:b w:val="false"/>
-                <w:u w:val="none"/>
-                <w:strike w:val="false"/>
-                <w:sz w:val="22"/>
-                <w:szCs w:val="22"/>
-                <w:color w:val="000000"/>
-              </w:rPr>
-              <w:t xml:space="preserve">12 (7.1%)</w:t>
-            </w:r>
-          </w:p>
-        </w:tc>
-        <w:tc>
-          <w:tcPr>
-            <w:tcBorders>
-              <w:bottom w:val="none" w:sz="0" w:space="0" w:color="000000"/>
-              <w:top w:val="none" w:sz="0" w:space="0" w:color="000000"/>
-              <w:left w:val="none" w:sz="0" w:space="0" w:color="000000"/>
-              <w:right w:val="none" w:sz="0" w:space="0" w:color="000000"/>
-            </w:tcBorders>
-            <w:shd w:val="clear" w:color="auto" w:fill="FFFFFF"/>
-            <w:tcMar>
-              <w:top w:w="0" w:type="dxa"/>
-              <w:bottom w:w="0" w:type="dxa"/>
-              <w:left w:w="0" w:type="dxa"/>
-              <w:right w:w="0" w:type="dxa"/>
-            </w:tcMar>
-            <w:vAlign w:val="top"/>
-          </w:tcPr>
-          <w:p>
-            <w:pPr>
-              <w:pStyle w:val="Normal"/>
-              <w:jc w:val="center"/>
-              <w:pBdr>
-                <w:bottom w:val="none" w:sz="0" w:space="0" w:color="000000"/>
-                <w:top w:val="none" w:sz="0" w:space="0" w:color="000000"/>
-                <w:left w:val="none" w:sz="0" w:space="0" w:color="000000"/>
-                <w:right w:val="none" w:sz="0" w:space="0" w:color="000000"/>
-              </w:pBdr>
-              <w:spacing w:after="100" w:before="100" w:line="240"/>
-              <w:ind w:left="100" w:right="100" w:firstLine="0" w:firstLineChars="0"/>
-              <w:rPr>
-                <w:rFonts w:ascii="Arial" w:hAnsi="Arial" w:eastAsia="Arial" w:cs="Arial"/>
-                <w:i w:val="false"/>
-                <w:b w:val="false"/>
-                <w:u w:val="none"/>
-                <w:strike w:val="false"/>
-                <w:sz w:val="22"/>
-                <w:szCs w:val="22"/>
-                <w:color w:val="000000"/>
-              </w:rPr>
-            </w:pPr>
-            <w:r>
-              <w:rPr>
-                <w:rFonts w:ascii="Arial" w:hAnsi="Arial" w:eastAsia="Arial" w:cs="Arial"/>
-                <w:i w:val="false"/>
-                <w:b w:val="false"/>
-                <w:u w:val="none"/>
-                <w:strike w:val="false"/>
-                <w:sz w:val="22"/>
-                <w:szCs w:val="22"/>
-                <w:color w:val="000000"/>
-              </w:rPr>
-              <w:t xml:space="preserve"/>
-            </w:r>
-          </w:p>
-        </w:tc>
-      </w:tr>
-      <w:tr>
-        <w:trPr>
-          <w:trHeight w:val="617" w:hRule="auto"/>
-        </w:trPr>
-        <w:tc>
-          <w:tcPr>
-            <w:tcBorders>
-              <w:bottom w:val="none" w:sz="0" w:space="0" w:color="000000"/>
-              <w:top w:val="none" w:sz="0" w:space="0" w:color="000000"/>
-              <w:left w:val="none" w:sz="0" w:space="0" w:color="000000"/>
-              <w:right w:val="none" w:sz="0" w:space="0" w:color="000000"/>
-            </w:tcBorders>
-            <w:shd w:val="clear" w:color="auto" w:fill="FFFFFF"/>
-            <w:tcMar>
-              <w:top w:w="0" w:type="dxa"/>
-              <w:bottom w:w="0" w:type="dxa"/>
-              <w:left w:w="0" w:type="dxa"/>
-              <w:right w:w="0" w:type="dxa"/>
-            </w:tcMar>
-            <w:vAlign w:val="top"/>
-          </w:tcPr>
-          <w:p>
-            <w:pPr>
-              <w:pStyle w:val="Normal"/>
-              <w:jc w:val="left"/>
-              <w:pBdr>
-                <w:bottom w:val="none" w:sz="0" w:space="0" w:color="000000"/>
-                <w:top w:val="none" w:sz="0" w:space="0" w:color="000000"/>
-                <w:left w:val="none" w:sz="0" w:space="0" w:color="000000"/>
-                <w:right w:val="none" w:sz="0" w:space="0" w:color="000000"/>
-              </w:pBdr>
-              <w:spacing w:after="100" w:before="100" w:line="240"/>
-              <w:ind w:left="300" w:right="100" w:firstLine="0" w:firstLineChars="0"/>
-              <w:rPr>
-                <w:rFonts w:ascii="Arial" w:hAnsi="Arial" w:eastAsia="Arial" w:cs="Arial"/>
-                <w:i w:val="false"/>
-                <w:b w:val="false"/>
-                <w:u w:val="none"/>
-                <w:strike w:val="false"/>
-                <w:sz w:val="22"/>
-                <w:szCs w:val="22"/>
-                <w:color w:val="000000"/>
-              </w:rPr>
-            </w:pPr>
-            <w:r>
-              <w:rPr>
-                <w:rFonts w:ascii="Arial" w:hAnsi="Arial" w:eastAsia="Arial" w:cs="Arial"/>
-                <w:i w:val="false"/>
-                <w:b w:val="false"/>
-                <w:u w:val="none"/>
-                <w:strike w:val="false"/>
-                <w:sz w:val="22"/>
-                <w:szCs w:val="22"/>
-                <w:color w:val="000000"/>
-              </w:rPr>
-              <w:t xml:space="preserve">3</w:t>
-            </w:r>
-          </w:p>
-        </w:tc>
-        <w:tc>
-          <w:tcPr>
-            <w:tcBorders>
-              <w:bottom w:val="none" w:sz="0" w:space="0" w:color="000000"/>
-              <w:top w:val="none" w:sz="0" w:space="0" w:color="000000"/>
-              <w:left w:val="none" w:sz="0" w:space="0" w:color="000000"/>
-              <w:right w:val="none" w:sz="0" w:space="0" w:color="000000"/>
-            </w:tcBorders>
-            <w:shd w:val="clear" w:color="auto" w:fill="FFFFFF"/>
-            <w:tcMar>
-              <w:top w:w="0" w:type="dxa"/>
-              <w:bottom w:w="0" w:type="dxa"/>
-              <w:left w:w="0" w:type="dxa"/>
-              <w:right w:w="0" w:type="dxa"/>
-            </w:tcMar>
-            <w:vAlign w:val="top"/>
-          </w:tcPr>
-          <w:p>
-            <w:pPr>
-              <w:pStyle w:val="Normal"/>
-              <w:jc w:val="center"/>
-              <w:pBdr>
-                <w:bottom w:val="none" w:sz="0" w:space="0" w:color="000000"/>
-                <w:top w:val="none" w:sz="0" w:space="0" w:color="000000"/>
-                <w:left w:val="none" w:sz="0" w:space="0" w:color="000000"/>
-                <w:right w:val="none" w:sz="0" w:space="0" w:color="000000"/>
-              </w:pBdr>
-              <w:spacing w:after="100" w:before="100" w:line="240"/>
-              <w:ind w:left="100" w:right="100" w:firstLine="0" w:firstLineChars="0"/>
-              <w:rPr>
-                <w:rFonts w:ascii="Arial" w:hAnsi="Arial" w:eastAsia="Arial" w:cs="Arial"/>
-                <w:i w:val="false"/>
-                <w:b w:val="false"/>
-                <w:u w:val="none"/>
-                <w:strike w:val="false"/>
-                <w:sz w:val="22"/>
-                <w:szCs w:val="22"/>
-                <w:color w:val="000000"/>
-              </w:rPr>
-            </w:pPr>
-            <w:r>
-              <w:rPr>
-                <w:rFonts w:ascii="Arial" w:hAnsi="Arial" w:eastAsia="Arial" w:cs="Arial"/>
-                <w:i w:val="false"/>
-                <w:b w:val="false"/>
-                <w:u w:val="none"/>
-                <w:strike w:val="false"/>
-                <w:sz w:val="22"/>
-                <w:szCs w:val="22"/>
-                <w:color w:val="000000"/>
-              </w:rPr>
-              <w:t xml:space="preserve">5 (1.8%)</w:t>
-            </w:r>
-          </w:p>
-        </w:tc>
-        <w:tc>
-          <w:tcPr>
-            <w:tcBorders>
-              <w:bottom w:val="none" w:sz="0" w:space="0" w:color="000000"/>
-              <w:top w:val="none" w:sz="0" w:space="0" w:color="000000"/>
-              <w:left w:val="none" w:sz="0" w:space="0" w:color="000000"/>
-              <w:right w:val="none" w:sz="0" w:space="0" w:color="000000"/>
-            </w:tcBorders>
-            <w:shd w:val="clear" w:color="auto" w:fill="FFFFFF"/>
-            <w:tcMar>
-              <w:top w:w="0" w:type="dxa"/>
-              <w:bottom w:w="0" w:type="dxa"/>
-              <w:left w:w="0" w:type="dxa"/>
-              <w:right w:w="0" w:type="dxa"/>
-            </w:tcMar>
-            <w:vAlign w:val="top"/>
-          </w:tcPr>
-          <w:p>
-            <w:pPr>
-              <w:pStyle w:val="Normal"/>
-              <w:jc w:val="center"/>
-              <w:pBdr>
-                <w:bottom w:val="none" w:sz="0" w:space="0" w:color="000000"/>
-                <w:top w:val="none" w:sz="0" w:space="0" w:color="000000"/>
-                <w:left w:val="none" w:sz="0" w:space="0" w:color="000000"/>
-                <w:right w:val="none" w:sz="0" w:space="0" w:color="000000"/>
-              </w:pBdr>
-              <w:spacing w:after="100" w:before="100" w:line="240"/>
-              <w:ind w:left="100" w:right="100" w:firstLine="0" w:firstLineChars="0"/>
-              <w:rPr>
-                <w:rFonts w:ascii="Arial" w:hAnsi="Arial" w:eastAsia="Arial" w:cs="Arial"/>
-                <w:i w:val="false"/>
-                <w:b w:val="false"/>
-                <w:u w:val="none"/>
-                <w:strike w:val="false"/>
-                <w:sz w:val="22"/>
-                <w:szCs w:val="22"/>
-                <w:color w:val="000000"/>
-              </w:rPr>
-            </w:pPr>
-            <w:r>
-              <w:rPr>
-                <w:rFonts w:ascii="Arial" w:hAnsi="Arial" w:eastAsia="Arial" w:cs="Arial"/>
-                <w:i w:val="false"/>
-                <w:b w:val="false"/>
-                <w:u w:val="none"/>
-                <w:strike w:val="false"/>
-                <w:sz w:val="22"/>
-                <w:szCs w:val="22"/>
-                <w:color w:val="000000"/>
-              </w:rPr>
-              <w:t xml:space="preserve">3 (2.9%)</w:t>
-            </w:r>
-          </w:p>
-        </w:tc>
-        <w:tc>
-          <w:tcPr>
-            <w:tcBorders>
-              <w:bottom w:val="none" w:sz="0" w:space="0" w:color="000000"/>
-              <w:top w:val="none" w:sz="0" w:space="0" w:color="000000"/>
-              <w:left w:val="none" w:sz="0" w:space="0" w:color="000000"/>
-              <w:right w:val="none" w:sz="0" w:space="0" w:color="000000"/>
-            </w:tcBorders>
-            <w:shd w:val="clear" w:color="auto" w:fill="FFFFFF"/>
-            <w:tcMar>
-              <w:top w:w="0" w:type="dxa"/>
-              <w:bottom w:w="0" w:type="dxa"/>
-              <w:left w:w="0" w:type="dxa"/>
-              <w:right w:w="0" w:type="dxa"/>
-            </w:tcMar>
-            <w:vAlign w:val="top"/>
-          </w:tcPr>
-          <w:p>
-            <w:pPr>
-              <w:pStyle w:val="Normal"/>
-              <w:jc w:val="center"/>
-              <w:pBdr>
-                <w:bottom w:val="none" w:sz="0" w:space="0" w:color="000000"/>
-                <w:top w:val="none" w:sz="0" w:space="0" w:color="000000"/>
-                <w:left w:val="none" w:sz="0" w:space="0" w:color="000000"/>
-                <w:right w:val="none" w:sz="0" w:space="0" w:color="000000"/>
-              </w:pBdr>
-              <w:spacing w:after="100" w:before="100" w:line="240"/>
-              <w:ind w:left="100" w:right="100" w:firstLine="0" w:firstLineChars="0"/>
-              <w:rPr>
-                <w:rFonts w:ascii="Arial" w:hAnsi="Arial" w:eastAsia="Arial" w:cs="Arial"/>
-                <w:i w:val="false"/>
-                <w:b w:val="false"/>
-                <w:u w:val="none"/>
-                <w:strike w:val="false"/>
-                <w:sz w:val="22"/>
-                <w:szCs w:val="22"/>
-                <w:color w:val="000000"/>
-              </w:rPr>
-            </w:pPr>
-            <w:r>
-              <w:rPr>
-                <w:rFonts w:ascii="Arial" w:hAnsi="Arial" w:eastAsia="Arial" w:cs="Arial"/>
-                <w:i w:val="false"/>
-                <w:b w:val="false"/>
-                <w:u w:val="none"/>
-                <w:strike w:val="false"/>
-                <w:sz w:val="22"/>
-                <w:szCs w:val="22"/>
-                <w:color w:val="000000"/>
-              </w:rPr>
-              <w:t xml:space="preserve">2 (1.2%)</w:t>
-            </w:r>
-          </w:p>
-        </w:tc>
-        <w:tc>
-          <w:tcPr>
-            <w:tcBorders>
-              <w:bottom w:val="none" w:sz="0" w:space="0" w:color="000000"/>
-              <w:top w:val="none" w:sz="0" w:space="0" w:color="000000"/>
-              <w:left w:val="none" w:sz="0" w:space="0" w:color="000000"/>
-              <w:right w:val="none" w:sz="0" w:space="0" w:color="000000"/>
-            </w:tcBorders>
-            <w:shd w:val="clear" w:color="auto" w:fill="FFFFFF"/>
-            <w:tcMar>
-              <w:top w:w="0" w:type="dxa"/>
-              <w:bottom w:w="0" w:type="dxa"/>
-              <w:left w:w="0" w:type="dxa"/>
-              <w:right w:w="0" w:type="dxa"/>
-            </w:tcMar>
-            <w:vAlign w:val="top"/>
-          </w:tcPr>
-          <w:p>
-            <w:pPr>
-              <w:pStyle w:val="Normal"/>
-              <w:jc w:val="center"/>
-              <w:pBdr>
-                <w:bottom w:val="none" w:sz="0" w:space="0" w:color="000000"/>
-                <w:top w:val="none" w:sz="0" w:space="0" w:color="000000"/>
-                <w:left w:val="none" w:sz="0" w:space="0" w:color="000000"/>
-                <w:right w:val="none" w:sz="0" w:space="0" w:color="000000"/>
-              </w:pBdr>
-              <w:spacing w:after="100" w:before="100" w:line="240"/>
-              <w:ind w:left="100" w:right="100" w:firstLine="0" w:firstLineChars="0"/>
-              <w:rPr>
-                <w:rFonts w:ascii="Arial" w:hAnsi="Arial" w:eastAsia="Arial" w:cs="Arial"/>
-                <w:i w:val="false"/>
-                <w:b w:val="false"/>
-                <w:u w:val="none"/>
-                <w:strike w:val="false"/>
-                <w:sz w:val="22"/>
-                <w:szCs w:val="22"/>
-                <w:color w:val="000000"/>
-              </w:rPr>
-            </w:pPr>
-            <w:r>
-              <w:rPr>
-                <w:rFonts w:ascii="Arial" w:hAnsi="Arial" w:eastAsia="Arial" w:cs="Arial"/>
-                <w:i w:val="false"/>
-                <w:b w:val="false"/>
-                <w:u w:val="none"/>
-                <w:strike w:val="false"/>
-                <w:sz w:val="22"/>
-                <w:szCs w:val="22"/>
-                <w:color w:val="000000"/>
-              </w:rPr>
-              <w:t xml:space="preserve"/>
-            </w:r>
-          </w:p>
-        </w:tc>
-      </w:tr>
-      <w:tr>
-        <w:trPr>
-          <w:trHeight w:val="617" w:hRule="auto"/>
-        </w:trPr>
-        <w:tc>
-          <w:tcPr>
-            <w:tcBorders>
-              <w:bottom w:val="none" w:sz="0" w:space="0" w:color="000000"/>
-              <w:top w:val="none" w:sz="0" w:space="0" w:color="000000"/>
-              <w:left w:val="none" w:sz="0" w:space="0" w:color="000000"/>
-              <w:right w:val="none" w:sz="0" w:space="0" w:color="000000"/>
-            </w:tcBorders>
-            <w:shd w:val="clear" w:color="auto" w:fill="FFFFFF"/>
-            <w:tcMar>
-              <w:top w:w="0" w:type="dxa"/>
-              <w:bottom w:w="0" w:type="dxa"/>
-              <w:left w:w="0" w:type="dxa"/>
-              <w:right w:w="0" w:type="dxa"/>
-            </w:tcMar>
-            <w:vAlign w:val="top"/>
-          </w:tcPr>
-          <w:p>
-            <w:pPr>
-              <w:pStyle w:val="Normal"/>
-              <w:jc w:val="left"/>
-              <w:pBdr>
-                <w:bottom w:val="none" w:sz="0" w:space="0" w:color="000000"/>
-                <w:top w:val="none" w:sz="0" w:space="0" w:color="000000"/>
-                <w:left w:val="none" w:sz="0" w:space="0" w:color="000000"/>
-                <w:right w:val="none" w:sz="0" w:space="0" w:color="000000"/>
-              </w:pBdr>
-              <w:spacing w:after="100" w:before="100" w:line="240"/>
-              <w:ind w:left="300" w:right="100" w:firstLine="0" w:firstLineChars="0"/>
-              <w:rPr>
-                <w:rFonts w:ascii="Arial" w:hAnsi="Arial" w:eastAsia="Arial" w:cs="Arial"/>
-                <w:i w:val="false"/>
-                <w:b w:val="false"/>
-                <w:u w:val="none"/>
-                <w:strike w:val="false"/>
-                <w:sz w:val="22"/>
-                <w:szCs w:val="22"/>
-                <w:color w:val="000000"/>
-              </w:rPr>
-            </w:pPr>
-            <w:r>
-              <w:rPr>
-                <w:rFonts w:ascii="Arial" w:hAnsi="Arial" w:eastAsia="Arial" w:cs="Arial"/>
-                <w:i w:val="false"/>
-                <w:b w:val="false"/>
-                <w:u w:val="none"/>
-                <w:strike w:val="false"/>
-                <w:sz w:val="22"/>
-                <w:szCs w:val="22"/>
-                <w:color w:val="000000"/>
-              </w:rPr>
-              <w:t xml:space="preserve">4</w:t>
-            </w:r>
-          </w:p>
-        </w:tc>
-        <w:tc>
-          <w:tcPr>
-            <w:tcBorders>
-              <w:bottom w:val="none" w:sz="0" w:space="0" w:color="000000"/>
-              <w:top w:val="none" w:sz="0" w:space="0" w:color="000000"/>
-              <w:left w:val="none" w:sz="0" w:space="0" w:color="000000"/>
-              <w:right w:val="none" w:sz="0" w:space="0" w:color="000000"/>
-            </w:tcBorders>
-            <w:shd w:val="clear" w:color="auto" w:fill="FFFFFF"/>
-            <w:tcMar>
-              <w:top w:w="0" w:type="dxa"/>
-              <w:bottom w:w="0" w:type="dxa"/>
-              <w:left w:w="0" w:type="dxa"/>
-              <w:right w:w="0" w:type="dxa"/>
-            </w:tcMar>
-            <w:vAlign w:val="top"/>
-          </w:tcPr>
-          <w:p>
-            <w:pPr>
-              <w:pStyle w:val="Normal"/>
-              <w:jc w:val="center"/>
-              <w:pBdr>
-                <w:bottom w:val="none" w:sz="0" w:space="0" w:color="000000"/>
-                <w:top w:val="none" w:sz="0" w:space="0" w:color="000000"/>
-                <w:left w:val="none" w:sz="0" w:space="0" w:color="000000"/>
-                <w:right w:val="none" w:sz="0" w:space="0" w:color="000000"/>
-              </w:pBdr>
-              <w:spacing w:after="100" w:before="100" w:line="240"/>
-              <w:ind w:left="100" w:right="100" w:firstLine="0" w:firstLineChars="0"/>
-              <w:rPr>
-                <w:rFonts w:ascii="Arial" w:hAnsi="Arial" w:eastAsia="Arial" w:cs="Arial"/>
-                <w:i w:val="false"/>
-                <w:b w:val="false"/>
-                <w:u w:val="none"/>
-                <w:strike w:val="false"/>
-                <w:sz w:val="22"/>
-                <w:szCs w:val="22"/>
-                <w:color w:val="000000"/>
-              </w:rPr>
-            </w:pPr>
-            <w:r>
-              <w:rPr>
-                <w:rFonts w:ascii="Arial" w:hAnsi="Arial" w:eastAsia="Arial" w:cs="Arial"/>
-                <w:i w:val="false"/>
-                <w:b w:val="false"/>
-                <w:u w:val="none"/>
-                <w:strike w:val="false"/>
-                <w:sz w:val="22"/>
-                <w:szCs w:val="22"/>
-                <w:color w:val="000000"/>
-              </w:rPr>
-              <w:t xml:space="preserve">1 (0.4%)</w:t>
-            </w:r>
-          </w:p>
-        </w:tc>
-        <w:tc>
-          <w:tcPr>
-            <w:tcBorders>
-              <w:bottom w:val="none" w:sz="0" w:space="0" w:color="000000"/>
-              <w:top w:val="none" w:sz="0" w:space="0" w:color="000000"/>
-              <w:left w:val="none" w:sz="0" w:space="0" w:color="000000"/>
-              <w:right w:val="none" w:sz="0" w:space="0" w:color="000000"/>
-            </w:tcBorders>
-            <w:shd w:val="clear" w:color="auto" w:fill="FFFFFF"/>
-            <w:tcMar>
-              <w:top w:w="0" w:type="dxa"/>
-              <w:bottom w:w="0" w:type="dxa"/>
-              <w:left w:w="0" w:type="dxa"/>
-              <w:right w:w="0" w:type="dxa"/>
-            </w:tcMar>
-            <w:vAlign w:val="top"/>
-          </w:tcPr>
-          <w:p>
-            <w:pPr>
-              <w:pStyle w:val="Normal"/>
-              <w:jc w:val="center"/>
-              <w:pBdr>
-                <w:bottom w:val="none" w:sz="0" w:space="0" w:color="000000"/>
-                <w:top w:val="none" w:sz="0" w:space="0" w:color="000000"/>
-                <w:left w:val="none" w:sz="0" w:space="0" w:color="000000"/>
-                <w:right w:val="none" w:sz="0" w:space="0" w:color="000000"/>
-              </w:pBdr>
-              <w:spacing w:after="100" w:before="100" w:line="240"/>
-              <w:ind w:left="100" w:right="100" w:firstLine="0" w:firstLineChars="0"/>
-              <w:rPr>
-                <w:rFonts w:ascii="Arial" w:hAnsi="Arial" w:eastAsia="Arial" w:cs="Arial"/>
-                <w:i w:val="false"/>
-                <w:b w:val="false"/>
-                <w:u w:val="none"/>
-                <w:strike w:val="false"/>
-                <w:sz w:val="22"/>
-                <w:szCs w:val="22"/>
-                <w:color w:val="000000"/>
-              </w:rPr>
-            </w:pPr>
-            <w:r>
-              <w:rPr>
-                <w:rFonts w:ascii="Arial" w:hAnsi="Arial" w:eastAsia="Arial" w:cs="Arial"/>
-                <w:i w:val="false"/>
-                <w:b w:val="false"/>
-                <w:u w:val="none"/>
-                <w:strike w:val="false"/>
-                <w:sz w:val="22"/>
-                <w:szCs w:val="22"/>
-                <w:color w:val="000000"/>
-              </w:rPr>
-              <w:t xml:space="preserve">1 (1.0%)</w:t>
-            </w:r>
-          </w:p>
-        </w:tc>
-        <w:tc>
-          <w:tcPr>
-            <w:tcBorders>
-              <w:bottom w:val="none" w:sz="0" w:space="0" w:color="000000"/>
-              <w:top w:val="none" w:sz="0" w:space="0" w:color="000000"/>
-              <w:left w:val="none" w:sz="0" w:space="0" w:color="000000"/>
-              <w:right w:val="none" w:sz="0" w:space="0" w:color="000000"/>
-            </w:tcBorders>
-            <w:shd w:val="clear" w:color="auto" w:fill="FFFFFF"/>
-            <w:tcMar>
-              <w:top w:w="0" w:type="dxa"/>
-              <w:bottom w:w="0" w:type="dxa"/>
-              <w:left w:w="0" w:type="dxa"/>
-              <w:right w:w="0" w:type="dxa"/>
-            </w:tcMar>
-            <w:vAlign w:val="top"/>
-          </w:tcPr>
-          <w:p>
-            <w:pPr>
-              <w:pStyle w:val="Normal"/>
-              <w:jc w:val="center"/>
-              <w:pBdr>
-                <w:bottom w:val="none" w:sz="0" w:space="0" w:color="000000"/>
-                <w:top w:val="none" w:sz="0" w:space="0" w:color="000000"/>
-                <w:left w:val="none" w:sz="0" w:space="0" w:color="000000"/>
-                <w:right w:val="none" w:sz="0" w:space="0" w:color="000000"/>
-              </w:pBdr>
-              <w:spacing w:after="100" w:before="100" w:line="240"/>
-              <w:ind w:left="100" w:right="100" w:firstLine="0" w:firstLineChars="0"/>
-              <w:rPr>
-                <w:rFonts w:ascii="Arial" w:hAnsi="Arial" w:eastAsia="Arial" w:cs="Arial"/>
-                <w:i w:val="false"/>
-                <w:b w:val="false"/>
-                <w:u w:val="none"/>
-                <w:strike w:val="false"/>
-                <w:sz w:val="22"/>
-                <w:szCs w:val="22"/>
-                <w:color w:val="000000"/>
-              </w:rPr>
-            </w:pPr>
-            <w:r>
-              <w:rPr>
-                <w:rFonts w:ascii="Arial" w:hAnsi="Arial" w:eastAsia="Arial" w:cs="Arial"/>
-                <w:i w:val="false"/>
-                <w:b w:val="false"/>
-                <w:u w:val="none"/>
-                <w:strike w:val="false"/>
-                <w:sz w:val="22"/>
-                <w:szCs w:val="22"/>
-                <w:color w:val="000000"/>
-              </w:rPr>
-              <w:t xml:space="preserve">0 (0.0%)</w:t>
-            </w:r>
-          </w:p>
-        </w:tc>
-        <w:tc>
-          <w:tcPr>
-            <w:tcBorders>
-              <w:bottom w:val="none" w:sz="0" w:space="0" w:color="000000"/>
-              <w:top w:val="none" w:sz="0" w:space="0" w:color="000000"/>
-              <w:left w:val="none" w:sz="0" w:space="0" w:color="000000"/>
-              <w:right w:val="none" w:sz="0" w:space="0" w:color="000000"/>
-            </w:tcBorders>
-            <w:shd w:val="clear" w:color="auto" w:fill="FFFFFF"/>
-            <w:tcMar>
-              <w:top w:w="0" w:type="dxa"/>
-              <w:bottom w:w="0" w:type="dxa"/>
-              <w:left w:w="0" w:type="dxa"/>
-              <w:right w:w="0" w:type="dxa"/>
-            </w:tcMar>
-            <w:vAlign w:val="top"/>
-          </w:tcPr>
-          <w:p>
-            <w:pPr>
-              <w:pStyle w:val="Normal"/>
-              <w:jc w:val="center"/>
-              <w:pBdr>
-                <w:bottom w:val="none" w:sz="0" w:space="0" w:color="000000"/>
-                <w:top w:val="none" w:sz="0" w:space="0" w:color="000000"/>
-                <w:left w:val="none" w:sz="0" w:space="0" w:color="000000"/>
-                <w:right w:val="none" w:sz="0" w:space="0" w:color="000000"/>
-              </w:pBdr>
-              <w:spacing w:after="100" w:before="100" w:line="240"/>
-              <w:ind w:left="100" w:right="100" w:firstLine="0" w:firstLineChars="0"/>
-              <w:rPr>
-                <w:rFonts w:ascii="Arial" w:hAnsi="Arial" w:eastAsia="Arial" w:cs="Arial"/>
-                <w:i w:val="false"/>
-                <w:b w:val="false"/>
-                <w:u w:val="none"/>
-                <w:strike w:val="false"/>
-                <w:sz w:val="22"/>
-                <w:szCs w:val="22"/>
-                <w:color w:val="000000"/>
-              </w:rPr>
-            </w:pPr>
-            <w:r>
-              <w:rPr>
-                <w:rFonts w:ascii="Arial" w:hAnsi="Arial" w:eastAsia="Arial" w:cs="Arial"/>
-                <w:i w:val="false"/>
-                <w:b w:val="false"/>
-                <w:u w:val="none"/>
-                <w:strike w:val="false"/>
-                <w:sz w:val="22"/>
-                <w:szCs w:val="22"/>
-                <w:color w:val="000000"/>
-              </w:rPr>
-              <w:t xml:space="preserve"/>
-            </w:r>
-          </w:p>
-        </w:tc>
-      </w:tr>
-      <w:tr>
-        <w:trPr>
-          <w:trHeight w:val="617" w:hRule="auto"/>
-        </w:trPr>
-        <w:tc>
-          <w:tcPr>
-            <w:tcBorders>
-              <w:bottom w:val="none" w:sz="0" w:space="0" w:color="000000"/>
-              <w:top w:val="none" w:sz="0" w:space="0" w:color="000000"/>
-              <w:left w:val="none" w:sz="0" w:space="0" w:color="000000"/>
-              <w:right w:val="none" w:sz="0" w:space="0" w:color="000000"/>
-            </w:tcBorders>
-            <w:shd w:val="clear" w:color="auto" w:fill="FFFFFF"/>
-            <w:tcMar>
-              <w:top w:w="0" w:type="dxa"/>
-              <w:bottom w:w="0" w:type="dxa"/>
-              <w:left w:w="0" w:type="dxa"/>
-              <w:right w:w="0" w:type="dxa"/>
-            </w:tcMar>
-            <w:vAlign w:val="top"/>
-          </w:tcPr>
-          <w:p>
-            <w:pPr>
-              <w:pStyle w:val="Normal"/>
-              <w:jc w:val="left"/>
-              <w:pBdr>
-                <w:bottom w:val="none" w:sz="0" w:space="0" w:color="000000"/>
-                <w:top w:val="none" w:sz="0" w:space="0" w:color="000000"/>
-                <w:left w:val="none" w:sz="0" w:space="0" w:color="000000"/>
-                <w:right w:val="none" w:sz="0" w:space="0" w:color="000000"/>
-              </w:pBdr>
-              <w:spacing w:after="100" w:before="100" w:line="240"/>
-              <w:ind w:left="300" w:right="100" w:firstLine="0" w:firstLineChars="0"/>
-              <w:rPr>
-                <w:rFonts w:ascii="Arial" w:hAnsi="Arial" w:eastAsia="Arial" w:cs="Arial"/>
-                <w:i w:val="false"/>
-                <w:b w:val="false"/>
-                <w:u w:val="none"/>
-                <w:strike w:val="false"/>
-                <w:sz w:val="22"/>
-                <w:szCs w:val="22"/>
-                <w:color w:val="000000"/>
-              </w:rPr>
-            </w:pPr>
-            <w:r>
-              <w:rPr>
-                <w:rFonts w:ascii="Arial" w:hAnsi="Arial" w:eastAsia="Arial" w:cs="Arial"/>
-                <w:i w:val="false"/>
-                <w:b w:val="false"/>
-                <w:u w:val="none"/>
-                <w:strike w:val="false"/>
-                <w:sz w:val="22"/>
-                <w:szCs w:val="22"/>
-                <w:color w:val="000000"/>
-              </w:rPr>
-              <w:t xml:space="preserve">5</w:t>
-            </w:r>
-          </w:p>
-        </w:tc>
-        <w:tc>
-          <w:tcPr>
-            <w:tcBorders>
-              <w:bottom w:val="none" w:sz="0" w:space="0" w:color="000000"/>
-              <w:top w:val="none" w:sz="0" w:space="0" w:color="000000"/>
-              <w:left w:val="none" w:sz="0" w:space="0" w:color="000000"/>
-              <w:right w:val="none" w:sz="0" w:space="0" w:color="000000"/>
-            </w:tcBorders>
-            <w:shd w:val="clear" w:color="auto" w:fill="FFFFFF"/>
-            <w:tcMar>
-              <w:top w:w="0" w:type="dxa"/>
-              <w:bottom w:w="0" w:type="dxa"/>
-              <w:left w:w="0" w:type="dxa"/>
-              <w:right w:w="0" w:type="dxa"/>
-            </w:tcMar>
-            <w:vAlign w:val="top"/>
-          </w:tcPr>
-          <w:p>
-            <w:pPr>
-              <w:pStyle w:val="Normal"/>
-              <w:jc w:val="center"/>
-              <w:pBdr>
-                <w:bottom w:val="none" w:sz="0" w:space="0" w:color="000000"/>
-                <w:top w:val="none" w:sz="0" w:space="0" w:color="000000"/>
-                <w:left w:val="none" w:sz="0" w:space="0" w:color="000000"/>
-                <w:right w:val="none" w:sz="0" w:space="0" w:color="000000"/>
-              </w:pBdr>
-              <w:spacing w:after="100" w:before="100" w:line="240"/>
-              <w:ind w:left="100" w:right="100" w:firstLine="0" w:firstLineChars="0"/>
-              <w:rPr>
-                <w:rFonts w:ascii="Arial" w:hAnsi="Arial" w:eastAsia="Arial" w:cs="Arial"/>
-                <w:i w:val="false"/>
-                <w:b w:val="false"/>
-                <w:u w:val="none"/>
-                <w:strike w:val="false"/>
-                <w:sz w:val="22"/>
-                <w:szCs w:val="22"/>
-                <w:color w:val="000000"/>
-              </w:rPr>
-            </w:pPr>
-            <w:r>
-              <w:rPr>
-                <w:rFonts w:ascii="Arial" w:hAnsi="Arial" w:eastAsia="Arial" w:cs="Arial"/>
-                <w:i w:val="false"/>
-                <w:b w:val="false"/>
-                <w:u w:val="none"/>
-                <w:strike w:val="false"/>
-                <w:sz w:val="22"/>
-                <w:szCs w:val="22"/>
-                <w:color w:val="000000"/>
-              </w:rPr>
-              <w:t xml:space="preserve">1 (0.4%)</w:t>
-            </w:r>
-          </w:p>
-        </w:tc>
-        <w:tc>
-          <w:tcPr>
-            <w:tcBorders>
-              <w:bottom w:val="none" w:sz="0" w:space="0" w:color="000000"/>
-              <w:top w:val="none" w:sz="0" w:space="0" w:color="000000"/>
-              <w:left w:val="none" w:sz="0" w:space="0" w:color="000000"/>
-              <w:right w:val="none" w:sz="0" w:space="0" w:color="000000"/>
-            </w:tcBorders>
-            <w:shd w:val="clear" w:color="auto" w:fill="FFFFFF"/>
-            <w:tcMar>
-              <w:top w:w="0" w:type="dxa"/>
-              <w:bottom w:w="0" w:type="dxa"/>
-              <w:left w:w="0" w:type="dxa"/>
-              <w:right w:w="0" w:type="dxa"/>
-            </w:tcMar>
-            <w:vAlign w:val="top"/>
-          </w:tcPr>
-          <w:p>
-            <w:pPr>
-              <w:pStyle w:val="Normal"/>
-              <w:jc w:val="center"/>
-              <w:pBdr>
-                <w:bottom w:val="none" w:sz="0" w:space="0" w:color="000000"/>
-                <w:top w:val="none" w:sz="0" w:space="0" w:color="000000"/>
-                <w:left w:val="none" w:sz="0" w:space="0" w:color="000000"/>
-                <w:right w:val="none" w:sz="0" w:space="0" w:color="000000"/>
-              </w:pBdr>
-              <w:spacing w:after="100" w:before="100" w:line="240"/>
-              <w:ind w:left="100" w:right="100" w:firstLine="0" w:firstLineChars="0"/>
-              <w:rPr>
-                <w:rFonts w:ascii="Arial" w:hAnsi="Arial" w:eastAsia="Arial" w:cs="Arial"/>
-                <w:i w:val="false"/>
-                <w:b w:val="false"/>
-                <w:u w:val="none"/>
-                <w:strike w:val="false"/>
-                <w:sz w:val="22"/>
-                <w:szCs w:val="22"/>
-                <w:color w:val="000000"/>
-              </w:rPr>
-            </w:pPr>
-            <w:r>
-              <w:rPr>
-                <w:rFonts w:ascii="Arial" w:hAnsi="Arial" w:eastAsia="Arial" w:cs="Arial"/>
-                <w:i w:val="false"/>
-                <w:b w:val="false"/>
-                <w:u w:val="none"/>
-                <w:strike w:val="false"/>
-                <w:sz w:val="22"/>
-                <w:szCs w:val="22"/>
-                <w:color w:val="000000"/>
-              </w:rPr>
-              <w:t xml:space="preserve">1 (1.0%)</w:t>
-            </w:r>
-          </w:p>
-        </w:tc>
-        <w:tc>
-          <w:tcPr>
-            <w:tcBorders>
-              <w:bottom w:val="none" w:sz="0" w:space="0" w:color="000000"/>
-              <w:top w:val="none" w:sz="0" w:space="0" w:color="000000"/>
-              <w:left w:val="none" w:sz="0" w:space="0" w:color="000000"/>
-              <w:right w:val="none" w:sz="0" w:space="0" w:color="000000"/>
-            </w:tcBorders>
-            <w:shd w:val="clear" w:color="auto" w:fill="FFFFFF"/>
-            <w:tcMar>
-              <w:top w:w="0" w:type="dxa"/>
-              <w:bottom w:w="0" w:type="dxa"/>
-              <w:left w:w="0" w:type="dxa"/>
-              <w:right w:w="0" w:type="dxa"/>
-            </w:tcMar>
-            <w:vAlign w:val="top"/>
-          </w:tcPr>
-          <w:p>
-            <w:pPr>
-              <w:pStyle w:val="Normal"/>
-              <w:jc w:val="center"/>
-              <w:pBdr>
-                <w:bottom w:val="none" w:sz="0" w:space="0" w:color="000000"/>
-                <w:top w:val="none" w:sz="0" w:space="0" w:color="000000"/>
-                <w:left w:val="none" w:sz="0" w:space="0" w:color="000000"/>
-                <w:right w:val="none" w:sz="0" w:space="0" w:color="000000"/>
-              </w:pBdr>
-              <w:spacing w:after="100" w:before="100" w:line="240"/>
-              <w:ind w:left="100" w:right="100" w:firstLine="0" w:firstLineChars="0"/>
-              <w:rPr>
-                <w:rFonts w:ascii="Arial" w:hAnsi="Arial" w:eastAsia="Arial" w:cs="Arial"/>
-                <w:i w:val="false"/>
-                <w:b w:val="false"/>
-                <w:u w:val="none"/>
-                <w:strike w:val="false"/>
-                <w:sz w:val="22"/>
-                <w:szCs w:val="22"/>
-                <w:color w:val="000000"/>
-              </w:rPr>
-            </w:pPr>
-            <w:r>
-              <w:rPr>
-                <w:rFonts w:ascii="Arial" w:hAnsi="Arial" w:eastAsia="Arial" w:cs="Arial"/>
-                <w:i w:val="false"/>
-                <w:b w:val="false"/>
-                <w:u w:val="none"/>
-                <w:strike w:val="false"/>
-                <w:sz w:val="22"/>
-                <w:szCs w:val="22"/>
-                <w:color w:val="000000"/>
-              </w:rPr>
-              <w:t xml:space="preserve">0 (0.0%)</w:t>
-            </w:r>
-          </w:p>
-        </w:tc>
-        <w:tc>
-          <w:tcPr>
-            <w:tcBorders>
-              <w:bottom w:val="none" w:sz="0" w:space="0" w:color="000000"/>
-              <w:top w:val="none" w:sz="0" w:space="0" w:color="000000"/>
-              <w:left w:val="none" w:sz="0" w:space="0" w:color="000000"/>
-              <w:right w:val="none" w:sz="0" w:space="0" w:color="000000"/>
-            </w:tcBorders>
-            <w:shd w:val="clear" w:color="auto" w:fill="FFFFFF"/>
-            <w:tcMar>
-              <w:top w:w="0" w:type="dxa"/>
-              <w:bottom w:w="0" w:type="dxa"/>
-              <w:left w:w="0" w:type="dxa"/>
-              <w:right w:w="0" w:type="dxa"/>
-            </w:tcMar>
-            <w:vAlign w:val="top"/>
-          </w:tcPr>
-          <w:p>
-            <w:pPr>
-              <w:pStyle w:val="Normal"/>
-              <w:jc w:val="center"/>
-              <w:pBdr>
-                <w:bottom w:val="none" w:sz="0" w:space="0" w:color="000000"/>
-                <w:top w:val="none" w:sz="0" w:space="0" w:color="000000"/>
-                <w:left w:val="none" w:sz="0" w:space="0" w:color="000000"/>
-                <w:right w:val="none" w:sz="0" w:space="0" w:color="000000"/>
-              </w:pBdr>
-              <w:spacing w:after="100" w:before="100" w:line="240"/>
-              <w:ind w:left="100" w:right="100" w:firstLine="0" w:firstLineChars="0"/>
-              <w:rPr>
-                <w:rFonts w:ascii="Arial" w:hAnsi="Arial" w:eastAsia="Arial" w:cs="Arial"/>
-                <w:i w:val="false"/>
-                <w:b w:val="false"/>
-                <w:u w:val="none"/>
-                <w:strike w:val="false"/>
-                <w:sz w:val="22"/>
-                <w:szCs w:val="22"/>
-                <w:color w:val="000000"/>
-              </w:rPr>
-            </w:pPr>
-            <w:r>
-              <w:rPr>
-                <w:rFonts w:ascii="Arial" w:hAnsi="Arial" w:eastAsia="Arial" w:cs="Arial"/>
-                <w:i w:val="false"/>
-                <w:b w:val="false"/>
-                <w:u w:val="none"/>
-                <w:strike w:val="false"/>
-                <w:sz w:val="22"/>
-                <w:szCs w:val="22"/>
-                <w:color w:val="000000"/>
-              </w:rPr>
-              <w:t xml:space="preserve"/>
-            </w:r>
-          </w:p>
-        </w:tc>
-      </w:tr>
-      <w:tr>
-        <w:trPr>
-          <w:trHeight w:val="614" w:hRule="auto"/>
-        </w:trPr>
-        <w:tc>
-          <w:tcPr>
-            <w:tcBorders>
-              <w:bottom w:val="none" w:sz="0" w:space="0" w:color="000000"/>
-              <w:top w:val="none" w:sz="0" w:space="0" w:color="000000"/>
-              <w:left w:val="none" w:sz="0" w:space="0" w:color="000000"/>
-              <w:right w:val="none" w:sz="0" w:space="0" w:color="000000"/>
-            </w:tcBorders>
-            <w:shd w:val="clear" w:color="auto" w:fill="FFFFFF"/>
-            <w:tcMar>
-              <w:top w:w="0" w:type="dxa"/>
-              <w:bottom w:w="0" w:type="dxa"/>
-              <w:left w:w="0" w:type="dxa"/>
-              <w:right w:w="0" w:type="dxa"/>
-            </w:tcMar>
-            <w:vAlign w:val="top"/>
-          </w:tcPr>
-          <w:p>
-            <w:pPr>
-              <w:pStyle w:val="Normal"/>
-              <w:jc w:val="left"/>
-              <w:pBdr>
-                <w:bottom w:val="none" w:sz="0" w:space="0" w:color="000000"/>
-                <w:top w:val="none" w:sz="0" w:space="0" w:color="000000"/>
-                <w:left w:val="none" w:sz="0" w:space="0" w:color="000000"/>
-                <w:right w:val="none" w:sz="0" w:space="0" w:color="000000"/>
-              </w:pBdr>
-              <w:spacing w:after="100" w:before="100" w:line="240"/>
-              <w:ind w:left="300" w:right="100" w:firstLine="0" w:firstLineChars="0"/>
-              <w:rPr>
-                <w:rFonts w:ascii="Arial" w:hAnsi="Arial" w:eastAsia="Arial" w:cs="Arial"/>
-                <w:i w:val="false"/>
-                <w:b w:val="false"/>
-                <w:u w:val="none"/>
-                <w:strike w:val="false"/>
-                <w:sz w:val="22"/>
-                <w:szCs w:val="22"/>
-                <w:color w:val="000000"/>
-              </w:rPr>
-            </w:pPr>
-            <w:r>
-              <w:rPr>
-                <w:rFonts w:ascii="Arial" w:hAnsi="Arial" w:eastAsia="Arial" w:cs="Arial"/>
-                <w:i w:val="false"/>
-                <w:b w:val="false"/>
-                <w:u w:val="none"/>
-                <w:strike w:val="false"/>
-                <w:sz w:val="22"/>
-                <w:szCs w:val="22"/>
-                <w:color w:val="000000"/>
-              </w:rPr>
-              <w:t xml:space="preserve">Missing</w:t>
-            </w:r>
-          </w:p>
-        </w:tc>
-        <w:tc>
-          <w:tcPr>
-            <w:tcBorders>
-              <w:bottom w:val="none" w:sz="0" w:space="0" w:color="000000"/>
-              <w:top w:val="none" w:sz="0" w:space="0" w:color="000000"/>
-              <w:left w:val="none" w:sz="0" w:space="0" w:color="000000"/>
-              <w:right w:val="none" w:sz="0" w:space="0" w:color="000000"/>
-            </w:tcBorders>
-            <w:shd w:val="clear" w:color="auto" w:fill="FFFFFF"/>
-            <w:tcMar>
-              <w:top w:w="0" w:type="dxa"/>
-              <w:bottom w:w="0" w:type="dxa"/>
-              <w:left w:w="0" w:type="dxa"/>
-              <w:right w:w="0" w:type="dxa"/>
-            </w:tcMar>
-            <w:vAlign w:val="top"/>
-          </w:tcPr>
-          <w:p>
-            <w:pPr>
-              <w:pStyle w:val="Normal"/>
-              <w:jc w:val="center"/>
-              <w:pBdr>
-                <w:bottom w:val="none" w:sz="0" w:space="0" w:color="000000"/>
-                <w:top w:val="none" w:sz="0" w:space="0" w:color="000000"/>
-                <w:left w:val="none" w:sz="0" w:space="0" w:color="000000"/>
-                <w:right w:val="none" w:sz="0" w:space="0" w:color="000000"/>
-              </w:pBdr>
-              <w:spacing w:after="100" w:before="100" w:line="240"/>
-              <w:ind w:left="100" w:right="100" w:firstLine="0" w:firstLineChars="0"/>
-              <w:rPr>
-                <w:rFonts w:ascii="Arial" w:hAnsi="Arial" w:eastAsia="Arial" w:cs="Arial"/>
-                <w:i w:val="false"/>
-                <w:b w:val="false"/>
-                <w:u w:val="none"/>
-                <w:strike w:val="false"/>
-                <w:sz w:val="22"/>
-                <w:szCs w:val="22"/>
-                <w:color w:val="000000"/>
-              </w:rPr>
-            </w:pPr>
-            <w:r>
-              <w:rPr>
-                <w:rFonts w:ascii="Arial" w:hAnsi="Arial" w:eastAsia="Arial" w:cs="Arial"/>
-                <w:i w:val="false"/>
-                <w:b w:val="false"/>
-                <w:u w:val="none"/>
-                <w:strike w:val="false"/>
-                <w:sz w:val="22"/>
-                <w:szCs w:val="22"/>
-                <w:color w:val="000000"/>
-              </w:rPr>
-              <w:t xml:space="preserve">139</w:t>
-            </w:r>
-          </w:p>
-        </w:tc>
-        <w:tc>
-          <w:tcPr>
-            <w:tcBorders>
-              <w:bottom w:val="none" w:sz="0" w:space="0" w:color="000000"/>
-              <w:top w:val="none" w:sz="0" w:space="0" w:color="000000"/>
-              <w:left w:val="none" w:sz="0" w:space="0" w:color="000000"/>
-              <w:right w:val="none" w:sz="0" w:space="0" w:color="000000"/>
-            </w:tcBorders>
-            <w:shd w:val="clear" w:color="auto" w:fill="FFFFFF"/>
-            <w:tcMar>
-              <w:top w:w="0" w:type="dxa"/>
-              <w:bottom w:w="0" w:type="dxa"/>
-              <w:left w:w="0" w:type="dxa"/>
-              <w:right w:w="0" w:type="dxa"/>
-            </w:tcMar>
-            <w:vAlign w:val="top"/>
-          </w:tcPr>
-          <w:p>
-            <w:pPr>
-              <w:pStyle w:val="Normal"/>
-              <w:jc w:val="center"/>
-              <w:pBdr>
-                <w:bottom w:val="none" w:sz="0" w:space="0" w:color="000000"/>
-                <w:top w:val="none" w:sz="0" w:space="0" w:color="000000"/>
-                <w:left w:val="none" w:sz="0" w:space="0" w:color="000000"/>
-                <w:right w:val="none" w:sz="0" w:space="0" w:color="000000"/>
-              </w:pBdr>
-              <w:spacing w:after="100" w:before="100" w:line="240"/>
-              <w:ind w:left="100" w:right="100" w:firstLine="0" w:firstLineChars="0"/>
-              <w:rPr>
-                <w:rFonts w:ascii="Arial" w:hAnsi="Arial" w:eastAsia="Arial" w:cs="Arial"/>
-                <w:i w:val="false"/>
-                <w:b w:val="false"/>
-                <w:u w:val="none"/>
-                <w:strike w:val="false"/>
-                <w:sz w:val="22"/>
-                <w:szCs w:val="22"/>
-                <w:color w:val="000000"/>
-              </w:rPr>
-            </w:pPr>
-            <w:r>
-              <w:rPr>
-                <w:rFonts w:ascii="Arial" w:hAnsi="Arial" w:eastAsia="Arial" w:cs="Arial"/>
-                <w:i w:val="false"/>
-                <w:b w:val="false"/>
-                <w:u w:val="none"/>
-                <w:strike w:val="false"/>
-                <w:sz w:val="22"/>
-                <w:szCs w:val="22"/>
-                <w:color w:val="000000"/>
-              </w:rPr>
-              <w:t xml:space="preserve">93</w:t>
-            </w:r>
-          </w:p>
-        </w:tc>
-        <w:tc>
-          <w:tcPr>
-            <w:tcBorders>
-              <w:bottom w:val="none" w:sz="0" w:space="0" w:color="000000"/>
-              <w:top w:val="none" w:sz="0" w:space="0" w:color="000000"/>
-              <w:left w:val="none" w:sz="0" w:space="0" w:color="000000"/>
-              <w:right w:val="none" w:sz="0" w:space="0" w:color="000000"/>
-            </w:tcBorders>
-            <w:shd w:val="clear" w:color="auto" w:fill="FFFFFF"/>
-            <w:tcMar>
-              <w:top w:w="0" w:type="dxa"/>
-              <w:bottom w:w="0" w:type="dxa"/>
-              <w:left w:w="0" w:type="dxa"/>
-              <w:right w:w="0" w:type="dxa"/>
-            </w:tcMar>
-            <w:vAlign w:val="top"/>
-          </w:tcPr>
-          <w:p>
-            <w:pPr>
-              <w:pStyle w:val="Normal"/>
-              <w:jc w:val="center"/>
-              <w:pBdr>
-                <w:bottom w:val="none" w:sz="0" w:space="0" w:color="000000"/>
-                <w:top w:val="none" w:sz="0" w:space="0" w:color="000000"/>
-                <w:left w:val="none" w:sz="0" w:space="0" w:color="000000"/>
-                <w:right w:val="none" w:sz="0" w:space="0" w:color="000000"/>
-              </w:pBdr>
-              <w:spacing w:after="100" w:before="100" w:line="240"/>
-              <w:ind w:left="100" w:right="100" w:firstLine="0" w:firstLineChars="0"/>
-              <w:rPr>
-                <w:rFonts w:ascii="Arial" w:hAnsi="Arial" w:eastAsia="Arial" w:cs="Arial"/>
-                <w:i w:val="false"/>
-                <w:b w:val="false"/>
-                <w:u w:val="none"/>
-                <w:strike w:val="false"/>
-                <w:sz w:val="22"/>
-                <w:szCs w:val="22"/>
-                <w:color w:val="000000"/>
-              </w:rPr>
-            </w:pPr>
-            <w:r>
-              <w:rPr>
-                <w:rFonts w:ascii="Arial" w:hAnsi="Arial" w:eastAsia="Arial" w:cs="Arial"/>
-                <w:i w:val="false"/>
-                <w:b w:val="false"/>
-                <w:u w:val="none"/>
-                <w:strike w:val="false"/>
-                <w:sz w:val="22"/>
-                <w:szCs w:val="22"/>
-                <w:color w:val="000000"/>
-              </w:rPr>
-              <w:t xml:space="preserve">46</w:t>
             </w:r>
           </w:p>
         </w:tc>
